--- a/public/Ma trận mẫu.docx
+++ b/public/Ma trận mẫu.docx
@@ -186,37 +186,6 @@
           <w:b/>
           <w:color w:val="000000" w:themeColor="text1"/>
         </w:rPr>
-        <w:t xml:space="preserve">Thời gian làm bài: </w:t>
-      </w:r>
-      <w:r>
-        <w:rPr>
-          <w:rFonts w:asciiTheme="majorHAnsi" w:hAnsiTheme="majorHAnsi" w:cstheme="majorHAnsi"/>
-          <w:color w:val="000000" w:themeColor="text1"/>
-        </w:rPr>
-        <w:t>45 phút.</w:t>
-      </w:r>
-    </w:p>
-    <w:p>
-      <w:pPr>
-        <w:jc w:val="both"/>
-        <w:rPr>
-          <w:rFonts w:asciiTheme="majorHAnsi" w:hAnsiTheme="majorHAnsi" w:cstheme="majorHAnsi"/>
-          <w:color w:val="000000" w:themeColor="text1"/>
-        </w:rPr>
-      </w:pPr>
-      <w:r>
-        <w:rPr>
-          <w:rFonts w:asciiTheme="majorHAnsi" w:hAnsiTheme="majorHAnsi" w:cstheme="majorHAnsi"/>
-          <w:color w:val="000000" w:themeColor="text1"/>
-        </w:rPr>
-        <w:t xml:space="preserve">- </w:t>
-      </w:r>
-      <w:r>
-        <w:rPr>
-          <w:rFonts w:asciiTheme="majorHAnsi" w:hAnsiTheme="majorHAnsi" w:cstheme="majorHAnsi"/>
-          <w:b/>
-          <w:color w:val="000000" w:themeColor="text1"/>
-        </w:rPr>
         <w:t xml:space="preserve">Hình thức kiểm tra: </w:t>
       </w:r>
       <w:r>
@@ -258,105 +227,6 @@
         <w:jc w:val="both"/>
         <w:rPr>
           <w:rFonts w:asciiTheme="majorHAnsi" w:hAnsiTheme="majorHAnsi" w:cstheme="majorHAnsi"/>
-          <w:i/>
-          <w:iCs/>
-          <w:color w:val="000000" w:themeColor="text1"/>
-          <w:bdr w:val="none" w:sz="0" w:space="0" w:color="auto" w:frame="1"/>
-          <w:lang w:val="nl-NL"/>
-        </w:rPr>
-      </w:pPr>
-      <w:r>
-        <w:rPr>
-          <w:rFonts w:asciiTheme="majorHAnsi" w:hAnsiTheme="majorHAnsi" w:cstheme="majorHAnsi"/>
-          <w:color w:val="000000" w:themeColor="text1"/>
-          <w:lang w:val="nl-NL"/>
-        </w:rPr>
-        <w:t xml:space="preserve">+ </w:t>
-      </w:r>
-      <w:r>
-        <w:rPr>
-          <w:rFonts w:asciiTheme="majorHAnsi" w:hAnsiTheme="majorHAnsi" w:cstheme="majorHAnsi"/>
-          <w:color w:val="000000" w:themeColor="text1"/>
-        </w:rPr>
-        <w:t>Cấp độ tư duy</w:t>
-      </w:r>
-      <w:r>
-        <w:rPr>
-          <w:rFonts w:asciiTheme="majorHAnsi" w:hAnsiTheme="majorHAnsi" w:cstheme="majorHAnsi"/>
-          <w:color w:val="000000" w:themeColor="text1"/>
-          <w:lang w:val="nl-NL"/>
-        </w:rPr>
-        <w:t>:</w:t>
-      </w:r>
-      <w:r>
-        <w:rPr>
-          <w:rFonts w:asciiTheme="majorHAnsi" w:hAnsiTheme="majorHAnsi" w:cstheme="majorHAnsi"/>
-          <w:b/>
-          <w:color w:val="000000" w:themeColor="text1"/>
-          <w:lang w:val="nl-NL"/>
-        </w:rPr>
-        <w:t xml:space="preserve"> </w:t>
-      </w:r>
-      <w:r>
-        <w:rPr>
-          <w:rFonts w:asciiTheme="majorHAnsi" w:hAnsiTheme="majorHAnsi" w:cstheme="majorHAnsi"/>
-          <w:i/>
-          <w:iCs/>
-          <w:color w:val="000000" w:themeColor="text1"/>
-          <w:bdr w:val="none" w:sz="0" w:space="0" w:color="auto" w:frame="1"/>
-          <w:lang w:val="nl-NL"/>
-        </w:rPr>
-        <w:t xml:space="preserve">40% </w:t>
-      </w:r>
-      <w:r>
-        <w:rPr>
-          <w:rFonts w:asciiTheme="majorHAnsi" w:hAnsiTheme="majorHAnsi" w:cstheme="majorHAnsi"/>
-          <w:i/>
-          <w:iCs/>
-          <w:color w:val="000000" w:themeColor="text1"/>
-          <w:bdr w:val="none" w:sz="0" w:space="0" w:color="auto" w:frame="1"/>
-        </w:rPr>
-        <w:t>B</w:t>
-      </w:r>
-      <w:r>
-        <w:rPr>
-          <w:rFonts w:asciiTheme="majorHAnsi" w:hAnsiTheme="majorHAnsi" w:cstheme="majorHAnsi"/>
-          <w:i/>
-          <w:iCs/>
-          <w:color w:val="000000" w:themeColor="text1"/>
-          <w:bdr w:val="none" w:sz="0" w:space="0" w:color="auto" w:frame="1"/>
-          <w:lang w:val="nl-NL"/>
-        </w:rPr>
-        <w:t xml:space="preserve">iết; 30% </w:t>
-      </w:r>
-      <w:r>
-        <w:rPr>
-          <w:rFonts w:asciiTheme="majorHAnsi" w:hAnsiTheme="majorHAnsi" w:cstheme="majorHAnsi"/>
-          <w:i/>
-          <w:iCs/>
-          <w:color w:val="000000" w:themeColor="text1"/>
-          <w:bdr w:val="none" w:sz="0" w:space="0" w:color="auto" w:frame="1"/>
-        </w:rPr>
-        <w:t>H</w:t>
-      </w:r>
-      <w:r>
-        <w:rPr>
-          <w:rFonts w:asciiTheme="majorHAnsi" w:hAnsiTheme="majorHAnsi" w:cstheme="majorHAnsi"/>
-          <w:i/>
-          <w:iCs/>
-          <w:color w:val="000000" w:themeColor="text1"/>
-          <w:bdr w:val="none" w:sz="0" w:space="0" w:color="auto" w:frame="1"/>
-          <w:lang w:val="nl-NL"/>
-        </w:rPr>
-        <w:t>iểu; 30% Vận dụng.</w:t>
-      </w:r>
-    </w:p>
-    <w:p>
-      <w:pPr>
-        <w:ind w:firstLine="284"/>
-        <w:jc w:val="both"/>
-        <w:rPr>
-          <w:rFonts w:asciiTheme="majorHAnsi" w:hAnsiTheme="majorHAnsi" w:cstheme="majorHAnsi"/>
           <w:iCs/>
           <w:color w:val="000000" w:themeColor="text1"/>
           <w:bdr w:val="none" w:sz="0" w:space="0" w:color="auto" w:frame="1"/>
@@ -741,30 +611,27 @@
     <w:tbl>
       <w:tblPr>
         <w:tblStyle w:val="TableGrid"/>
-        <w:tblW w:w="5037" w:type="pct"/>
+        <w:tblW w:w="4996" w:type="pct"/>
         <w:tblInd w:w="-95" w:type="dxa"/>
         <w:tblLook w:val="04A0" w:firstRow="1" w:lastRow="0" w:firstColumn="1" w:lastColumn="0" w:noHBand="0" w:noVBand="1"/>
       </w:tblPr>
       <w:tblGrid>
-        <w:gridCol w:w="593"/>
-        <w:gridCol w:w="1327"/>
-        <w:gridCol w:w="1330"/>
-        <w:gridCol w:w="694"/>
-        <w:gridCol w:w="784"/>
-        <w:gridCol w:w="812"/>
-        <w:gridCol w:w="694"/>
-        <w:gridCol w:w="784"/>
-        <w:gridCol w:w="812"/>
-        <w:gridCol w:w="694"/>
-        <w:gridCol w:w="784"/>
-        <w:gridCol w:w="812"/>
-        <w:gridCol w:w="694"/>
-        <w:gridCol w:w="784"/>
-        <w:gridCol w:w="812"/>
-        <w:gridCol w:w="694"/>
-        <w:gridCol w:w="784"/>
-        <w:gridCol w:w="812"/>
-        <w:gridCol w:w="797"/>
+        <w:gridCol w:w="550"/>
+        <w:gridCol w:w="1281"/>
+        <w:gridCol w:w="1647"/>
+        <w:gridCol w:w="799"/>
+        <w:gridCol w:w="710"/>
+        <w:gridCol w:w="943"/>
+        <w:gridCol w:w="882"/>
+        <w:gridCol w:w="842"/>
+        <w:gridCol w:w="983"/>
+        <w:gridCol w:w="980"/>
+        <w:gridCol w:w="983"/>
+        <w:gridCol w:w="1124"/>
+        <w:gridCol w:w="842"/>
+        <w:gridCol w:w="838"/>
+        <w:gridCol w:w="989"/>
+        <w:gridCol w:w="978"/>
       </w:tblGrid>
       <w:tr>
         <w:trPr>
@@ -772,7 +639,7 @@
         </w:trPr>
         <w:tc>
           <w:tcPr>
-            <w:tcW w:w="191" w:type="pct"/>
+            <w:tcW w:w="182" w:type="pct"/>
             <w:vMerge w:val="restart"/>
           </w:tcPr>
           <w:p>
@@ -798,7 +665,7 @@
         </w:tc>
         <w:tc>
           <w:tcPr>
-            <w:tcW w:w="428" w:type="pct"/>
+            <w:tcW w:w="420" w:type="pct"/>
             <w:vMerge w:val="restart"/>
           </w:tcPr>
           <w:p>
@@ -811,58 +678,26 @@
                 <w:color w:val="000000" w:themeColor="text1"/>
               </w:rPr>
             </w:pPr>
-            <w:proofErr w:type="spellStart"/>
-            <w:r>
-              <w:rPr>
-                <w:rFonts w:asciiTheme="majorHAnsi" w:hAnsiTheme="majorHAnsi" w:cstheme="majorHAnsi"/>
-                <w:b/>
-                <w:bCs/>
-                <w:color w:val="000000" w:themeColor="text1"/>
-              </w:rPr>
-              <w:t>Chủ</w:t>
-            </w:r>
-            <w:proofErr w:type="spellEnd"/>
-            <w:r>
-              <w:rPr>
-                <w:rFonts w:asciiTheme="majorHAnsi" w:hAnsiTheme="majorHAnsi" w:cstheme="majorHAnsi"/>
-                <w:b/>
-                <w:bCs/>
-                <w:color w:val="000000" w:themeColor="text1"/>
-              </w:rPr>
-              <w:t xml:space="preserve"> </w:t>
-            </w:r>
-            <w:proofErr w:type="spellStart"/>
-            <w:r>
-              <w:rPr>
-                <w:rFonts w:asciiTheme="majorHAnsi" w:hAnsiTheme="majorHAnsi" w:cstheme="majorHAnsi"/>
-                <w:b/>
-                <w:bCs/>
-                <w:color w:val="000000" w:themeColor="text1"/>
-              </w:rPr>
-              <w:t>đề</w:t>
-            </w:r>
-            <w:proofErr w:type="spellEnd"/>
-            <w:r>
-              <w:rPr>
-                <w:rFonts w:asciiTheme="majorHAnsi" w:hAnsiTheme="majorHAnsi" w:cstheme="majorHAnsi"/>
-                <w:b/>
-                <w:bCs/>
-                <w:color w:val="000000" w:themeColor="text1"/>
-              </w:rPr>
-              <w:t>/</w:t>
-            </w:r>
-          </w:p>
-          <w:p>
-            <w:pPr>
-              <w:jc w:val="center"/>
-              <w:rPr>
-                <w:rFonts w:asciiTheme="majorHAnsi" w:hAnsiTheme="majorHAnsi" w:cstheme="majorHAnsi"/>
-                <w:b/>
-                <w:bCs/>
-                <w:color w:val="000000" w:themeColor="text1"/>
-              </w:rPr>
-            </w:pPr>
-            <w:proofErr w:type="spellStart"/>
+            <w:r>
+              <w:rPr>
+                <w:rFonts w:asciiTheme="majorHAnsi" w:hAnsiTheme="majorHAnsi" w:cstheme="majorHAnsi"/>
+                <w:b/>
+                <w:bCs/>
+                <w:color w:val="000000" w:themeColor="text1"/>
+              </w:rPr>
+              <w:t>Chủ đề/</w:t>
+            </w:r>
+          </w:p>
+          <w:p>
+            <w:pPr>
+              <w:jc w:val="center"/>
+              <w:rPr>
+                <w:rFonts w:asciiTheme="majorHAnsi" w:hAnsiTheme="majorHAnsi" w:cstheme="majorHAnsi"/>
+                <w:b/>
+                <w:bCs/>
+                <w:color w:val="000000" w:themeColor="text1"/>
+              </w:rPr>
+            </w:pPr>
             <w:r>
               <w:rPr>
                 <w:rFonts w:asciiTheme="majorHAnsi" w:hAnsiTheme="majorHAnsi" w:cstheme="majorHAnsi"/>
@@ -872,12 +707,11 @@
               </w:rPr>
               <w:t>Chương</w:t>
             </w:r>
-            <w:proofErr w:type="spellEnd"/>
-          </w:p>
-        </w:tc>
-        <w:tc>
-          <w:tcPr>
-            <w:tcW w:w="429" w:type="pct"/>
+          </w:p>
+        </w:tc>
+        <w:tc>
+          <w:tcPr>
+            <w:tcW w:w="539" w:type="pct"/>
             <w:vMerge w:val="restart"/>
           </w:tcPr>
           <w:p>
@@ -890,102 +724,20 @@
                 <w:color w:val="000000" w:themeColor="text1"/>
               </w:rPr>
             </w:pPr>
-            <w:proofErr w:type="spellStart"/>
-            <w:r>
-              <w:rPr>
-                <w:rFonts w:asciiTheme="majorHAnsi" w:hAnsiTheme="majorHAnsi" w:cstheme="majorHAnsi"/>
-                <w:b/>
-                <w:bCs/>
-                <w:color w:val="000000" w:themeColor="text1"/>
-              </w:rPr>
-              <w:t>Nội</w:t>
-            </w:r>
-            <w:proofErr w:type="spellEnd"/>
-            <w:r>
-              <w:rPr>
-                <w:rFonts w:asciiTheme="majorHAnsi" w:hAnsiTheme="majorHAnsi" w:cstheme="majorHAnsi"/>
-                <w:b/>
-                <w:bCs/>
-                <w:color w:val="000000" w:themeColor="text1"/>
-              </w:rPr>
-              <w:t xml:space="preserve"> dung/</w:t>
-            </w:r>
-            <w:proofErr w:type="spellStart"/>
-            <w:r>
-              <w:rPr>
-                <w:rFonts w:asciiTheme="majorHAnsi" w:hAnsiTheme="majorHAnsi" w:cstheme="majorHAnsi"/>
-                <w:b/>
-                <w:bCs/>
-                <w:color w:val="000000" w:themeColor="text1"/>
-              </w:rPr>
-              <w:t>đơn</w:t>
-            </w:r>
-            <w:proofErr w:type="spellEnd"/>
-            <w:r>
-              <w:rPr>
-                <w:rFonts w:asciiTheme="majorHAnsi" w:hAnsiTheme="majorHAnsi" w:cstheme="majorHAnsi"/>
-                <w:b/>
-                <w:bCs/>
-                <w:color w:val="000000" w:themeColor="text1"/>
-              </w:rPr>
-              <w:t xml:space="preserve"> </w:t>
-            </w:r>
-            <w:proofErr w:type="spellStart"/>
-            <w:r>
-              <w:rPr>
-                <w:rFonts w:asciiTheme="majorHAnsi" w:hAnsiTheme="majorHAnsi" w:cstheme="majorHAnsi"/>
-                <w:b/>
-                <w:bCs/>
-                <w:color w:val="000000" w:themeColor="text1"/>
-              </w:rPr>
-              <w:t>vị</w:t>
-            </w:r>
-            <w:proofErr w:type="spellEnd"/>
-            <w:r>
-              <w:rPr>
-                <w:rFonts w:asciiTheme="majorHAnsi" w:hAnsiTheme="majorHAnsi" w:cstheme="majorHAnsi"/>
-                <w:b/>
-                <w:bCs/>
-                <w:color w:val="000000" w:themeColor="text1"/>
-              </w:rPr>
-              <w:t xml:space="preserve"> </w:t>
-            </w:r>
-            <w:proofErr w:type="spellStart"/>
-            <w:r>
-              <w:rPr>
-                <w:rFonts w:asciiTheme="majorHAnsi" w:hAnsiTheme="majorHAnsi" w:cstheme="majorHAnsi"/>
-                <w:b/>
-                <w:bCs/>
-                <w:color w:val="000000" w:themeColor="text1"/>
-              </w:rPr>
-              <w:t>kiến</w:t>
-            </w:r>
-            <w:proofErr w:type="spellEnd"/>
-            <w:r>
-              <w:rPr>
-                <w:rFonts w:asciiTheme="majorHAnsi" w:hAnsiTheme="majorHAnsi" w:cstheme="majorHAnsi"/>
-                <w:b/>
-                <w:bCs/>
-                <w:color w:val="000000" w:themeColor="text1"/>
-              </w:rPr>
-              <w:t xml:space="preserve"> </w:t>
-            </w:r>
-            <w:proofErr w:type="spellStart"/>
-            <w:r>
-              <w:rPr>
-                <w:rFonts w:asciiTheme="majorHAnsi" w:hAnsiTheme="majorHAnsi" w:cstheme="majorHAnsi"/>
-                <w:b/>
-                <w:bCs/>
-                <w:color w:val="000000" w:themeColor="text1"/>
-              </w:rPr>
-              <w:t>thức</w:t>
-            </w:r>
-            <w:proofErr w:type="spellEnd"/>
-          </w:p>
-        </w:tc>
-        <w:tc>
-          <w:tcPr>
-            <w:tcW w:w="2956" w:type="pct"/>
+            <w:r>
+              <w:rPr>
+                <w:rFonts w:asciiTheme="majorHAnsi" w:hAnsiTheme="majorHAnsi" w:cstheme="majorHAnsi"/>
+                <w:b/>
+                <w:bCs/>
+                <w:color w:val="000000" w:themeColor="text1"/>
+              </w:rPr>
+              <w:t>Nội dung/đơn vị kiến thức</w:t>
+            </w:r>
+          </w:p>
+        </w:tc>
+        <w:tc>
+          <w:tcPr>
+            <w:tcW w:w="3538" w:type="pct"/>
             <w:gridSpan w:val="12"/>
           </w:tcPr>
           <w:p>
@@ -998,95 +750,57 @@
                 <w:color w:val="000000" w:themeColor="text1"/>
               </w:rPr>
             </w:pPr>
-            <w:proofErr w:type="spellStart"/>
-            <w:r>
-              <w:rPr>
-                <w:rFonts w:asciiTheme="majorHAnsi" w:hAnsiTheme="majorHAnsi" w:cstheme="majorHAnsi"/>
-                <w:b/>
-                <w:bCs/>
-                <w:color w:val="000000" w:themeColor="text1"/>
-              </w:rPr>
-              <w:t>Mức</w:t>
-            </w:r>
-            <w:proofErr w:type="spellEnd"/>
-            <w:r>
-              <w:rPr>
-                <w:rFonts w:asciiTheme="majorHAnsi" w:hAnsiTheme="majorHAnsi" w:cstheme="majorHAnsi"/>
-                <w:b/>
-                <w:bCs/>
-                <w:color w:val="000000" w:themeColor="text1"/>
-              </w:rPr>
-              <w:t xml:space="preserve"> </w:t>
-            </w:r>
-            <w:proofErr w:type="spellStart"/>
-            <w:r>
-              <w:rPr>
-                <w:rFonts w:asciiTheme="majorHAnsi" w:hAnsiTheme="majorHAnsi" w:cstheme="majorHAnsi"/>
-                <w:b/>
-                <w:bCs/>
-                <w:color w:val="000000" w:themeColor="text1"/>
-              </w:rPr>
-              <w:t>độ</w:t>
-            </w:r>
-            <w:proofErr w:type="spellEnd"/>
-            <w:r>
-              <w:rPr>
-                <w:rFonts w:asciiTheme="majorHAnsi" w:hAnsiTheme="majorHAnsi" w:cstheme="majorHAnsi"/>
-                <w:b/>
-                <w:bCs/>
-                <w:color w:val="000000" w:themeColor="text1"/>
-              </w:rPr>
-              <w:t xml:space="preserve"> </w:t>
-            </w:r>
-            <w:proofErr w:type="spellStart"/>
-            <w:r>
-              <w:rPr>
-                <w:rFonts w:asciiTheme="majorHAnsi" w:hAnsiTheme="majorHAnsi" w:cstheme="majorHAnsi"/>
-                <w:b/>
-                <w:bCs/>
-                <w:color w:val="000000" w:themeColor="text1"/>
-              </w:rPr>
-              <w:t>đánh</w:t>
-            </w:r>
-            <w:proofErr w:type="spellEnd"/>
-            <w:r>
-              <w:rPr>
-                <w:rFonts w:asciiTheme="majorHAnsi" w:hAnsiTheme="majorHAnsi" w:cstheme="majorHAnsi"/>
-                <w:b/>
-                <w:bCs/>
-                <w:color w:val="000000" w:themeColor="text1"/>
-              </w:rPr>
-              <w:t xml:space="preserve"> </w:t>
-            </w:r>
-            <w:proofErr w:type="spellStart"/>
-            <w:r>
-              <w:rPr>
-                <w:rFonts w:asciiTheme="majorHAnsi" w:hAnsiTheme="majorHAnsi" w:cstheme="majorHAnsi"/>
-                <w:b/>
-                <w:bCs/>
-                <w:color w:val="000000" w:themeColor="text1"/>
-              </w:rPr>
-              <w:t>giá</w:t>
-            </w:r>
-            <w:proofErr w:type="spellEnd"/>
-          </w:p>
-        </w:tc>
-        <w:tc>
-          <w:tcPr>
-            <w:tcW w:w="739" w:type="pct"/>
-            <w:gridSpan w:val="3"/>
-          </w:tcPr>
-          <w:p>
-            <w:pPr>
-              <w:jc w:val="center"/>
-              <w:rPr>
-                <w:rFonts w:asciiTheme="majorHAnsi" w:hAnsiTheme="majorHAnsi" w:cstheme="majorHAnsi"/>
-                <w:b/>
-                <w:bCs/>
-                <w:color w:val="000000" w:themeColor="text1"/>
-              </w:rPr>
-            </w:pPr>
-            <w:proofErr w:type="spellStart"/>
+            <w:r>
+              <w:rPr>
+                <w:rFonts w:asciiTheme="majorHAnsi" w:hAnsiTheme="majorHAnsi" w:cstheme="majorHAnsi"/>
+                <w:b/>
+                <w:bCs/>
+                <w:color w:val="000000" w:themeColor="text1"/>
+              </w:rPr>
+              <w:t>Mức độ đánh giá</w:t>
+            </w:r>
+          </w:p>
+        </w:tc>
+        <w:tc>
+          <w:tcPr>
+            <w:tcW w:w="321" w:type="pct"/>
+            <w:vMerge w:val="restart"/>
+          </w:tcPr>
+          <w:p>
+            <w:pPr>
+              <w:jc w:val="center"/>
+              <w:rPr>
+                <w:rFonts w:asciiTheme="majorHAnsi" w:hAnsiTheme="majorHAnsi" w:cstheme="majorHAnsi"/>
+                <w:b/>
+                <w:bCs/>
+                <w:color w:val="000000" w:themeColor="text1"/>
+                <w:lang w:val="vi-VN"/>
+              </w:rPr>
+            </w:pPr>
+          </w:p>
+          <w:p>
+            <w:pPr>
+              <w:jc w:val="center"/>
+              <w:rPr>
+                <w:rFonts w:asciiTheme="majorHAnsi" w:hAnsiTheme="majorHAnsi" w:cstheme="majorHAnsi"/>
+                <w:b/>
+                <w:bCs/>
+                <w:color w:val="000000" w:themeColor="text1"/>
+                <w:lang w:val="vi-VN"/>
+              </w:rPr>
+            </w:pPr>
+          </w:p>
+          <w:p>
+            <w:pPr>
+              <w:jc w:val="center"/>
+              <w:rPr>
+                <w:rFonts w:asciiTheme="majorHAnsi" w:hAnsiTheme="majorHAnsi" w:cstheme="majorHAnsi"/>
+                <w:b/>
+                <w:bCs/>
+                <w:color w:val="000000" w:themeColor="text1"/>
+                <w:lang w:val="vi-VN"/>
+              </w:rPr>
+            </w:pPr>
             <w:r>
               <w:rPr>
                 <w:rFonts w:asciiTheme="majorHAnsi" w:hAnsiTheme="majorHAnsi" w:cstheme="majorHAnsi"/>
@@ -1096,75 +810,6 @@
               </w:rPr>
               <w:t>Tổng</w:t>
             </w:r>
-            <w:proofErr w:type="spellEnd"/>
-          </w:p>
-        </w:tc>
-        <w:tc>
-          <w:tcPr>
-            <w:tcW w:w="257" w:type="pct"/>
-            <w:vMerge w:val="restart"/>
-          </w:tcPr>
-          <w:p>
-            <w:pPr>
-              <w:jc w:val="center"/>
-              <w:rPr>
-                <w:rFonts w:asciiTheme="majorHAnsi" w:hAnsiTheme="majorHAnsi" w:cstheme="majorHAnsi"/>
-                <w:b/>
-                <w:bCs/>
-                <w:color w:val="000000" w:themeColor="text1"/>
-              </w:rPr>
-            </w:pPr>
-            <w:proofErr w:type="spellStart"/>
-            <w:r>
-              <w:rPr>
-                <w:rFonts w:asciiTheme="majorHAnsi" w:hAnsiTheme="majorHAnsi" w:cstheme="majorHAnsi"/>
-                <w:b/>
-                <w:bCs/>
-                <w:color w:val="000000" w:themeColor="text1"/>
-              </w:rPr>
-              <w:t>Tỷ</w:t>
-            </w:r>
-            <w:proofErr w:type="spellEnd"/>
-            <w:r>
-              <w:rPr>
-                <w:rFonts w:asciiTheme="majorHAnsi" w:hAnsiTheme="majorHAnsi" w:cstheme="majorHAnsi"/>
-                <w:b/>
-                <w:bCs/>
-                <w:color w:val="000000" w:themeColor="text1"/>
-              </w:rPr>
-              <w:t xml:space="preserve"> </w:t>
-            </w:r>
-            <w:proofErr w:type="spellStart"/>
-            <w:r>
-              <w:rPr>
-                <w:rFonts w:asciiTheme="majorHAnsi" w:hAnsiTheme="majorHAnsi" w:cstheme="majorHAnsi"/>
-                <w:b/>
-                <w:bCs/>
-                <w:color w:val="000000" w:themeColor="text1"/>
-              </w:rPr>
-              <w:t>lệ</w:t>
-            </w:r>
-            <w:proofErr w:type="spellEnd"/>
-            <w:r>
-              <w:rPr>
-                <w:rFonts w:asciiTheme="majorHAnsi" w:hAnsiTheme="majorHAnsi" w:cstheme="majorHAnsi"/>
-                <w:b/>
-                <w:bCs/>
-                <w:color w:val="000000" w:themeColor="text1"/>
-              </w:rPr>
-              <w:t xml:space="preserve"> % </w:t>
-            </w:r>
-            <w:proofErr w:type="spellStart"/>
-            <w:r>
-              <w:rPr>
-                <w:rFonts w:asciiTheme="majorHAnsi" w:hAnsiTheme="majorHAnsi" w:cstheme="majorHAnsi"/>
-                <w:b/>
-                <w:bCs/>
-                <w:color w:val="000000" w:themeColor="text1"/>
-              </w:rPr>
-              <w:t>điểm</w:t>
-            </w:r>
-            <w:proofErr w:type="spellEnd"/>
           </w:p>
         </w:tc>
       </w:tr>
@@ -1174,7 +819,7 @@
         </w:trPr>
         <w:tc>
           <w:tcPr>
-            <w:tcW w:w="191" w:type="pct"/>
+            <w:tcW w:w="182" w:type="pct"/>
             <w:vMerge/>
           </w:tcPr>
           <w:p>
@@ -1189,7 +834,7 @@
         </w:tc>
         <w:tc>
           <w:tcPr>
-            <w:tcW w:w="428" w:type="pct"/>
+            <w:tcW w:w="420" w:type="pct"/>
             <w:vMerge/>
           </w:tcPr>
           <w:p>
@@ -1204,7 +849,7 @@
         </w:tc>
         <w:tc>
           <w:tcPr>
-            <w:tcW w:w="429" w:type="pct"/>
+            <w:tcW w:w="539" w:type="pct"/>
             <w:vMerge/>
           </w:tcPr>
           <w:p>
@@ -1219,7 +864,7 @@
         </w:tc>
         <w:tc>
           <w:tcPr>
-            <w:tcW w:w="2217" w:type="pct"/>
+            <w:tcW w:w="2660" w:type="pct"/>
             <w:gridSpan w:val="9"/>
           </w:tcPr>
           <w:p>
@@ -1245,7 +890,7 @@
         </w:tc>
         <w:tc>
           <w:tcPr>
-            <w:tcW w:w="739" w:type="pct"/>
+            <w:tcW w:w="878" w:type="pct"/>
             <w:gridSpan w:val="3"/>
           </w:tcPr>
           <w:p>
@@ -1258,58 +903,20 @@
                 <w:color w:val="000000" w:themeColor="text1"/>
               </w:rPr>
             </w:pPr>
-            <w:proofErr w:type="spellStart"/>
-            <w:r>
-              <w:rPr>
-                <w:rFonts w:asciiTheme="majorHAnsi" w:hAnsiTheme="majorHAnsi" w:cstheme="majorHAnsi"/>
-                <w:b/>
-                <w:bCs/>
-                <w:color w:val="000000" w:themeColor="text1"/>
-              </w:rPr>
-              <w:t>Tự</w:t>
-            </w:r>
-            <w:proofErr w:type="spellEnd"/>
-            <w:r>
-              <w:rPr>
-                <w:rFonts w:asciiTheme="majorHAnsi" w:hAnsiTheme="majorHAnsi" w:cstheme="majorHAnsi"/>
-                <w:b/>
-                <w:bCs/>
-                <w:color w:val="000000" w:themeColor="text1"/>
-              </w:rPr>
-              <w:t xml:space="preserve"> </w:t>
-            </w:r>
-            <w:proofErr w:type="spellStart"/>
-            <w:r>
-              <w:rPr>
-                <w:rFonts w:asciiTheme="majorHAnsi" w:hAnsiTheme="majorHAnsi" w:cstheme="majorHAnsi"/>
-                <w:b/>
-                <w:bCs/>
-                <w:color w:val="000000" w:themeColor="text1"/>
-              </w:rPr>
-              <w:t>luận</w:t>
-            </w:r>
-            <w:proofErr w:type="spellEnd"/>
-          </w:p>
-        </w:tc>
-        <w:tc>
-          <w:tcPr>
-            <w:tcW w:w="739" w:type="pct"/>
-            <w:gridSpan w:val="3"/>
-            <w:vMerge w:val="restart"/>
-          </w:tcPr>
-          <w:p>
-            <w:pPr>
-              <w:jc w:val="center"/>
-              <w:rPr>
-                <w:rFonts w:asciiTheme="majorHAnsi" w:hAnsiTheme="majorHAnsi" w:cstheme="majorHAnsi"/>
-                <w:color w:val="000000" w:themeColor="text1"/>
-              </w:rPr>
-            </w:pPr>
-          </w:p>
-        </w:tc>
-        <w:tc>
-          <w:tcPr>
-            <w:tcW w:w="257" w:type="pct"/>
+            <w:r>
+              <w:rPr>
+                <w:rFonts w:asciiTheme="majorHAnsi" w:hAnsiTheme="majorHAnsi" w:cstheme="majorHAnsi"/>
+                <w:b/>
+                <w:bCs/>
+                <w:color w:val="000000" w:themeColor="text1"/>
+              </w:rPr>
+              <w:t>Tự luận</w:t>
+            </w:r>
+          </w:p>
+        </w:tc>
+        <w:tc>
+          <w:tcPr>
+            <w:tcW w:w="321" w:type="pct"/>
             <w:vMerge/>
           </w:tcPr>
           <w:p>
@@ -1329,7 +936,7 @@
         </w:trPr>
         <w:tc>
           <w:tcPr>
-            <w:tcW w:w="191" w:type="pct"/>
+            <w:tcW w:w="182" w:type="pct"/>
             <w:vMerge/>
           </w:tcPr>
           <w:p>
@@ -1344,7 +951,7 @@
         </w:tc>
         <w:tc>
           <w:tcPr>
-            <w:tcW w:w="428" w:type="pct"/>
+            <w:tcW w:w="420" w:type="pct"/>
             <w:vMerge/>
           </w:tcPr>
           <w:p>
@@ -1359,7 +966,7 @@
         </w:tc>
         <w:tc>
           <w:tcPr>
-            <w:tcW w:w="429" w:type="pct"/>
+            <w:tcW w:w="539" w:type="pct"/>
             <w:vMerge/>
           </w:tcPr>
           <w:p>
@@ -1374,7 +981,7 @@
         </w:tc>
         <w:tc>
           <w:tcPr>
-            <w:tcW w:w="739" w:type="pct"/>
+            <w:tcW w:w="756" w:type="pct"/>
             <w:gridSpan w:val="3"/>
           </w:tcPr>
           <w:p>
@@ -1387,7 +994,6 @@
                 <w:color w:val="000000" w:themeColor="text1"/>
               </w:rPr>
             </w:pPr>
-            <w:proofErr w:type="spellStart"/>
             <w:r>
               <w:rPr>
                 <w:rFonts w:asciiTheme="majorHAnsi" w:hAnsiTheme="majorHAnsi" w:cstheme="majorHAnsi"/>
@@ -1395,19 +1001,26 @@
                 <w:iCs/>
                 <w:color w:val="000000" w:themeColor="text1"/>
               </w:rPr>
-              <w:t>Nhiều</w:t>
-            </w:r>
-            <w:proofErr w:type="spellEnd"/>
-            <w:r>
+              <w:t>Nhiều lựa chọn</w:t>
+            </w:r>
+          </w:p>
+        </w:tc>
+        <w:tc>
+          <w:tcPr>
+            <w:tcW w:w="890" w:type="pct"/>
+            <w:gridSpan w:val="3"/>
+          </w:tcPr>
+          <w:p>
+            <w:pPr>
+              <w:jc w:val="center"/>
               <w:rPr>
                 <w:rFonts w:asciiTheme="majorHAnsi" w:hAnsiTheme="majorHAnsi" w:cstheme="majorHAnsi"/>
                 <w:i/>
                 <w:iCs/>
                 <w:color w:val="000000" w:themeColor="text1"/>
               </w:rPr>
-              <w:t xml:space="preserve"> </w:t>
-            </w:r>
-            <w:proofErr w:type="spellStart"/>
+            </w:pPr>
+            <w:proofErr w:type="gramStart"/>
             <w:r>
               <w:rPr>
                 <w:rFonts w:asciiTheme="majorHAnsi" w:hAnsiTheme="majorHAnsi" w:cstheme="majorHAnsi"/>
@@ -1415,9 +1028,9 @@
                 <w:iCs/>
                 <w:color w:val="000000" w:themeColor="text1"/>
               </w:rPr>
-              <w:t>lựa</w:t>
-            </w:r>
-            <w:proofErr w:type="spellEnd"/>
+              <w:t>“  Đúng</w:t>
+            </w:r>
+            <w:proofErr w:type="gramEnd"/>
             <w:r>
               <w:rPr>
                 <w:rFonts w:asciiTheme="majorHAnsi" w:hAnsiTheme="majorHAnsi" w:cstheme="majorHAnsi"/>
@@ -1425,9 +1038,9 @@
                 <w:iCs/>
                 <w:color w:val="000000" w:themeColor="text1"/>
               </w:rPr>
-              <w:t xml:space="preserve"> </w:t>
-            </w:r>
-            <w:proofErr w:type="spellStart"/>
+              <w:t xml:space="preserve"> – </w:t>
+            </w:r>
+            <w:proofErr w:type="gramStart"/>
             <w:r>
               <w:rPr>
                 <w:rFonts w:asciiTheme="majorHAnsi" w:hAnsiTheme="majorHAnsi" w:cstheme="majorHAnsi"/>
@@ -1435,46 +1048,46 @@
                 <w:iCs/>
                 <w:color w:val="000000" w:themeColor="text1"/>
               </w:rPr>
-              <w:t>chọn</w:t>
-            </w:r>
-            <w:proofErr w:type="spellEnd"/>
-          </w:p>
-        </w:tc>
-        <w:tc>
-          <w:tcPr>
-            <w:tcW w:w="739" w:type="pct"/>
-            <w:gridSpan w:val="3"/>
-          </w:tcPr>
-          <w:p>
-            <w:pPr>
-              <w:jc w:val="center"/>
+              <w:t xml:space="preserve">Sai”  </w:t>
+            </w:r>
+            <w:r>
               <w:rPr>
                 <w:rFonts w:asciiTheme="majorHAnsi" w:hAnsiTheme="majorHAnsi" w:cstheme="majorHAnsi"/>
                 <w:i/>
                 <w:iCs/>
                 <w:color w:val="000000" w:themeColor="text1"/>
-              </w:rPr>
-            </w:pPr>
-            <w:proofErr w:type="gramStart"/>
+                <w:vertAlign w:val="superscript"/>
+              </w:rPr>
+              <w:t>2</w:t>
+            </w:r>
+            <w:proofErr w:type="gramEnd"/>
             <w:r>
               <w:rPr>
                 <w:rFonts w:asciiTheme="majorHAnsi" w:hAnsiTheme="majorHAnsi" w:cstheme="majorHAnsi"/>
                 <w:i/>
                 <w:iCs/>
                 <w:color w:val="000000" w:themeColor="text1"/>
-              </w:rPr>
-              <w:t>“</w:t>
-            </w:r>
-            <w:r>
+                <w:vertAlign w:val="superscript"/>
+              </w:rPr>
+              <w:t xml:space="preserve">  </w:t>
+            </w:r>
+          </w:p>
+        </w:tc>
+        <w:tc>
+          <w:tcPr>
+            <w:tcW w:w="1014" w:type="pct"/>
+            <w:gridSpan w:val="3"/>
+          </w:tcPr>
+          <w:p>
+            <w:pPr>
+              <w:jc w:val="center"/>
               <w:rPr>
                 <w:rFonts w:asciiTheme="majorHAnsi" w:hAnsiTheme="majorHAnsi" w:cstheme="majorHAnsi"/>
                 <w:i/>
                 <w:iCs/>
                 <w:color w:val="000000" w:themeColor="text1"/>
               </w:rPr>
-              <w:t xml:space="preserve">  </w:t>
-            </w:r>
-            <w:proofErr w:type="spellStart"/>
+            </w:pPr>
             <w:r>
               <w:rPr>
                 <w:rFonts w:asciiTheme="majorHAnsi" w:hAnsiTheme="majorHAnsi" w:cstheme="majorHAnsi"/>
@@ -1482,73 +1095,23 @@
                 <w:iCs/>
                 <w:color w:val="000000" w:themeColor="text1"/>
               </w:rPr>
-              <w:t>Đúng</w:t>
-            </w:r>
-            <w:proofErr w:type="spellEnd"/>
-            <w:proofErr w:type="gramEnd"/>
+              <w:t>Trả lời ngắn</w:t>
+            </w:r>
             <w:r>
               <w:rPr>
                 <w:rFonts w:asciiTheme="majorHAnsi" w:hAnsiTheme="majorHAnsi" w:cstheme="majorHAnsi"/>
                 <w:i/>
                 <w:iCs/>
                 <w:color w:val="000000" w:themeColor="text1"/>
-              </w:rPr>
-              <w:t xml:space="preserve"> – </w:t>
-            </w:r>
-            <w:proofErr w:type="gramStart"/>
-            <w:r>
-              <w:rPr>
-                <w:rFonts w:asciiTheme="majorHAnsi" w:hAnsiTheme="majorHAnsi" w:cstheme="majorHAnsi"/>
-                <w:i/>
-                <w:iCs/>
-                <w:color w:val="000000" w:themeColor="text1"/>
-              </w:rPr>
-              <w:t>Sai</w:t>
-            </w:r>
-            <w:r>
-              <w:rPr>
-                <w:rFonts w:asciiTheme="majorHAnsi" w:hAnsiTheme="majorHAnsi" w:cstheme="majorHAnsi"/>
-                <w:i/>
-                <w:iCs/>
-                <w:color w:val="000000" w:themeColor="text1"/>
-              </w:rPr>
-              <w:t>”</w:t>
-            </w:r>
-            <w:r>
-              <w:rPr>
-                <w:rFonts w:asciiTheme="majorHAnsi" w:hAnsiTheme="majorHAnsi" w:cstheme="majorHAnsi"/>
-                <w:i/>
-                <w:iCs/>
-                <w:color w:val="000000" w:themeColor="text1"/>
-              </w:rPr>
-              <w:t xml:space="preserve">  </w:t>
-            </w:r>
-            <w:r>
-              <w:rPr>
-                <w:rFonts w:asciiTheme="majorHAnsi" w:hAnsiTheme="majorHAnsi" w:cstheme="majorHAnsi"/>
-                <w:i/>
-                <w:iCs/>
-                <w:color w:val="000000" w:themeColor="text1"/>
                 <w:vertAlign w:val="superscript"/>
               </w:rPr>
-              <w:t>2</w:t>
-            </w:r>
-            <w:proofErr w:type="gramEnd"/>
-            <w:r>
-              <w:rPr>
-                <w:rFonts w:asciiTheme="majorHAnsi" w:hAnsiTheme="majorHAnsi" w:cstheme="majorHAnsi"/>
-                <w:i/>
-                <w:iCs/>
-                <w:color w:val="000000" w:themeColor="text1"/>
-                <w:vertAlign w:val="superscript"/>
-              </w:rPr>
-              <w:t xml:space="preserve">  </w:t>
-            </w:r>
-          </w:p>
-        </w:tc>
-        <w:tc>
-          <w:tcPr>
-            <w:tcW w:w="739" w:type="pct"/>
+              <w:t>3</w:t>
+            </w:r>
+          </w:p>
+        </w:tc>
+        <w:tc>
+          <w:tcPr>
+            <w:tcW w:w="878" w:type="pct"/>
             <w:gridSpan w:val="3"/>
           </w:tcPr>
           <w:p>
@@ -1556,97 +1119,14 @@
               <w:jc w:val="center"/>
               <w:rPr>
                 <w:rFonts w:asciiTheme="majorHAnsi" w:hAnsiTheme="majorHAnsi" w:cstheme="majorHAnsi"/>
-                <w:i/>
-                <w:iCs/>
-                <w:color w:val="000000" w:themeColor="text1"/>
-              </w:rPr>
-            </w:pPr>
-            <w:proofErr w:type="spellStart"/>
-            <w:r>
-              <w:rPr>
-                <w:rFonts w:asciiTheme="majorHAnsi" w:hAnsiTheme="majorHAnsi" w:cstheme="majorHAnsi"/>
-                <w:i/>
-                <w:iCs/>
-                <w:color w:val="000000" w:themeColor="text1"/>
-              </w:rPr>
-              <w:t>Trả</w:t>
-            </w:r>
-            <w:proofErr w:type="spellEnd"/>
-            <w:r>
-              <w:rPr>
-                <w:rFonts w:asciiTheme="majorHAnsi" w:hAnsiTheme="majorHAnsi" w:cstheme="majorHAnsi"/>
-                <w:i/>
-                <w:iCs/>
-                <w:color w:val="000000" w:themeColor="text1"/>
-              </w:rPr>
-              <w:t xml:space="preserve"> </w:t>
-            </w:r>
-            <w:proofErr w:type="spellStart"/>
-            <w:r>
-              <w:rPr>
-                <w:rFonts w:asciiTheme="majorHAnsi" w:hAnsiTheme="majorHAnsi" w:cstheme="majorHAnsi"/>
-                <w:i/>
-                <w:iCs/>
-                <w:color w:val="000000" w:themeColor="text1"/>
-              </w:rPr>
-              <w:t>lời</w:t>
-            </w:r>
-            <w:proofErr w:type="spellEnd"/>
-            <w:r>
-              <w:rPr>
-                <w:rFonts w:asciiTheme="majorHAnsi" w:hAnsiTheme="majorHAnsi" w:cstheme="majorHAnsi"/>
-                <w:i/>
-                <w:iCs/>
-                <w:color w:val="000000" w:themeColor="text1"/>
-              </w:rPr>
-              <w:t xml:space="preserve"> ngắn</w:t>
-            </w:r>
-            <w:r>
-              <w:rPr>
-                <w:rFonts w:asciiTheme="majorHAnsi" w:hAnsiTheme="majorHAnsi" w:cstheme="majorHAnsi"/>
-                <w:i/>
-                <w:iCs/>
-                <w:color w:val="000000" w:themeColor="text1"/>
-                <w:vertAlign w:val="superscript"/>
-              </w:rPr>
-              <w:t>3</w:t>
-            </w:r>
-          </w:p>
-        </w:tc>
-        <w:tc>
-          <w:tcPr>
-            <w:tcW w:w="739" w:type="pct"/>
-            <w:gridSpan w:val="3"/>
-          </w:tcPr>
-          <w:p>
-            <w:pPr>
-              <w:jc w:val="center"/>
-              <w:rPr>
-                <w:rFonts w:asciiTheme="majorHAnsi" w:hAnsiTheme="majorHAnsi" w:cstheme="majorHAnsi"/>
-                <w:color w:val="000000" w:themeColor="text1"/>
-              </w:rPr>
-            </w:pPr>
-          </w:p>
-        </w:tc>
-        <w:tc>
-          <w:tcPr>
-            <w:tcW w:w="739" w:type="pct"/>
-            <w:gridSpan w:val="3"/>
-            <w:vMerge/>
-          </w:tcPr>
-          <w:p>
-            <w:pPr>
-              <w:jc w:val="center"/>
-              <w:rPr>
-                <w:rFonts w:asciiTheme="majorHAnsi" w:hAnsiTheme="majorHAnsi" w:cstheme="majorHAnsi"/>
-                <w:color w:val="000000" w:themeColor="text1"/>
-              </w:rPr>
-            </w:pPr>
-          </w:p>
-        </w:tc>
-        <w:tc>
-          <w:tcPr>
-            <w:tcW w:w="257" w:type="pct"/>
+                <w:color w:val="000000" w:themeColor="text1"/>
+              </w:rPr>
+            </w:pPr>
+          </w:p>
+        </w:tc>
+        <w:tc>
+          <w:tcPr>
+            <w:tcW w:w="321" w:type="pct"/>
             <w:vMerge/>
           </w:tcPr>
           <w:p>
@@ -1666,7 +1146,7 @@
         </w:trPr>
         <w:tc>
           <w:tcPr>
-            <w:tcW w:w="191" w:type="pct"/>
+            <w:tcW w:w="182" w:type="pct"/>
             <w:vMerge/>
           </w:tcPr>
           <w:p>
@@ -1681,7 +1161,7 @@
         </w:tc>
         <w:tc>
           <w:tcPr>
-            <w:tcW w:w="428" w:type="pct"/>
+            <w:tcW w:w="420" w:type="pct"/>
             <w:vMerge/>
           </w:tcPr>
           <w:p>
@@ -1696,7 +1176,7 @@
         </w:tc>
         <w:tc>
           <w:tcPr>
-            <w:tcW w:w="429" w:type="pct"/>
+            <w:tcW w:w="539" w:type="pct"/>
             <w:vMerge/>
           </w:tcPr>
           <w:p>
@@ -1711,19 +1191,18 @@
         </w:tc>
         <w:tc>
           <w:tcPr>
-            <w:tcW w:w="224" w:type="pct"/>
-          </w:tcPr>
-          <w:p>
-            <w:pPr>
-              <w:jc w:val="center"/>
-              <w:rPr>
-                <w:rFonts w:asciiTheme="majorHAnsi" w:hAnsiTheme="majorHAnsi" w:cstheme="majorHAnsi"/>
-                <w:b/>
-                <w:bCs/>
-                <w:color w:val="000000" w:themeColor="text1"/>
-              </w:rPr>
-            </w:pPr>
-            <w:proofErr w:type="spellStart"/>
+            <w:tcW w:w="263" w:type="pct"/>
+          </w:tcPr>
+          <w:p>
+            <w:pPr>
+              <w:jc w:val="center"/>
+              <w:rPr>
+                <w:rFonts w:asciiTheme="majorHAnsi" w:hAnsiTheme="majorHAnsi" w:cstheme="majorHAnsi"/>
+                <w:b/>
+                <w:bCs/>
+                <w:color w:val="000000" w:themeColor="text1"/>
+              </w:rPr>
+            </w:pPr>
             <w:r>
               <w:rPr>
                 <w:rFonts w:asciiTheme="majorHAnsi" w:hAnsiTheme="majorHAnsi" w:cstheme="majorHAnsi"/>
@@ -1733,24 +1212,22 @@
               </w:rPr>
               <w:t>Biết</w:t>
             </w:r>
-            <w:proofErr w:type="spellEnd"/>
-          </w:p>
-        </w:tc>
-        <w:tc>
-          <w:tcPr>
-            <w:tcW w:w="253" w:type="pct"/>
-          </w:tcPr>
-          <w:p>
-            <w:pPr>
-              <w:jc w:val="center"/>
-              <w:rPr>
-                <w:rFonts w:asciiTheme="majorHAnsi" w:hAnsiTheme="majorHAnsi" w:cstheme="majorHAnsi"/>
-                <w:b/>
-                <w:bCs/>
-                <w:color w:val="000000" w:themeColor="text1"/>
-              </w:rPr>
-            </w:pPr>
-            <w:proofErr w:type="spellStart"/>
+          </w:p>
+        </w:tc>
+        <w:tc>
+          <w:tcPr>
+            <w:tcW w:w="183" w:type="pct"/>
+          </w:tcPr>
+          <w:p>
+            <w:pPr>
+              <w:jc w:val="center"/>
+              <w:rPr>
+                <w:rFonts w:asciiTheme="majorHAnsi" w:hAnsiTheme="majorHAnsi" w:cstheme="majorHAnsi"/>
+                <w:b/>
+                <w:bCs/>
+                <w:color w:val="000000" w:themeColor="text1"/>
+              </w:rPr>
+            </w:pPr>
             <w:r>
               <w:rPr>
                 <w:rFonts w:asciiTheme="majorHAnsi" w:hAnsiTheme="majorHAnsi" w:cstheme="majorHAnsi"/>
@@ -1760,71 +1237,47 @@
               </w:rPr>
               <w:t>Hiểu</w:t>
             </w:r>
-            <w:proofErr w:type="spellEnd"/>
-          </w:p>
-        </w:tc>
-        <w:tc>
-          <w:tcPr>
-            <w:tcW w:w="262" w:type="pct"/>
-          </w:tcPr>
-          <w:p>
-            <w:pPr>
-              <w:jc w:val="center"/>
-              <w:rPr>
-                <w:rFonts w:asciiTheme="majorHAnsi" w:hAnsiTheme="majorHAnsi" w:cstheme="majorHAnsi"/>
-                <w:b/>
-                <w:bCs/>
-                <w:color w:val="000000" w:themeColor="text1"/>
-              </w:rPr>
-            </w:pPr>
-            <w:proofErr w:type="spellStart"/>
-            <w:r>
-              <w:rPr>
-                <w:rFonts w:asciiTheme="majorHAnsi" w:hAnsiTheme="majorHAnsi" w:cstheme="majorHAnsi"/>
-                <w:b/>
-                <w:bCs/>
-                <w:color w:val="000000" w:themeColor="text1"/>
-              </w:rPr>
-              <w:t>Vận</w:t>
-            </w:r>
-            <w:proofErr w:type="spellEnd"/>
-            <w:r>
-              <w:rPr>
-                <w:rFonts w:asciiTheme="majorHAnsi" w:hAnsiTheme="majorHAnsi" w:cstheme="majorHAnsi"/>
-                <w:b/>
-                <w:bCs/>
-                <w:color w:val="000000" w:themeColor="text1"/>
-              </w:rPr>
-              <w:t xml:space="preserve"> </w:t>
-            </w:r>
-            <w:proofErr w:type="spellStart"/>
-            <w:r>
-              <w:rPr>
-                <w:rFonts w:asciiTheme="majorHAnsi" w:hAnsiTheme="majorHAnsi" w:cstheme="majorHAnsi"/>
-                <w:b/>
-                <w:bCs/>
-                <w:color w:val="000000" w:themeColor="text1"/>
-              </w:rPr>
-              <w:t>dụng</w:t>
-            </w:r>
-            <w:proofErr w:type="spellEnd"/>
-          </w:p>
-        </w:tc>
-        <w:tc>
-          <w:tcPr>
-            <w:tcW w:w="224" w:type="pct"/>
-          </w:tcPr>
-          <w:p>
-            <w:pPr>
-              <w:jc w:val="center"/>
-              <w:rPr>
-                <w:rFonts w:asciiTheme="majorHAnsi" w:hAnsiTheme="majorHAnsi" w:cstheme="majorHAnsi"/>
-                <w:b/>
-                <w:bCs/>
-                <w:color w:val="000000" w:themeColor="text1"/>
-              </w:rPr>
-            </w:pPr>
-            <w:proofErr w:type="spellStart"/>
+          </w:p>
+        </w:tc>
+        <w:tc>
+          <w:tcPr>
+            <w:tcW w:w="310" w:type="pct"/>
+          </w:tcPr>
+          <w:p>
+            <w:pPr>
+              <w:jc w:val="center"/>
+              <w:rPr>
+                <w:rFonts w:asciiTheme="majorHAnsi" w:hAnsiTheme="majorHAnsi" w:cstheme="majorHAnsi"/>
+                <w:b/>
+                <w:bCs/>
+                <w:color w:val="000000" w:themeColor="text1"/>
+              </w:rPr>
+            </w:pPr>
+            <w:r>
+              <w:rPr>
+                <w:rFonts w:asciiTheme="majorHAnsi" w:hAnsiTheme="majorHAnsi" w:cstheme="majorHAnsi"/>
+                <w:b/>
+                <w:bCs/>
+                <w:color w:val="000000" w:themeColor="text1"/>
+              </w:rPr>
+              <w:t>Vận dụng</w:t>
+            </w:r>
+          </w:p>
+        </w:tc>
+        <w:tc>
+          <w:tcPr>
+            <w:tcW w:w="290" w:type="pct"/>
+          </w:tcPr>
+          <w:p>
+            <w:pPr>
+              <w:jc w:val="center"/>
+              <w:rPr>
+                <w:rFonts w:asciiTheme="majorHAnsi" w:hAnsiTheme="majorHAnsi" w:cstheme="majorHAnsi"/>
+                <w:b/>
+                <w:bCs/>
+                <w:color w:val="000000" w:themeColor="text1"/>
+              </w:rPr>
+            </w:pPr>
             <w:r>
               <w:rPr>
                 <w:rFonts w:asciiTheme="majorHAnsi" w:hAnsiTheme="majorHAnsi" w:cstheme="majorHAnsi"/>
@@ -1834,24 +1287,22 @@
               </w:rPr>
               <w:t>Biết</w:t>
             </w:r>
-            <w:proofErr w:type="spellEnd"/>
-          </w:p>
-        </w:tc>
-        <w:tc>
-          <w:tcPr>
-            <w:tcW w:w="253" w:type="pct"/>
-          </w:tcPr>
-          <w:p>
-            <w:pPr>
-              <w:jc w:val="center"/>
-              <w:rPr>
-                <w:rFonts w:asciiTheme="majorHAnsi" w:hAnsiTheme="majorHAnsi" w:cstheme="majorHAnsi"/>
-                <w:b/>
-                <w:bCs/>
-                <w:color w:val="000000" w:themeColor="text1"/>
-              </w:rPr>
-            </w:pPr>
-            <w:proofErr w:type="spellStart"/>
+          </w:p>
+        </w:tc>
+        <w:tc>
+          <w:tcPr>
+            <w:tcW w:w="277" w:type="pct"/>
+          </w:tcPr>
+          <w:p>
+            <w:pPr>
+              <w:jc w:val="center"/>
+              <w:rPr>
+                <w:rFonts w:asciiTheme="majorHAnsi" w:hAnsiTheme="majorHAnsi" w:cstheme="majorHAnsi"/>
+                <w:b/>
+                <w:bCs/>
+                <w:color w:val="000000" w:themeColor="text1"/>
+              </w:rPr>
+            </w:pPr>
             <w:r>
               <w:rPr>
                 <w:rFonts w:asciiTheme="majorHAnsi" w:hAnsiTheme="majorHAnsi" w:cstheme="majorHAnsi"/>
@@ -1861,71 +1312,47 @@
               </w:rPr>
               <w:t>Hiểu</w:t>
             </w:r>
-            <w:proofErr w:type="spellEnd"/>
-          </w:p>
-        </w:tc>
-        <w:tc>
-          <w:tcPr>
-            <w:tcW w:w="262" w:type="pct"/>
-          </w:tcPr>
-          <w:p>
-            <w:pPr>
-              <w:jc w:val="center"/>
-              <w:rPr>
-                <w:rFonts w:asciiTheme="majorHAnsi" w:hAnsiTheme="majorHAnsi" w:cstheme="majorHAnsi"/>
-                <w:b/>
-                <w:bCs/>
-                <w:color w:val="000000" w:themeColor="text1"/>
-              </w:rPr>
-            </w:pPr>
-            <w:proofErr w:type="spellStart"/>
-            <w:r>
-              <w:rPr>
-                <w:rFonts w:asciiTheme="majorHAnsi" w:hAnsiTheme="majorHAnsi" w:cstheme="majorHAnsi"/>
-                <w:b/>
-                <w:bCs/>
-                <w:color w:val="000000" w:themeColor="text1"/>
-              </w:rPr>
-              <w:t>Vận</w:t>
-            </w:r>
-            <w:proofErr w:type="spellEnd"/>
-            <w:r>
-              <w:rPr>
-                <w:rFonts w:asciiTheme="majorHAnsi" w:hAnsiTheme="majorHAnsi" w:cstheme="majorHAnsi"/>
-                <w:b/>
-                <w:bCs/>
-                <w:color w:val="000000" w:themeColor="text1"/>
-              </w:rPr>
-              <w:t xml:space="preserve"> </w:t>
-            </w:r>
-            <w:proofErr w:type="spellStart"/>
-            <w:r>
-              <w:rPr>
-                <w:rFonts w:asciiTheme="majorHAnsi" w:hAnsiTheme="majorHAnsi" w:cstheme="majorHAnsi"/>
-                <w:b/>
-                <w:bCs/>
-                <w:color w:val="000000" w:themeColor="text1"/>
-              </w:rPr>
-              <w:t>dụng</w:t>
-            </w:r>
-            <w:proofErr w:type="spellEnd"/>
-          </w:p>
-        </w:tc>
-        <w:tc>
-          <w:tcPr>
-            <w:tcW w:w="224" w:type="pct"/>
-          </w:tcPr>
-          <w:p>
-            <w:pPr>
-              <w:jc w:val="center"/>
-              <w:rPr>
-                <w:rFonts w:asciiTheme="majorHAnsi" w:hAnsiTheme="majorHAnsi" w:cstheme="majorHAnsi"/>
-                <w:b/>
-                <w:bCs/>
-                <w:color w:val="000000" w:themeColor="text1"/>
-              </w:rPr>
-            </w:pPr>
-            <w:proofErr w:type="spellStart"/>
+          </w:p>
+        </w:tc>
+        <w:tc>
+          <w:tcPr>
+            <w:tcW w:w="323" w:type="pct"/>
+          </w:tcPr>
+          <w:p>
+            <w:pPr>
+              <w:jc w:val="center"/>
+              <w:rPr>
+                <w:rFonts w:asciiTheme="majorHAnsi" w:hAnsiTheme="majorHAnsi" w:cstheme="majorHAnsi"/>
+                <w:b/>
+                <w:bCs/>
+                <w:color w:val="000000" w:themeColor="text1"/>
+              </w:rPr>
+            </w:pPr>
+            <w:r>
+              <w:rPr>
+                <w:rFonts w:asciiTheme="majorHAnsi" w:hAnsiTheme="majorHAnsi" w:cstheme="majorHAnsi"/>
+                <w:b/>
+                <w:bCs/>
+                <w:color w:val="000000" w:themeColor="text1"/>
+              </w:rPr>
+              <w:t>Vận dụng</w:t>
+            </w:r>
+          </w:p>
+        </w:tc>
+        <w:tc>
+          <w:tcPr>
+            <w:tcW w:w="322" w:type="pct"/>
+          </w:tcPr>
+          <w:p>
+            <w:pPr>
+              <w:jc w:val="center"/>
+              <w:rPr>
+                <w:rFonts w:asciiTheme="majorHAnsi" w:hAnsiTheme="majorHAnsi" w:cstheme="majorHAnsi"/>
+                <w:b/>
+                <w:bCs/>
+                <w:color w:val="000000" w:themeColor="text1"/>
+              </w:rPr>
+            </w:pPr>
             <w:r>
               <w:rPr>
                 <w:rFonts w:asciiTheme="majorHAnsi" w:hAnsiTheme="majorHAnsi" w:cstheme="majorHAnsi"/>
@@ -1935,24 +1362,22 @@
               </w:rPr>
               <w:t>Biết</w:t>
             </w:r>
-            <w:proofErr w:type="spellEnd"/>
-          </w:p>
-        </w:tc>
-        <w:tc>
-          <w:tcPr>
-            <w:tcW w:w="253" w:type="pct"/>
-          </w:tcPr>
-          <w:p>
-            <w:pPr>
-              <w:jc w:val="center"/>
-              <w:rPr>
-                <w:rFonts w:asciiTheme="majorHAnsi" w:hAnsiTheme="majorHAnsi" w:cstheme="majorHAnsi"/>
-                <w:b/>
-                <w:bCs/>
-                <w:color w:val="000000" w:themeColor="text1"/>
-              </w:rPr>
-            </w:pPr>
-            <w:proofErr w:type="spellStart"/>
+          </w:p>
+        </w:tc>
+        <w:tc>
+          <w:tcPr>
+            <w:tcW w:w="323" w:type="pct"/>
+          </w:tcPr>
+          <w:p>
+            <w:pPr>
+              <w:jc w:val="center"/>
+              <w:rPr>
+                <w:rFonts w:asciiTheme="majorHAnsi" w:hAnsiTheme="majorHAnsi" w:cstheme="majorHAnsi"/>
+                <w:b/>
+                <w:bCs/>
+                <w:color w:val="000000" w:themeColor="text1"/>
+              </w:rPr>
+            </w:pPr>
             <w:r>
               <w:rPr>
                 <w:rFonts w:asciiTheme="majorHAnsi" w:hAnsiTheme="majorHAnsi" w:cstheme="majorHAnsi"/>
@@ -1962,71 +1387,47 @@
               </w:rPr>
               <w:t>Hiểu</w:t>
             </w:r>
-            <w:proofErr w:type="spellEnd"/>
-          </w:p>
-        </w:tc>
-        <w:tc>
-          <w:tcPr>
-            <w:tcW w:w="262" w:type="pct"/>
-          </w:tcPr>
-          <w:p>
-            <w:pPr>
-              <w:jc w:val="center"/>
-              <w:rPr>
-                <w:rFonts w:asciiTheme="majorHAnsi" w:hAnsiTheme="majorHAnsi" w:cstheme="majorHAnsi"/>
-                <w:b/>
-                <w:bCs/>
-                <w:color w:val="000000" w:themeColor="text1"/>
-              </w:rPr>
-            </w:pPr>
-            <w:proofErr w:type="spellStart"/>
-            <w:r>
-              <w:rPr>
-                <w:rFonts w:asciiTheme="majorHAnsi" w:hAnsiTheme="majorHAnsi" w:cstheme="majorHAnsi"/>
-                <w:b/>
-                <w:bCs/>
-                <w:color w:val="000000" w:themeColor="text1"/>
-              </w:rPr>
-              <w:t>Vận</w:t>
-            </w:r>
-            <w:proofErr w:type="spellEnd"/>
-            <w:r>
-              <w:rPr>
-                <w:rFonts w:asciiTheme="majorHAnsi" w:hAnsiTheme="majorHAnsi" w:cstheme="majorHAnsi"/>
-                <w:b/>
-                <w:bCs/>
-                <w:color w:val="000000" w:themeColor="text1"/>
-              </w:rPr>
-              <w:t xml:space="preserve"> </w:t>
-            </w:r>
-            <w:proofErr w:type="spellStart"/>
-            <w:r>
-              <w:rPr>
-                <w:rFonts w:asciiTheme="majorHAnsi" w:hAnsiTheme="majorHAnsi" w:cstheme="majorHAnsi"/>
-                <w:b/>
-                <w:bCs/>
-                <w:color w:val="000000" w:themeColor="text1"/>
-              </w:rPr>
-              <w:t>dụng</w:t>
-            </w:r>
-            <w:proofErr w:type="spellEnd"/>
-          </w:p>
-        </w:tc>
-        <w:tc>
-          <w:tcPr>
-            <w:tcW w:w="224" w:type="pct"/>
-          </w:tcPr>
-          <w:p>
-            <w:pPr>
-              <w:jc w:val="center"/>
-              <w:rPr>
-                <w:rFonts w:asciiTheme="majorHAnsi" w:hAnsiTheme="majorHAnsi" w:cstheme="majorHAnsi"/>
-                <w:b/>
-                <w:bCs/>
-                <w:color w:val="000000" w:themeColor="text1"/>
-              </w:rPr>
-            </w:pPr>
-            <w:proofErr w:type="spellStart"/>
+          </w:p>
+        </w:tc>
+        <w:tc>
+          <w:tcPr>
+            <w:tcW w:w="369" w:type="pct"/>
+          </w:tcPr>
+          <w:p>
+            <w:pPr>
+              <w:jc w:val="center"/>
+              <w:rPr>
+                <w:rFonts w:asciiTheme="majorHAnsi" w:hAnsiTheme="majorHAnsi" w:cstheme="majorHAnsi"/>
+                <w:b/>
+                <w:bCs/>
+                <w:color w:val="000000" w:themeColor="text1"/>
+              </w:rPr>
+            </w:pPr>
+            <w:r>
+              <w:rPr>
+                <w:rFonts w:asciiTheme="majorHAnsi" w:hAnsiTheme="majorHAnsi" w:cstheme="majorHAnsi"/>
+                <w:b/>
+                <w:bCs/>
+                <w:color w:val="000000" w:themeColor="text1"/>
+              </w:rPr>
+              <w:t>Vận dụng</w:t>
+            </w:r>
+          </w:p>
+        </w:tc>
+        <w:tc>
+          <w:tcPr>
+            <w:tcW w:w="277" w:type="pct"/>
+          </w:tcPr>
+          <w:p>
+            <w:pPr>
+              <w:jc w:val="center"/>
+              <w:rPr>
+                <w:rFonts w:asciiTheme="majorHAnsi" w:hAnsiTheme="majorHAnsi" w:cstheme="majorHAnsi"/>
+                <w:b/>
+                <w:bCs/>
+                <w:color w:val="000000" w:themeColor="text1"/>
+              </w:rPr>
+            </w:pPr>
             <w:r>
               <w:rPr>
                 <w:rFonts w:asciiTheme="majorHAnsi" w:hAnsiTheme="majorHAnsi" w:cstheme="majorHAnsi"/>
@@ -2036,24 +1437,22 @@
               </w:rPr>
               <w:t>Biết</w:t>
             </w:r>
-            <w:proofErr w:type="spellEnd"/>
-          </w:p>
-        </w:tc>
-        <w:tc>
-          <w:tcPr>
-            <w:tcW w:w="253" w:type="pct"/>
-          </w:tcPr>
-          <w:p>
-            <w:pPr>
-              <w:jc w:val="center"/>
-              <w:rPr>
-                <w:rFonts w:asciiTheme="majorHAnsi" w:hAnsiTheme="majorHAnsi" w:cstheme="majorHAnsi"/>
-                <w:b/>
-                <w:bCs/>
-                <w:color w:val="000000" w:themeColor="text1"/>
-              </w:rPr>
-            </w:pPr>
-            <w:proofErr w:type="spellStart"/>
+          </w:p>
+        </w:tc>
+        <w:tc>
+          <w:tcPr>
+            <w:tcW w:w="276" w:type="pct"/>
+          </w:tcPr>
+          <w:p>
+            <w:pPr>
+              <w:jc w:val="center"/>
+              <w:rPr>
+                <w:rFonts w:asciiTheme="majorHAnsi" w:hAnsiTheme="majorHAnsi" w:cstheme="majorHAnsi"/>
+                <w:b/>
+                <w:bCs/>
+                <w:color w:val="000000" w:themeColor="text1"/>
+              </w:rPr>
+            </w:pPr>
             <w:r>
               <w:rPr>
                 <w:rFonts w:asciiTheme="majorHAnsi" w:hAnsiTheme="majorHAnsi" w:cstheme="majorHAnsi"/>
@@ -2063,160 +1462,36 @@
               </w:rPr>
               <w:t>Hiểu</w:t>
             </w:r>
-            <w:proofErr w:type="spellEnd"/>
-          </w:p>
-        </w:tc>
-        <w:tc>
-          <w:tcPr>
-            <w:tcW w:w="262" w:type="pct"/>
-          </w:tcPr>
-          <w:p>
-            <w:pPr>
-              <w:jc w:val="center"/>
-              <w:rPr>
-                <w:rFonts w:asciiTheme="majorHAnsi" w:hAnsiTheme="majorHAnsi" w:cstheme="majorHAnsi"/>
-                <w:b/>
-                <w:bCs/>
-                <w:color w:val="000000" w:themeColor="text1"/>
-              </w:rPr>
-            </w:pPr>
-            <w:proofErr w:type="spellStart"/>
-            <w:r>
-              <w:rPr>
-                <w:rFonts w:asciiTheme="majorHAnsi" w:hAnsiTheme="majorHAnsi" w:cstheme="majorHAnsi"/>
-                <w:b/>
-                <w:bCs/>
-                <w:color w:val="000000" w:themeColor="text1"/>
-              </w:rPr>
-              <w:t>Vận</w:t>
-            </w:r>
-            <w:proofErr w:type="spellEnd"/>
-            <w:r>
-              <w:rPr>
-                <w:rFonts w:asciiTheme="majorHAnsi" w:hAnsiTheme="majorHAnsi" w:cstheme="majorHAnsi"/>
-                <w:b/>
-                <w:bCs/>
-                <w:color w:val="000000" w:themeColor="text1"/>
-              </w:rPr>
-              <w:t xml:space="preserve"> </w:t>
-            </w:r>
-            <w:proofErr w:type="spellStart"/>
-            <w:r>
-              <w:rPr>
-                <w:rFonts w:asciiTheme="majorHAnsi" w:hAnsiTheme="majorHAnsi" w:cstheme="majorHAnsi"/>
-                <w:b/>
-                <w:bCs/>
-                <w:color w:val="000000" w:themeColor="text1"/>
-              </w:rPr>
-              <w:t>dụng</w:t>
-            </w:r>
-            <w:proofErr w:type="spellEnd"/>
-          </w:p>
-        </w:tc>
-        <w:tc>
-          <w:tcPr>
-            <w:tcW w:w="224" w:type="pct"/>
-          </w:tcPr>
-          <w:p>
-            <w:pPr>
-              <w:jc w:val="center"/>
-              <w:rPr>
-                <w:rFonts w:asciiTheme="majorHAnsi" w:hAnsiTheme="majorHAnsi" w:cstheme="majorHAnsi"/>
-                <w:b/>
-                <w:bCs/>
-                <w:color w:val="000000" w:themeColor="text1"/>
-              </w:rPr>
-            </w:pPr>
-            <w:proofErr w:type="spellStart"/>
-            <w:r>
-              <w:rPr>
-                <w:rFonts w:asciiTheme="majorHAnsi" w:hAnsiTheme="majorHAnsi" w:cstheme="majorHAnsi"/>
-                <w:b/>
-                <w:bCs/>
-                <w:color w:val="000000" w:themeColor="text1"/>
-              </w:rPr>
-              <w:t>Biết</w:t>
-            </w:r>
-            <w:proofErr w:type="spellEnd"/>
-          </w:p>
-        </w:tc>
-        <w:tc>
-          <w:tcPr>
-            <w:tcW w:w="253" w:type="pct"/>
-          </w:tcPr>
-          <w:p>
-            <w:pPr>
-              <w:jc w:val="center"/>
-              <w:rPr>
-                <w:rFonts w:asciiTheme="majorHAnsi" w:hAnsiTheme="majorHAnsi" w:cstheme="majorHAnsi"/>
-                <w:b/>
-                <w:bCs/>
-                <w:color w:val="000000" w:themeColor="text1"/>
-              </w:rPr>
-            </w:pPr>
-            <w:proofErr w:type="spellStart"/>
-            <w:r>
-              <w:rPr>
-                <w:rFonts w:asciiTheme="majorHAnsi" w:hAnsiTheme="majorHAnsi" w:cstheme="majorHAnsi"/>
-                <w:b/>
-                <w:bCs/>
-                <w:color w:val="000000" w:themeColor="text1"/>
-              </w:rPr>
-              <w:t>Hiểu</w:t>
-            </w:r>
-            <w:proofErr w:type="spellEnd"/>
-          </w:p>
-        </w:tc>
-        <w:tc>
-          <w:tcPr>
-            <w:tcW w:w="262" w:type="pct"/>
-          </w:tcPr>
-          <w:p>
-            <w:pPr>
-              <w:jc w:val="center"/>
-              <w:rPr>
-                <w:rFonts w:asciiTheme="majorHAnsi" w:hAnsiTheme="majorHAnsi" w:cstheme="majorHAnsi"/>
-                <w:b/>
-                <w:bCs/>
-                <w:color w:val="000000" w:themeColor="text1"/>
-              </w:rPr>
-            </w:pPr>
-            <w:proofErr w:type="spellStart"/>
-            <w:r>
-              <w:rPr>
-                <w:rFonts w:asciiTheme="majorHAnsi" w:hAnsiTheme="majorHAnsi" w:cstheme="majorHAnsi"/>
-                <w:b/>
-                <w:bCs/>
-                <w:color w:val="000000" w:themeColor="text1"/>
-              </w:rPr>
-              <w:t>Vận</w:t>
-            </w:r>
-            <w:proofErr w:type="spellEnd"/>
-            <w:r>
-              <w:rPr>
-                <w:rFonts w:asciiTheme="majorHAnsi" w:hAnsiTheme="majorHAnsi" w:cstheme="majorHAnsi"/>
-                <w:b/>
-                <w:bCs/>
-                <w:color w:val="000000" w:themeColor="text1"/>
-              </w:rPr>
-              <w:t xml:space="preserve"> </w:t>
-            </w:r>
-            <w:proofErr w:type="spellStart"/>
-            <w:r>
-              <w:rPr>
-                <w:rFonts w:asciiTheme="majorHAnsi" w:hAnsiTheme="majorHAnsi" w:cstheme="majorHAnsi"/>
-                <w:b/>
-                <w:bCs/>
-                <w:color w:val="000000" w:themeColor="text1"/>
-              </w:rPr>
-              <w:t>dụng</w:t>
-            </w:r>
-            <w:proofErr w:type="spellEnd"/>
-          </w:p>
-        </w:tc>
-        <w:tc>
-          <w:tcPr>
-            <w:tcW w:w="257" w:type="pct"/>
+          </w:p>
+        </w:tc>
+        <w:tc>
+          <w:tcPr>
+            <w:tcW w:w="325" w:type="pct"/>
+          </w:tcPr>
+          <w:p>
+            <w:pPr>
+              <w:jc w:val="center"/>
+              <w:rPr>
+                <w:rFonts w:asciiTheme="majorHAnsi" w:hAnsiTheme="majorHAnsi" w:cstheme="majorHAnsi"/>
+                <w:b/>
+                <w:bCs/>
+                <w:color w:val="000000" w:themeColor="text1"/>
+              </w:rPr>
+            </w:pPr>
+            <w:r>
+              <w:rPr>
+                <w:rFonts w:asciiTheme="majorHAnsi" w:hAnsiTheme="majorHAnsi" w:cstheme="majorHAnsi"/>
+                <w:b/>
+                <w:bCs/>
+                <w:color w:val="000000" w:themeColor="text1"/>
+              </w:rPr>
+              <w:t>Vận dụng</w:t>
+            </w:r>
+          </w:p>
+        </w:tc>
+        <w:tc>
+          <w:tcPr>
+            <w:tcW w:w="321" w:type="pct"/>
             <w:vMerge/>
           </w:tcPr>
           <w:p>
@@ -2224,6 +1499,8 @@
               <w:jc w:val="center"/>
               <w:rPr>
                 <w:rFonts w:asciiTheme="majorHAnsi" w:hAnsiTheme="majorHAnsi" w:cstheme="majorHAnsi"/>
+                <w:b/>
+                <w:bCs/>
                 <w:color w:val="000000" w:themeColor="text1"/>
               </w:rPr>
             </w:pPr>
@@ -2236,7 +1513,7 @@
         </w:trPr>
         <w:tc>
           <w:tcPr>
-            <w:tcW w:w="191" w:type="pct"/>
+            <w:tcW w:w="182" w:type="pct"/>
             <w:vMerge w:val="restart"/>
           </w:tcPr>
           <w:p>
@@ -2258,7 +1535,7 @@
         </w:tc>
         <w:tc>
           <w:tcPr>
-            <w:tcW w:w="428" w:type="pct"/>
+            <w:tcW w:w="420" w:type="pct"/>
             <w:vMerge w:val="restart"/>
           </w:tcPr>
           <w:p>
@@ -2269,48 +1546,22 @@
                 <w:color w:val="000000" w:themeColor="text1"/>
               </w:rPr>
             </w:pPr>
-            <w:proofErr w:type="spellStart"/>
-            <w:r>
-              <w:rPr>
-                <w:rFonts w:asciiTheme="majorHAnsi" w:hAnsiTheme="majorHAnsi" w:cstheme="majorHAnsi"/>
-                <w:color w:val="000000" w:themeColor="text1"/>
-              </w:rPr>
-              <w:t>Chủ</w:t>
-            </w:r>
-            <w:proofErr w:type="spellEnd"/>
-            <w:r>
-              <w:rPr>
-                <w:rFonts w:asciiTheme="majorHAnsi" w:hAnsiTheme="majorHAnsi" w:cstheme="majorHAnsi"/>
-                <w:color w:val="000000" w:themeColor="text1"/>
-              </w:rPr>
-              <w:t xml:space="preserve"> </w:t>
-            </w:r>
-            <w:proofErr w:type="spellStart"/>
-            <w:r>
-              <w:rPr>
-                <w:rFonts w:asciiTheme="majorHAnsi" w:hAnsiTheme="majorHAnsi" w:cstheme="majorHAnsi"/>
-                <w:color w:val="000000" w:themeColor="text1"/>
-              </w:rPr>
-              <w:t>đề</w:t>
-            </w:r>
-            <w:proofErr w:type="spellEnd"/>
-            <w:r>
-              <w:rPr>
-                <w:rFonts w:asciiTheme="majorHAnsi" w:hAnsiTheme="majorHAnsi" w:cstheme="majorHAnsi"/>
-                <w:color w:val="000000" w:themeColor="text1"/>
-              </w:rPr>
-              <w:t xml:space="preserve"> 1</w:t>
-            </w:r>
-          </w:p>
-          <w:p>
-            <w:pPr>
-              <w:jc w:val="center"/>
-              <w:rPr>
-                <w:rFonts w:asciiTheme="majorHAnsi" w:hAnsiTheme="majorHAnsi" w:cstheme="majorHAnsi"/>
-                <w:color w:val="000000" w:themeColor="text1"/>
-              </w:rPr>
-            </w:pPr>
-            <w:proofErr w:type="spellStart"/>
+            <w:r>
+              <w:rPr>
+                <w:rFonts w:asciiTheme="majorHAnsi" w:hAnsiTheme="majorHAnsi" w:cstheme="majorHAnsi"/>
+                <w:color w:val="000000" w:themeColor="text1"/>
+              </w:rPr>
+              <w:t>Chủ đề 1</w:t>
+            </w:r>
+          </w:p>
+          <w:p>
+            <w:pPr>
+              <w:jc w:val="center"/>
+              <w:rPr>
+                <w:rFonts w:asciiTheme="majorHAnsi" w:hAnsiTheme="majorHAnsi" w:cstheme="majorHAnsi"/>
+                <w:color w:val="000000" w:themeColor="text1"/>
+              </w:rPr>
+            </w:pPr>
             <w:r>
               <w:rPr>
                 <w:rFonts w:eastAsia="Calibri" w:cs="Times New Roman"/>
@@ -2320,142 +1571,47 @@
                 <w:lang w:eastAsia="vi-VN" w:bidi="vi-VN"/>
                 <w14:ligatures w14:val="standardContextual"/>
               </w:rPr>
-              <w:t>Vật</w:t>
-            </w:r>
-            <w:proofErr w:type="spellEnd"/>
+              <w:t>Vật lí nhiệt</w:t>
+            </w:r>
+          </w:p>
+          <w:p>
+            <w:pPr>
+              <w:jc w:val="center"/>
+              <w:rPr>
+                <w:rFonts w:asciiTheme="majorHAnsi" w:hAnsiTheme="majorHAnsi" w:cstheme="majorHAnsi"/>
+                <w:color w:val="000000" w:themeColor="text1"/>
+              </w:rPr>
+            </w:pPr>
+          </w:p>
+        </w:tc>
+        <w:tc>
+          <w:tcPr>
+            <w:tcW w:w="539" w:type="pct"/>
+            <w:tcBorders>
+              <w:top w:val="single" w:sz="4" w:space="0" w:color="auto"/>
+              <w:left w:val="single" w:sz="4" w:space="0" w:color="auto"/>
+              <w:bottom w:val="single" w:sz="4" w:space="0" w:color="auto"/>
+              <w:right w:val="single" w:sz="4" w:space="0" w:color="auto"/>
+            </w:tcBorders>
+          </w:tcPr>
+          <w:p>
+            <w:pPr>
+              <w:jc w:val="center"/>
+              <w:rPr>
+                <w:rFonts w:asciiTheme="majorHAnsi" w:hAnsiTheme="majorHAnsi" w:cstheme="majorHAnsi"/>
+                <w:color w:val="000000" w:themeColor="text1"/>
+              </w:rPr>
+            </w:pPr>
             <w:r>
               <w:rPr>
                 <w:rFonts w:eastAsia="Calibri" w:cs="Times New Roman"/>
-                <w:b/>
                 <w:bCs/>
                 <w:kern w:val="2"/>
                 <w:lang w:eastAsia="vi-VN" w:bidi="vi-VN"/>
                 <w14:ligatures w14:val="standardContextual"/>
               </w:rPr>
-              <w:t xml:space="preserve"> </w:t>
-            </w:r>
-            <w:proofErr w:type="spellStart"/>
-            <w:r>
-              <w:rPr>
-                <w:rFonts w:eastAsia="Calibri" w:cs="Times New Roman"/>
-                <w:b/>
-                <w:bCs/>
-                <w:kern w:val="2"/>
-                <w:lang w:eastAsia="vi-VN" w:bidi="vi-VN"/>
-                <w14:ligatures w14:val="standardContextual"/>
-              </w:rPr>
-              <w:t>lí</w:t>
-            </w:r>
-            <w:proofErr w:type="spellEnd"/>
-            <w:r>
-              <w:rPr>
-                <w:rFonts w:eastAsia="Calibri" w:cs="Times New Roman"/>
-                <w:b/>
-                <w:bCs/>
-                <w:kern w:val="2"/>
-                <w:lang w:eastAsia="vi-VN" w:bidi="vi-VN"/>
-                <w14:ligatures w14:val="standardContextual"/>
-              </w:rPr>
-              <w:t xml:space="preserve"> </w:t>
-            </w:r>
-            <w:proofErr w:type="spellStart"/>
-            <w:r>
-              <w:rPr>
-                <w:rFonts w:eastAsia="Calibri" w:cs="Times New Roman"/>
-                <w:b/>
-                <w:bCs/>
-                <w:kern w:val="2"/>
-                <w:lang w:eastAsia="vi-VN" w:bidi="vi-VN"/>
-                <w14:ligatures w14:val="standardContextual"/>
-              </w:rPr>
-              <w:t>nhiệt</w:t>
-            </w:r>
-            <w:proofErr w:type="spellEnd"/>
-          </w:p>
-          <w:p>
-            <w:pPr>
-              <w:jc w:val="center"/>
-              <w:rPr>
-                <w:rFonts w:asciiTheme="majorHAnsi" w:hAnsiTheme="majorHAnsi" w:cstheme="majorHAnsi"/>
-                <w:color w:val="000000" w:themeColor="text1"/>
-              </w:rPr>
-            </w:pPr>
-          </w:p>
-        </w:tc>
-        <w:tc>
-          <w:tcPr>
-            <w:tcW w:w="429" w:type="pct"/>
-            <w:tcBorders>
-              <w:top w:val="single" w:sz="4" w:space="0" w:color="auto"/>
-              <w:left w:val="single" w:sz="4" w:space="0" w:color="auto"/>
-              <w:bottom w:val="single" w:sz="4" w:space="0" w:color="auto"/>
-              <w:right w:val="single" w:sz="4" w:space="0" w:color="auto"/>
-            </w:tcBorders>
-          </w:tcPr>
-          <w:p>
-            <w:pPr>
-              <w:jc w:val="center"/>
-              <w:rPr>
-                <w:rFonts w:asciiTheme="majorHAnsi" w:hAnsiTheme="majorHAnsi" w:cstheme="majorHAnsi"/>
-                <w:color w:val="000000" w:themeColor="text1"/>
-              </w:rPr>
-            </w:pPr>
-            <w:proofErr w:type="spellStart"/>
-            <w:r>
-              <w:rPr>
-                <w:rFonts w:eastAsia="Calibri" w:cs="Times New Roman"/>
-                <w:bCs/>
-                <w:kern w:val="2"/>
-                <w:lang w:eastAsia="vi-VN" w:bidi="vi-VN"/>
-                <w14:ligatures w14:val="standardContextual"/>
-              </w:rPr>
-              <w:t>Sự</w:t>
-            </w:r>
-            <w:proofErr w:type="spellEnd"/>
-            <w:r>
-              <w:rPr>
-                <w:rFonts w:eastAsia="Calibri" w:cs="Times New Roman"/>
-                <w:bCs/>
-                <w:kern w:val="2"/>
-                <w:lang w:eastAsia="vi-VN" w:bidi="vi-VN"/>
-                <w14:ligatures w14:val="standardContextual"/>
-              </w:rPr>
-              <w:t xml:space="preserve"> </w:t>
-            </w:r>
-            <w:proofErr w:type="spellStart"/>
-            <w:r>
-              <w:rPr>
-                <w:rFonts w:eastAsia="Calibri" w:cs="Times New Roman"/>
-                <w:bCs/>
-                <w:kern w:val="2"/>
-                <w:lang w:eastAsia="vi-VN" w:bidi="vi-VN"/>
-                <w14:ligatures w14:val="standardContextual"/>
-              </w:rPr>
-              <w:t>chuyển</w:t>
-            </w:r>
-            <w:proofErr w:type="spellEnd"/>
-            <w:r>
-              <w:rPr>
-                <w:rFonts w:eastAsia="Calibri" w:cs="Times New Roman"/>
-                <w:bCs/>
-                <w:kern w:val="2"/>
-                <w:lang w:eastAsia="vi-VN" w:bidi="vi-VN"/>
-                <w14:ligatures w14:val="standardContextual"/>
-              </w:rPr>
-              <w:t xml:space="preserve"> </w:t>
-            </w:r>
-            <w:proofErr w:type="spellStart"/>
-            <w:r>
-              <w:rPr>
-                <w:rFonts w:eastAsia="Calibri" w:cs="Times New Roman"/>
-                <w:bCs/>
-                <w:kern w:val="2"/>
-                <w:lang w:eastAsia="vi-VN" w:bidi="vi-VN"/>
-                <w14:ligatures w14:val="standardContextual"/>
-              </w:rPr>
-              <w:t>thể</w:t>
-            </w:r>
-            <w:proofErr w:type="spellEnd"/>
+              <w:t>Sự chuyển thể</w:t>
+            </w:r>
             <w:r>
               <w:rPr>
                 <w:rFonts w:eastAsia="Calibri" w:cs="Times New Roman"/>
@@ -2470,7 +1626,7 @@
         </w:tc>
         <w:tc>
           <w:tcPr>
-            <w:tcW w:w="224" w:type="pct"/>
+            <w:tcW w:w="263" w:type="pct"/>
             <w:tcBorders>
               <w:top w:val="single" w:sz="4" w:space="0" w:color="auto"/>
               <w:left w:val="single" w:sz="4" w:space="0" w:color="auto"/>
@@ -2501,7 +1657,7 @@
         </w:tc>
         <w:tc>
           <w:tcPr>
-            <w:tcW w:w="253" w:type="pct"/>
+            <w:tcW w:w="183" w:type="pct"/>
             <w:tcBorders>
               <w:top w:val="nil"/>
               <w:left w:val="nil"/>
@@ -2523,7 +1679,7 @@
         </w:tc>
         <w:tc>
           <w:tcPr>
-            <w:tcW w:w="262" w:type="pct"/>
+            <w:tcW w:w="310" w:type="pct"/>
             <w:tcBorders>
               <w:top w:val="nil"/>
               <w:left w:val="nil"/>
@@ -2545,7 +1701,7 @@
         </w:tc>
         <w:tc>
           <w:tcPr>
-            <w:tcW w:w="224" w:type="pct"/>
+            <w:tcW w:w="290" w:type="pct"/>
             <w:tcBorders>
               <w:top w:val="nil"/>
               <w:left w:val="nil"/>
@@ -2576,7 +1732,7 @@
         </w:tc>
         <w:tc>
           <w:tcPr>
-            <w:tcW w:w="253" w:type="pct"/>
+            <w:tcW w:w="277" w:type="pct"/>
             <w:tcBorders>
               <w:top w:val="nil"/>
               <w:left w:val="nil"/>
@@ -2607,7 +1763,7 @@
         </w:tc>
         <w:tc>
           <w:tcPr>
-            <w:tcW w:w="262" w:type="pct"/>
+            <w:tcW w:w="323" w:type="pct"/>
             <w:tcBorders>
               <w:top w:val="nil"/>
               <w:left w:val="nil"/>
@@ -2629,7 +1785,7 @@
         </w:tc>
         <w:tc>
           <w:tcPr>
-            <w:tcW w:w="224" w:type="pct"/>
+            <w:tcW w:w="322" w:type="pct"/>
             <w:tcBorders>
               <w:top w:val="nil"/>
               <w:left w:val="nil"/>
@@ -2651,7 +1807,7 @@
         </w:tc>
         <w:tc>
           <w:tcPr>
-            <w:tcW w:w="253" w:type="pct"/>
+            <w:tcW w:w="323" w:type="pct"/>
             <w:tcBorders>
               <w:top w:val="nil"/>
               <w:left w:val="nil"/>
@@ -2673,7 +1829,7 @@
         </w:tc>
         <w:tc>
           <w:tcPr>
-            <w:tcW w:w="262" w:type="pct"/>
+            <w:tcW w:w="369" w:type="pct"/>
             <w:tcBorders>
               <w:top w:val="nil"/>
               <w:left w:val="nil"/>
@@ -2695,7 +1851,7 @@
         </w:tc>
         <w:tc>
           <w:tcPr>
-            <w:tcW w:w="224" w:type="pct"/>
+            <w:tcW w:w="277" w:type="pct"/>
             <w:tcBorders>
               <w:top w:val="nil"/>
               <w:left w:val="nil"/>
@@ -2716,7 +1872,7 @@
         </w:tc>
         <w:tc>
           <w:tcPr>
-            <w:tcW w:w="253" w:type="pct"/>
+            <w:tcW w:w="276" w:type="pct"/>
             <w:tcBorders>
               <w:top w:val="nil"/>
               <w:left w:val="single" w:sz="4" w:space="0" w:color="auto"/>
@@ -2737,7 +1893,7 @@
         </w:tc>
         <w:tc>
           <w:tcPr>
-            <w:tcW w:w="262" w:type="pct"/>
+            <w:tcW w:w="325" w:type="pct"/>
             <w:tcBorders>
               <w:top w:val="nil"/>
               <w:left w:val="nil"/>
@@ -2759,82 +1915,23 @@
         </w:tc>
         <w:tc>
           <w:tcPr>
-            <w:tcW w:w="224" w:type="pct"/>
-            <w:vAlign w:val="center"/>
-          </w:tcPr>
-          <w:p>
-            <w:pPr>
-              <w:jc w:val="center"/>
-              <w:rPr>
-                <w:rFonts w:asciiTheme="majorHAnsi" w:hAnsiTheme="majorHAnsi" w:cstheme="majorHAnsi"/>
-                <w:color w:val="000000" w:themeColor="text1"/>
-              </w:rPr>
-            </w:pPr>
-            <w:r>
-              <w:rPr>
-                <w:rFonts w:asciiTheme="majorHAnsi" w:hAnsiTheme="majorHAnsi" w:cstheme="majorHAnsi"/>
-                <w:color w:val="000000" w:themeColor="text1"/>
-              </w:rPr>
-              <w:t>2</w:t>
-            </w:r>
-          </w:p>
-        </w:tc>
-        <w:tc>
-          <w:tcPr>
-            <w:tcW w:w="253" w:type="pct"/>
-            <w:vAlign w:val="center"/>
-          </w:tcPr>
-          <w:p>
-            <w:pPr>
-              <w:jc w:val="center"/>
-              <w:rPr>
-                <w:rFonts w:asciiTheme="majorHAnsi" w:hAnsiTheme="majorHAnsi" w:cstheme="majorHAnsi"/>
-                <w:color w:val="000000" w:themeColor="text1"/>
-              </w:rPr>
-            </w:pPr>
-            <w:r>
-              <w:rPr>
-                <w:rFonts w:asciiTheme="majorHAnsi" w:hAnsiTheme="majorHAnsi" w:cstheme="majorHAnsi"/>
-                <w:color w:val="000000" w:themeColor="text1"/>
-              </w:rPr>
-              <w:t>1</w:t>
-            </w:r>
-          </w:p>
-        </w:tc>
-        <w:tc>
-          <w:tcPr>
-            <w:tcW w:w="262" w:type="pct"/>
-            <w:vAlign w:val="center"/>
-          </w:tcPr>
-          <w:p>
-            <w:pPr>
-              <w:jc w:val="center"/>
-              <w:rPr>
-                <w:rFonts w:asciiTheme="majorHAnsi" w:hAnsiTheme="majorHAnsi" w:cstheme="majorHAnsi"/>
-                <w:color w:val="000000" w:themeColor="text1"/>
-              </w:rPr>
-            </w:pPr>
-          </w:p>
-        </w:tc>
-        <w:tc>
-          <w:tcPr>
-            <w:tcW w:w="257" w:type="pct"/>
-            <w:vAlign w:val="center"/>
-          </w:tcPr>
-          <w:p>
-            <w:pPr>
-              <w:jc w:val="center"/>
-              <w:rPr>
-                <w:rFonts w:asciiTheme="majorHAnsi" w:hAnsiTheme="majorHAnsi" w:cstheme="majorHAnsi"/>
-                <w:color w:val="C00000"/>
-              </w:rPr>
-            </w:pPr>
-            <w:r>
-              <w:rPr>
-                <w:rFonts w:asciiTheme="majorHAnsi" w:hAnsiTheme="majorHAnsi" w:cstheme="majorHAnsi"/>
-                <w:color w:val="C00000"/>
-              </w:rPr>
-              <w:t>7,5</w:t>
+            <w:tcW w:w="321" w:type="pct"/>
+            <w:vAlign w:val="center"/>
+          </w:tcPr>
+          <w:p>
+            <w:pPr>
+              <w:jc w:val="center"/>
+              <w:rPr>
+                <w:rFonts w:asciiTheme="majorHAnsi" w:hAnsiTheme="majorHAnsi" w:cstheme="majorHAnsi"/>
+                <w:color w:val="000000" w:themeColor="text1"/>
+              </w:rPr>
+            </w:pPr>
+            <w:r>
+              <w:rPr>
+                <w:rFonts w:asciiTheme="majorHAnsi" w:hAnsiTheme="majorHAnsi" w:cstheme="majorHAnsi"/>
+                <w:color w:val="000000" w:themeColor="text1"/>
+              </w:rPr>
+              <w:t>3</w:t>
             </w:r>
           </w:p>
         </w:tc>
@@ -2845,7 +1942,7 @@
         </w:trPr>
         <w:tc>
           <w:tcPr>
-            <w:tcW w:w="191" w:type="pct"/>
+            <w:tcW w:w="182" w:type="pct"/>
             <w:vMerge/>
           </w:tcPr>
           <w:p>
@@ -2860,7 +1957,7 @@
         </w:tc>
         <w:tc>
           <w:tcPr>
-            <w:tcW w:w="428" w:type="pct"/>
+            <w:tcW w:w="420" w:type="pct"/>
             <w:vMerge/>
           </w:tcPr>
           <w:p>
@@ -2875,7 +1972,7 @@
         </w:tc>
         <w:tc>
           <w:tcPr>
-            <w:tcW w:w="429" w:type="pct"/>
+            <w:tcW w:w="539" w:type="pct"/>
             <w:tcBorders>
               <w:top w:val="single" w:sz="4" w:space="0" w:color="auto"/>
               <w:left w:val="single" w:sz="4" w:space="0" w:color="auto"/>
@@ -2891,7 +1988,6 @@
                 <w:color w:val="000000" w:themeColor="text1"/>
               </w:rPr>
             </w:pPr>
-            <w:proofErr w:type="spellStart"/>
             <w:r>
               <w:rPr>
                 <w:rFonts w:eastAsia="Calibri" w:cs="Times New Roman"/>
@@ -2900,190 +1996,13 @@
                 <w:lang w:eastAsia="vi-VN" w:bidi="vi-VN"/>
                 <w14:ligatures w14:val="standardContextual"/>
               </w:rPr>
-              <w:t>Nội</w:t>
-            </w:r>
-            <w:proofErr w:type="spellEnd"/>
-            <w:r>
-              <w:rPr>
-                <w:rFonts w:eastAsia="Calibri" w:cs="Times New Roman"/>
-                <w:bCs/>
-                <w:kern w:val="2"/>
-                <w:lang w:eastAsia="vi-VN" w:bidi="vi-VN"/>
-                <w14:ligatures w14:val="standardContextual"/>
-              </w:rPr>
-              <w:t xml:space="preserve"> </w:t>
-            </w:r>
-            <w:proofErr w:type="spellStart"/>
-            <w:r>
-              <w:rPr>
-                <w:rFonts w:eastAsia="Calibri" w:cs="Times New Roman"/>
-                <w:bCs/>
-                <w:kern w:val="2"/>
-                <w:lang w:eastAsia="vi-VN" w:bidi="vi-VN"/>
-                <w14:ligatures w14:val="standardContextual"/>
-              </w:rPr>
-              <w:t>năng</w:t>
-            </w:r>
-            <w:proofErr w:type="spellEnd"/>
-            <w:r>
-              <w:rPr>
-                <w:rFonts w:eastAsia="Calibri" w:cs="Times New Roman"/>
-                <w:bCs/>
-                <w:kern w:val="2"/>
-                <w:lang w:eastAsia="vi-VN" w:bidi="vi-VN"/>
-                <w14:ligatures w14:val="standardContextual"/>
-              </w:rPr>
-              <w:t xml:space="preserve">, </w:t>
-            </w:r>
-            <w:proofErr w:type="spellStart"/>
-            <w:r>
-              <w:rPr>
-                <w:rFonts w:eastAsia="Calibri" w:cs="Times New Roman"/>
-                <w:bCs/>
-                <w:kern w:val="2"/>
-                <w:lang w:eastAsia="vi-VN" w:bidi="vi-VN"/>
-                <w14:ligatures w14:val="standardContextual"/>
-              </w:rPr>
-              <w:t>định</w:t>
-            </w:r>
-            <w:proofErr w:type="spellEnd"/>
-            <w:r>
-              <w:rPr>
-                <w:rFonts w:eastAsia="Calibri" w:cs="Times New Roman"/>
-                <w:bCs/>
-                <w:kern w:val="2"/>
-                <w:lang w:eastAsia="vi-VN" w:bidi="vi-VN"/>
-                <w14:ligatures w14:val="standardContextual"/>
-              </w:rPr>
-              <w:t xml:space="preserve"> </w:t>
-            </w:r>
-            <w:proofErr w:type="spellStart"/>
-            <w:r>
-              <w:rPr>
-                <w:rFonts w:eastAsia="Calibri" w:cs="Times New Roman"/>
-                <w:bCs/>
-                <w:kern w:val="2"/>
-                <w:lang w:eastAsia="vi-VN" w:bidi="vi-VN"/>
-                <w14:ligatures w14:val="standardContextual"/>
-              </w:rPr>
-              <w:t>luật</w:t>
-            </w:r>
-            <w:proofErr w:type="spellEnd"/>
-            <w:r>
-              <w:rPr>
-                <w:rFonts w:eastAsia="Calibri" w:cs="Times New Roman"/>
-                <w:bCs/>
-                <w:kern w:val="2"/>
-                <w:lang w:eastAsia="vi-VN" w:bidi="vi-VN"/>
-                <w14:ligatures w14:val="standardContextual"/>
-              </w:rPr>
-              <w:t xml:space="preserve"> 1 </w:t>
-            </w:r>
-            <w:proofErr w:type="spellStart"/>
-            <w:r>
-              <w:rPr>
-                <w:rFonts w:eastAsia="Calibri" w:cs="Times New Roman"/>
-                <w:bCs/>
-                <w:kern w:val="2"/>
-                <w:lang w:eastAsia="vi-VN" w:bidi="vi-VN"/>
-                <w14:ligatures w14:val="standardContextual"/>
-              </w:rPr>
-              <w:t>của</w:t>
-            </w:r>
-            <w:proofErr w:type="spellEnd"/>
-            <w:r>
-              <w:rPr>
-                <w:rFonts w:eastAsia="Calibri" w:cs="Times New Roman"/>
-                <w:bCs/>
-                <w:kern w:val="2"/>
-                <w:lang w:eastAsia="vi-VN" w:bidi="vi-VN"/>
-                <w14:ligatures w14:val="standardContextual"/>
-              </w:rPr>
-              <w:t xml:space="preserve"> </w:t>
-            </w:r>
-            <w:proofErr w:type="spellStart"/>
-            <w:r>
-              <w:rPr>
-                <w:rFonts w:eastAsia="Calibri" w:cs="Times New Roman"/>
-                <w:bCs/>
-                <w:kern w:val="2"/>
-                <w:lang w:eastAsia="vi-VN" w:bidi="vi-VN"/>
-                <w14:ligatures w14:val="standardContextual"/>
-              </w:rPr>
-              <w:t>nhiệt</w:t>
-            </w:r>
-            <w:proofErr w:type="spellEnd"/>
-            <w:r>
-              <w:rPr>
-                <w:rFonts w:eastAsia="Calibri" w:cs="Times New Roman"/>
-                <w:bCs/>
-                <w:kern w:val="2"/>
-                <w:lang w:eastAsia="vi-VN" w:bidi="vi-VN"/>
-                <w14:ligatures w14:val="standardContextual"/>
-              </w:rPr>
-              <w:t xml:space="preserve"> </w:t>
-            </w:r>
-            <w:proofErr w:type="spellStart"/>
-            <w:r>
-              <w:rPr>
-                <w:rFonts w:eastAsia="Calibri" w:cs="Times New Roman"/>
-                <w:bCs/>
-                <w:kern w:val="2"/>
-                <w:lang w:eastAsia="vi-VN" w:bidi="vi-VN"/>
-                <w14:ligatures w14:val="standardContextual"/>
-              </w:rPr>
-              <w:t>động</w:t>
-            </w:r>
-            <w:proofErr w:type="spellEnd"/>
-            <w:r>
-              <w:rPr>
-                <w:rFonts w:eastAsia="Calibri" w:cs="Times New Roman"/>
-                <w:bCs/>
-                <w:kern w:val="2"/>
-                <w:lang w:eastAsia="vi-VN" w:bidi="vi-VN"/>
-                <w14:ligatures w14:val="standardContextual"/>
-              </w:rPr>
-              <w:t xml:space="preserve"> </w:t>
-            </w:r>
-            <w:proofErr w:type="spellStart"/>
-            <w:r>
-              <w:rPr>
-                <w:rFonts w:eastAsia="Calibri" w:cs="Times New Roman"/>
-                <w:bCs/>
-                <w:kern w:val="2"/>
-                <w:lang w:eastAsia="vi-VN" w:bidi="vi-VN"/>
-                <w14:ligatures w14:val="standardContextual"/>
-              </w:rPr>
-              <w:t>lực</w:t>
-            </w:r>
-            <w:proofErr w:type="spellEnd"/>
-            <w:r>
-              <w:rPr>
-                <w:rFonts w:eastAsia="Calibri" w:cs="Times New Roman"/>
-                <w:bCs/>
-                <w:kern w:val="2"/>
-                <w:lang w:eastAsia="vi-VN" w:bidi="vi-VN"/>
-                <w14:ligatures w14:val="standardContextual"/>
-              </w:rPr>
-              <w:t xml:space="preserve"> </w:t>
-            </w:r>
-            <w:proofErr w:type="spellStart"/>
-            <w:r>
-              <w:rPr>
-                <w:rFonts w:eastAsia="Calibri" w:cs="Times New Roman"/>
-                <w:bCs/>
-                <w:kern w:val="2"/>
-                <w:lang w:eastAsia="vi-VN" w:bidi="vi-VN"/>
-                <w14:ligatures w14:val="standardContextual"/>
-              </w:rPr>
-              <w:t>học</w:t>
-            </w:r>
-            <w:proofErr w:type="spellEnd"/>
-          </w:p>
-        </w:tc>
-        <w:tc>
-          <w:tcPr>
-            <w:tcW w:w="224" w:type="pct"/>
+              <w:t>Nội năng, định luật 1 của nhiệt động lực học</w:t>
+            </w:r>
+          </w:p>
+        </w:tc>
+        <w:tc>
+          <w:tcPr>
+            <w:tcW w:w="263" w:type="pct"/>
             <w:tcBorders>
               <w:top w:val="single" w:sz="4" w:space="0" w:color="auto"/>
               <w:left w:val="single" w:sz="4" w:space="0" w:color="auto"/>
@@ -3114,7 +2033,7 @@
         </w:tc>
         <w:tc>
           <w:tcPr>
-            <w:tcW w:w="253" w:type="pct"/>
+            <w:tcW w:w="183" w:type="pct"/>
             <w:tcBorders>
               <w:top w:val="nil"/>
               <w:left w:val="nil"/>
@@ -3136,7 +2055,7 @@
         </w:tc>
         <w:tc>
           <w:tcPr>
-            <w:tcW w:w="262" w:type="pct"/>
+            <w:tcW w:w="310" w:type="pct"/>
             <w:tcBorders>
               <w:top w:val="nil"/>
               <w:left w:val="nil"/>
@@ -3158,7 +2077,7 @@
         </w:tc>
         <w:tc>
           <w:tcPr>
-            <w:tcW w:w="224" w:type="pct"/>
+            <w:tcW w:w="290" w:type="pct"/>
             <w:tcBorders>
               <w:top w:val="nil"/>
               <w:left w:val="nil"/>
@@ -3180,7 +2099,7 @@
         </w:tc>
         <w:tc>
           <w:tcPr>
-            <w:tcW w:w="253" w:type="pct"/>
+            <w:tcW w:w="277" w:type="pct"/>
             <w:tcBorders>
               <w:top w:val="nil"/>
               <w:left w:val="nil"/>
@@ -3202,7 +2121,7 @@
         </w:tc>
         <w:tc>
           <w:tcPr>
-            <w:tcW w:w="262" w:type="pct"/>
+            <w:tcW w:w="323" w:type="pct"/>
             <w:tcBorders>
               <w:top w:val="nil"/>
               <w:left w:val="nil"/>
@@ -3224,7 +2143,7 @@
         </w:tc>
         <w:tc>
           <w:tcPr>
-            <w:tcW w:w="224" w:type="pct"/>
+            <w:tcW w:w="322" w:type="pct"/>
             <w:tcBorders>
               <w:top w:val="nil"/>
               <w:left w:val="nil"/>
@@ -3246,7 +2165,7 @@
         </w:tc>
         <w:tc>
           <w:tcPr>
-            <w:tcW w:w="253" w:type="pct"/>
+            <w:tcW w:w="323" w:type="pct"/>
             <w:tcBorders>
               <w:top w:val="nil"/>
               <w:left w:val="nil"/>
@@ -3277,7 +2196,7 @@
         </w:tc>
         <w:tc>
           <w:tcPr>
-            <w:tcW w:w="262" w:type="pct"/>
+            <w:tcW w:w="369" w:type="pct"/>
             <w:tcBorders>
               <w:top w:val="nil"/>
               <w:left w:val="nil"/>
@@ -3299,7 +2218,7 @@
         </w:tc>
         <w:tc>
           <w:tcPr>
-            <w:tcW w:w="224" w:type="pct"/>
+            <w:tcW w:w="277" w:type="pct"/>
             <w:tcBorders>
               <w:top w:val="nil"/>
               <w:left w:val="nil"/>
@@ -3320,7 +2239,7 @@
         </w:tc>
         <w:tc>
           <w:tcPr>
-            <w:tcW w:w="253" w:type="pct"/>
+            <w:tcW w:w="276" w:type="pct"/>
             <w:tcBorders>
               <w:top w:val="nil"/>
               <w:left w:val="single" w:sz="4" w:space="0" w:color="auto"/>
@@ -3341,7 +2260,7 @@
         </w:tc>
         <w:tc>
           <w:tcPr>
-            <w:tcW w:w="262" w:type="pct"/>
+            <w:tcW w:w="325" w:type="pct"/>
             <w:tcBorders>
               <w:top w:val="nil"/>
               <w:left w:val="nil"/>
@@ -3372,89 +2291,23 @@
         </w:tc>
         <w:tc>
           <w:tcPr>
-            <w:tcW w:w="224" w:type="pct"/>
-            <w:vAlign w:val="center"/>
-          </w:tcPr>
-          <w:p>
-            <w:pPr>
-              <w:jc w:val="center"/>
-              <w:rPr>
-                <w:rFonts w:asciiTheme="majorHAnsi" w:hAnsiTheme="majorHAnsi" w:cstheme="majorHAnsi"/>
-                <w:color w:val="000000" w:themeColor="text1"/>
-              </w:rPr>
-            </w:pPr>
-            <w:r>
-              <w:rPr>
-                <w:rFonts w:asciiTheme="majorHAnsi" w:hAnsiTheme="majorHAnsi" w:cstheme="majorHAnsi"/>
-                <w:color w:val="000000" w:themeColor="text1"/>
-              </w:rPr>
-              <w:t>2</w:t>
-            </w:r>
-          </w:p>
-        </w:tc>
-        <w:tc>
-          <w:tcPr>
-            <w:tcW w:w="253" w:type="pct"/>
-            <w:vAlign w:val="center"/>
-          </w:tcPr>
-          <w:p>
-            <w:pPr>
-              <w:jc w:val="center"/>
-              <w:rPr>
-                <w:rFonts w:asciiTheme="majorHAnsi" w:hAnsiTheme="majorHAnsi" w:cstheme="majorHAnsi"/>
-                <w:color w:val="000000" w:themeColor="text1"/>
-              </w:rPr>
-            </w:pPr>
-            <w:r>
-              <w:rPr>
-                <w:rFonts w:asciiTheme="majorHAnsi" w:hAnsiTheme="majorHAnsi" w:cstheme="majorHAnsi"/>
-                <w:color w:val="000000" w:themeColor="text1"/>
-              </w:rPr>
-              <w:t>1</w:t>
-            </w:r>
-          </w:p>
-        </w:tc>
-        <w:tc>
-          <w:tcPr>
-            <w:tcW w:w="262" w:type="pct"/>
-            <w:vAlign w:val="center"/>
-          </w:tcPr>
-          <w:p>
-            <w:pPr>
-              <w:jc w:val="center"/>
-              <w:rPr>
-                <w:rFonts w:asciiTheme="majorHAnsi" w:hAnsiTheme="majorHAnsi" w:cstheme="majorHAnsi"/>
-                <w:color w:val="000000" w:themeColor="text1"/>
-              </w:rPr>
-            </w:pPr>
-            <w:r>
-              <w:rPr>
-                <w:rFonts w:asciiTheme="majorHAnsi" w:hAnsiTheme="majorHAnsi" w:cstheme="majorHAnsi"/>
-                <w:color w:val="000000" w:themeColor="text1"/>
-              </w:rPr>
-              <w:t>1</w:t>
-            </w:r>
-          </w:p>
-        </w:tc>
-        <w:tc>
-          <w:tcPr>
-            <w:tcW w:w="257" w:type="pct"/>
-            <w:vAlign w:val="center"/>
-          </w:tcPr>
-          <w:p>
-            <w:pPr>
-              <w:jc w:val="center"/>
-              <w:rPr>
-                <w:rFonts w:asciiTheme="majorHAnsi" w:hAnsiTheme="majorHAnsi" w:cstheme="majorHAnsi"/>
-                <w:color w:val="C00000"/>
-              </w:rPr>
-            </w:pPr>
-            <w:r>
-              <w:rPr>
-                <w:rFonts w:asciiTheme="majorHAnsi" w:hAnsiTheme="majorHAnsi" w:cstheme="majorHAnsi"/>
-                <w:color w:val="C00000"/>
-              </w:rPr>
-              <w:t>20</w:t>
+            <w:tcW w:w="321" w:type="pct"/>
+            <w:vAlign w:val="center"/>
+          </w:tcPr>
+          <w:p>
+            <w:pPr>
+              <w:jc w:val="center"/>
+              <w:rPr>
+                <w:rFonts w:asciiTheme="majorHAnsi" w:hAnsiTheme="majorHAnsi" w:cstheme="majorHAnsi"/>
+                <w:color w:val="000000" w:themeColor="text1"/>
+              </w:rPr>
+            </w:pPr>
+            <w:r>
+              <w:rPr>
+                <w:rFonts w:asciiTheme="majorHAnsi" w:hAnsiTheme="majorHAnsi" w:cstheme="majorHAnsi"/>
+                <w:color w:val="000000" w:themeColor="text1"/>
+              </w:rPr>
+              <w:t>4</w:t>
             </w:r>
           </w:p>
         </w:tc>
@@ -3465,7 +2318,7 @@
         </w:trPr>
         <w:tc>
           <w:tcPr>
-            <w:tcW w:w="191" w:type="pct"/>
+            <w:tcW w:w="182" w:type="pct"/>
             <w:vMerge/>
           </w:tcPr>
           <w:p>
@@ -3480,7 +2333,7 @@
         </w:tc>
         <w:tc>
           <w:tcPr>
-            <w:tcW w:w="428" w:type="pct"/>
+            <w:tcW w:w="420" w:type="pct"/>
             <w:vMerge/>
           </w:tcPr>
           <w:p>
@@ -3495,7 +2348,7 @@
         </w:tc>
         <w:tc>
           <w:tcPr>
-            <w:tcW w:w="429" w:type="pct"/>
+            <w:tcW w:w="539" w:type="pct"/>
             <w:tcBorders>
               <w:top w:val="single" w:sz="4" w:space="0" w:color="auto"/>
               <w:left w:val="single" w:sz="4" w:space="0" w:color="auto"/>
@@ -3518,84 +2371,13 @@
                 <w:lang w:eastAsia="vi-VN" w:bidi="vi-VN"/>
                 <w14:ligatures w14:val="standardContextual"/>
               </w:rPr>
-              <w:t xml:space="preserve">Thang </w:t>
-            </w:r>
-            <w:proofErr w:type="spellStart"/>
-            <w:r>
-              <w:rPr>
-                <w:rFonts w:eastAsia="Calibri" w:cs="Times New Roman"/>
-                <w:kern w:val="2"/>
-                <w:lang w:eastAsia="vi-VN" w:bidi="vi-VN"/>
-                <w14:ligatures w14:val="standardContextual"/>
-              </w:rPr>
-              <w:t>nhiệt</w:t>
-            </w:r>
-            <w:proofErr w:type="spellEnd"/>
-            <w:r>
-              <w:rPr>
-                <w:rFonts w:eastAsia="Calibri" w:cs="Times New Roman"/>
-                <w:kern w:val="2"/>
-                <w:lang w:eastAsia="vi-VN" w:bidi="vi-VN"/>
-                <w14:ligatures w14:val="standardContextual"/>
-              </w:rPr>
-              <w:t xml:space="preserve"> </w:t>
-            </w:r>
-            <w:proofErr w:type="spellStart"/>
-            <w:r>
-              <w:rPr>
-                <w:rFonts w:eastAsia="Calibri" w:cs="Times New Roman"/>
-                <w:kern w:val="2"/>
-                <w:lang w:eastAsia="vi-VN" w:bidi="vi-VN"/>
-                <w14:ligatures w14:val="standardContextual"/>
-              </w:rPr>
-              <w:t>độ</w:t>
-            </w:r>
-            <w:proofErr w:type="spellEnd"/>
-            <w:r>
-              <w:rPr>
-                <w:rFonts w:eastAsia="Calibri" w:cs="Times New Roman"/>
-                <w:kern w:val="2"/>
-                <w:lang w:eastAsia="vi-VN" w:bidi="vi-VN"/>
-                <w14:ligatures w14:val="standardContextual"/>
-              </w:rPr>
-              <w:t xml:space="preserve">, </w:t>
-            </w:r>
-            <w:proofErr w:type="spellStart"/>
-            <w:r>
-              <w:rPr>
-                <w:rFonts w:eastAsia="Calibri" w:cs="Times New Roman"/>
-                <w:kern w:val="2"/>
-                <w:lang w:eastAsia="vi-VN" w:bidi="vi-VN"/>
-                <w14:ligatures w14:val="standardContextual"/>
-              </w:rPr>
-              <w:t>nhiệt</w:t>
-            </w:r>
-            <w:proofErr w:type="spellEnd"/>
-            <w:r>
-              <w:rPr>
-                <w:rFonts w:eastAsia="Calibri" w:cs="Times New Roman"/>
-                <w:kern w:val="2"/>
-                <w:lang w:eastAsia="vi-VN" w:bidi="vi-VN"/>
-                <w14:ligatures w14:val="standardContextual"/>
-              </w:rPr>
-              <w:t xml:space="preserve"> </w:t>
-            </w:r>
-            <w:proofErr w:type="spellStart"/>
-            <w:r>
-              <w:rPr>
-                <w:rFonts w:eastAsia="Calibri" w:cs="Times New Roman"/>
-                <w:kern w:val="2"/>
-                <w:lang w:eastAsia="vi-VN" w:bidi="vi-VN"/>
-                <w14:ligatures w14:val="standardContextual"/>
-              </w:rPr>
-              <w:t>kế</w:t>
-            </w:r>
-            <w:proofErr w:type="spellEnd"/>
-          </w:p>
-        </w:tc>
-        <w:tc>
-          <w:tcPr>
-            <w:tcW w:w="224" w:type="pct"/>
+              <w:t>Thang nhiệt độ, nhiệt kế</w:t>
+            </w:r>
+          </w:p>
+        </w:tc>
+        <w:tc>
+          <w:tcPr>
+            <w:tcW w:w="263" w:type="pct"/>
             <w:tcBorders>
               <w:top w:val="single" w:sz="4" w:space="0" w:color="auto"/>
               <w:left w:val="single" w:sz="4" w:space="0" w:color="auto"/>
@@ -3626,7 +2408,7 @@
         </w:tc>
         <w:tc>
           <w:tcPr>
-            <w:tcW w:w="253" w:type="pct"/>
+            <w:tcW w:w="183" w:type="pct"/>
             <w:tcBorders>
               <w:top w:val="single" w:sz="4" w:space="0" w:color="auto"/>
               <w:left w:val="nil"/>
@@ -3648,7 +2430,7 @@
         </w:tc>
         <w:tc>
           <w:tcPr>
-            <w:tcW w:w="262" w:type="pct"/>
+            <w:tcW w:w="310" w:type="pct"/>
             <w:tcBorders>
               <w:top w:val="single" w:sz="4" w:space="0" w:color="auto"/>
               <w:left w:val="nil"/>
@@ -3670,7 +2452,7 @@
         </w:tc>
         <w:tc>
           <w:tcPr>
-            <w:tcW w:w="224" w:type="pct"/>
+            <w:tcW w:w="290" w:type="pct"/>
             <w:tcBorders>
               <w:top w:val="single" w:sz="4" w:space="0" w:color="auto"/>
               <w:left w:val="nil"/>
@@ -3692,7 +2474,7 @@
         </w:tc>
         <w:tc>
           <w:tcPr>
-            <w:tcW w:w="253" w:type="pct"/>
+            <w:tcW w:w="277" w:type="pct"/>
             <w:tcBorders>
               <w:top w:val="single" w:sz="4" w:space="0" w:color="auto"/>
               <w:left w:val="nil"/>
@@ -3715,7 +2497,7 @@
         </w:tc>
         <w:tc>
           <w:tcPr>
-            <w:tcW w:w="262" w:type="pct"/>
+            <w:tcW w:w="323" w:type="pct"/>
             <w:tcBorders>
               <w:top w:val="single" w:sz="4" w:space="0" w:color="auto"/>
               <w:left w:val="nil"/>
@@ -3737,7 +2519,7 @@
         </w:tc>
         <w:tc>
           <w:tcPr>
-            <w:tcW w:w="224" w:type="pct"/>
+            <w:tcW w:w="322" w:type="pct"/>
             <w:tcBorders>
               <w:top w:val="single" w:sz="4" w:space="0" w:color="auto"/>
               <w:left w:val="nil"/>
@@ -3759,7 +2541,7 @@
         </w:tc>
         <w:tc>
           <w:tcPr>
-            <w:tcW w:w="253" w:type="pct"/>
+            <w:tcW w:w="323" w:type="pct"/>
             <w:tcBorders>
               <w:top w:val="single" w:sz="4" w:space="0" w:color="auto"/>
               <w:left w:val="nil"/>
@@ -3781,7 +2563,7 @@
         </w:tc>
         <w:tc>
           <w:tcPr>
-            <w:tcW w:w="262" w:type="pct"/>
+            <w:tcW w:w="369" w:type="pct"/>
             <w:tcBorders>
               <w:top w:val="single" w:sz="4" w:space="0" w:color="auto"/>
               <w:left w:val="nil"/>
@@ -3803,7 +2585,7 @@
         </w:tc>
         <w:tc>
           <w:tcPr>
-            <w:tcW w:w="224" w:type="pct"/>
+            <w:tcW w:w="277" w:type="pct"/>
             <w:tcBorders>
               <w:top w:val="single" w:sz="4" w:space="0" w:color="auto"/>
               <w:left w:val="nil"/>
@@ -3824,7 +2606,7 @@
         </w:tc>
         <w:tc>
           <w:tcPr>
-            <w:tcW w:w="253" w:type="pct"/>
+            <w:tcW w:w="276" w:type="pct"/>
             <w:tcBorders>
               <w:top w:val="single" w:sz="4" w:space="0" w:color="auto"/>
               <w:left w:val="single" w:sz="4" w:space="0" w:color="auto"/>
@@ -3845,7 +2627,7 @@
         </w:tc>
         <w:tc>
           <w:tcPr>
-            <w:tcW w:w="262" w:type="pct"/>
+            <w:tcW w:w="325" w:type="pct"/>
             <w:tcBorders>
               <w:top w:val="single" w:sz="4" w:space="0" w:color="auto"/>
               <w:left w:val="nil"/>
@@ -3867,7 +2649,7 @@
         </w:tc>
         <w:tc>
           <w:tcPr>
-            <w:tcW w:w="224" w:type="pct"/>
+            <w:tcW w:w="321" w:type="pct"/>
             <w:vAlign w:val="center"/>
           </w:tcPr>
           <w:p>
@@ -3884,58 +2666,6 @@
                 <w:color w:val="000000" w:themeColor="text1"/>
               </w:rPr>
               <w:t>1</w:t>
-            </w:r>
-          </w:p>
-        </w:tc>
-        <w:tc>
-          <w:tcPr>
-            <w:tcW w:w="253" w:type="pct"/>
-            <w:vAlign w:val="center"/>
-          </w:tcPr>
-          <w:p>
-            <w:pPr>
-              <w:jc w:val="center"/>
-              <w:rPr>
-                <w:rFonts w:asciiTheme="majorHAnsi" w:hAnsiTheme="majorHAnsi" w:cstheme="majorHAnsi"/>
-                <w:color w:val="000000" w:themeColor="text1"/>
-              </w:rPr>
-            </w:pPr>
-          </w:p>
-        </w:tc>
-        <w:tc>
-          <w:tcPr>
-            <w:tcW w:w="262" w:type="pct"/>
-            <w:vAlign w:val="center"/>
-          </w:tcPr>
-          <w:p>
-            <w:pPr>
-              <w:jc w:val="center"/>
-              <w:rPr>
-                <w:rFonts w:asciiTheme="majorHAnsi" w:hAnsiTheme="majorHAnsi" w:cstheme="majorHAnsi"/>
-                <w:color w:val="000000" w:themeColor="text1"/>
-              </w:rPr>
-            </w:pPr>
-          </w:p>
-        </w:tc>
-        <w:tc>
-          <w:tcPr>
-            <w:tcW w:w="257" w:type="pct"/>
-            <w:vAlign w:val="center"/>
-          </w:tcPr>
-          <w:p>
-            <w:pPr>
-              <w:jc w:val="center"/>
-              <w:rPr>
-                <w:rFonts w:asciiTheme="majorHAnsi" w:hAnsiTheme="majorHAnsi" w:cstheme="majorHAnsi"/>
-                <w:color w:val="C00000"/>
-              </w:rPr>
-            </w:pPr>
-            <w:r>
-              <w:rPr>
-                <w:rFonts w:asciiTheme="majorHAnsi" w:hAnsiTheme="majorHAnsi" w:cstheme="majorHAnsi"/>
-                <w:color w:val="C00000"/>
-              </w:rPr>
-              <w:t>2,5</w:t>
             </w:r>
           </w:p>
         </w:tc>
@@ -3946,7 +2676,7 @@
         </w:trPr>
         <w:tc>
           <w:tcPr>
-            <w:tcW w:w="191" w:type="pct"/>
+            <w:tcW w:w="182" w:type="pct"/>
             <w:vMerge/>
           </w:tcPr>
           <w:p>
@@ -3961,7 +2691,7 @@
         </w:tc>
         <w:tc>
           <w:tcPr>
-            <w:tcW w:w="428" w:type="pct"/>
+            <w:tcW w:w="420" w:type="pct"/>
             <w:vMerge/>
           </w:tcPr>
           <w:p>
@@ -3976,7 +2706,7 @@
         </w:tc>
         <w:tc>
           <w:tcPr>
-            <w:tcW w:w="429" w:type="pct"/>
+            <w:tcW w:w="539" w:type="pct"/>
             <w:tcBorders>
               <w:top w:val="single" w:sz="4" w:space="0" w:color="auto"/>
               <w:left w:val="single" w:sz="4" w:space="0" w:color="auto"/>
@@ -3999,23 +2729,13 @@
                 <w:lang w:val="vi-VN" w:eastAsia="vi-VN" w:bidi="vi-VN"/>
                 <w14:ligatures w14:val="standardContextual"/>
               </w:rPr>
-              <w:t xml:space="preserve">Nhiệt dung riêng, nhiệt nóng chảy riêng, nhiệt </w:t>
-            </w:r>
-            <w:r>
-              <w:rPr>
-                <w:rFonts w:eastAsia="Calibri" w:cs="Times New Roman"/>
-                <w:kern w:val="2"/>
-                <w:lang w:val="vi-VN" w:eastAsia="vi-VN" w:bidi="vi-VN"/>
-                <w14:ligatures w14:val="standardContextual"/>
-              </w:rPr>
-              <w:lastRenderedPageBreak/>
-              <w:t>hoá hơi riêng</w:t>
-            </w:r>
-          </w:p>
-        </w:tc>
-        <w:tc>
-          <w:tcPr>
-            <w:tcW w:w="224" w:type="pct"/>
+              <w:t>Nhiệt dung riêng, nhiệt nóng chảy riêng, nhiệt hoá hơi riêng</w:t>
+            </w:r>
+          </w:p>
+        </w:tc>
+        <w:tc>
+          <w:tcPr>
+            <w:tcW w:w="263" w:type="pct"/>
             <w:tcBorders>
               <w:top w:val="single" w:sz="4" w:space="0" w:color="auto"/>
               <w:left w:val="single" w:sz="4" w:space="0" w:color="auto"/>
@@ -4040,14 +2760,13 @@
                 <w:kern w:val="2"/>
                 <w14:ligatures w14:val="standardContextual"/>
               </w:rPr>
-              <w:lastRenderedPageBreak/>
               <w:t>2</w:t>
             </w:r>
           </w:p>
         </w:tc>
         <w:tc>
           <w:tcPr>
-            <w:tcW w:w="253" w:type="pct"/>
+            <w:tcW w:w="183" w:type="pct"/>
             <w:tcBorders>
               <w:top w:val="single" w:sz="4" w:space="0" w:color="auto"/>
               <w:left w:val="nil"/>
@@ -4069,7 +2788,7 @@
         </w:tc>
         <w:tc>
           <w:tcPr>
-            <w:tcW w:w="262" w:type="pct"/>
+            <w:tcW w:w="310" w:type="pct"/>
             <w:tcBorders>
               <w:top w:val="single" w:sz="4" w:space="0" w:color="auto"/>
               <w:left w:val="nil"/>
@@ -4091,7 +2810,7 @@
         </w:tc>
         <w:tc>
           <w:tcPr>
-            <w:tcW w:w="224" w:type="pct"/>
+            <w:tcW w:w="290" w:type="pct"/>
             <w:tcBorders>
               <w:top w:val="single" w:sz="4" w:space="0" w:color="auto"/>
               <w:left w:val="nil"/>
@@ -4122,7 +2841,7 @@
         </w:tc>
         <w:tc>
           <w:tcPr>
-            <w:tcW w:w="253" w:type="pct"/>
+            <w:tcW w:w="277" w:type="pct"/>
             <w:tcBorders>
               <w:top w:val="single" w:sz="4" w:space="0" w:color="auto"/>
               <w:left w:val="nil"/>
@@ -4144,7 +2863,7 @@
         </w:tc>
         <w:tc>
           <w:tcPr>
-            <w:tcW w:w="262" w:type="pct"/>
+            <w:tcW w:w="323" w:type="pct"/>
             <w:tcBorders>
               <w:top w:val="single" w:sz="4" w:space="0" w:color="auto"/>
               <w:left w:val="nil"/>
@@ -4176,7 +2895,7 @@
         </w:tc>
         <w:tc>
           <w:tcPr>
-            <w:tcW w:w="224" w:type="pct"/>
+            <w:tcW w:w="322" w:type="pct"/>
             <w:tcBorders>
               <w:top w:val="single" w:sz="4" w:space="0" w:color="auto"/>
               <w:left w:val="nil"/>
@@ -4198,7 +2917,7 @@
         </w:tc>
         <w:tc>
           <w:tcPr>
-            <w:tcW w:w="253" w:type="pct"/>
+            <w:tcW w:w="323" w:type="pct"/>
             <w:tcBorders>
               <w:top w:val="single" w:sz="4" w:space="0" w:color="auto"/>
               <w:left w:val="nil"/>
@@ -4220,7 +2939,7 @@
         </w:tc>
         <w:tc>
           <w:tcPr>
-            <w:tcW w:w="262" w:type="pct"/>
+            <w:tcW w:w="369" w:type="pct"/>
             <w:tcBorders>
               <w:top w:val="single" w:sz="4" w:space="0" w:color="auto"/>
               <w:left w:val="nil"/>
@@ -4242,7 +2961,7 @@
         </w:tc>
         <w:tc>
           <w:tcPr>
-            <w:tcW w:w="224" w:type="pct"/>
+            <w:tcW w:w="277" w:type="pct"/>
             <w:tcBorders>
               <w:top w:val="single" w:sz="4" w:space="0" w:color="auto"/>
               <w:left w:val="nil"/>
@@ -4263,7 +2982,7 @@
         </w:tc>
         <w:tc>
           <w:tcPr>
-            <w:tcW w:w="253" w:type="pct"/>
+            <w:tcW w:w="276" w:type="pct"/>
             <w:tcBorders>
               <w:top w:val="single" w:sz="4" w:space="0" w:color="auto"/>
               <w:left w:val="single" w:sz="4" w:space="0" w:color="auto"/>
@@ -4294,7 +3013,7 @@
         </w:tc>
         <w:tc>
           <w:tcPr>
-            <w:tcW w:w="262" w:type="pct"/>
+            <w:tcW w:w="325" w:type="pct"/>
             <w:tcBorders>
               <w:top w:val="single" w:sz="4" w:space="0" w:color="auto"/>
               <w:left w:val="nil"/>
@@ -4316,81 +3035,22 @@
         </w:tc>
         <w:tc>
           <w:tcPr>
-            <w:tcW w:w="224" w:type="pct"/>
-            <w:vAlign w:val="center"/>
-          </w:tcPr>
-          <w:p>
-            <w:pPr>
-              <w:jc w:val="center"/>
-              <w:rPr>
-                <w:rFonts w:asciiTheme="majorHAnsi" w:hAnsiTheme="majorHAnsi" w:cstheme="majorHAnsi"/>
-                <w:color w:val="FF0000"/>
-              </w:rPr>
-            </w:pPr>
-            <w:r>
-              <w:rPr>
-                <w:rFonts w:asciiTheme="majorHAnsi" w:hAnsiTheme="majorHAnsi" w:cstheme="majorHAnsi"/>
-              </w:rPr>
-              <w:t>3</w:t>
-            </w:r>
-          </w:p>
-        </w:tc>
-        <w:tc>
-          <w:tcPr>
-            <w:tcW w:w="253" w:type="pct"/>
-            <w:vAlign w:val="center"/>
-          </w:tcPr>
-          <w:p>
-            <w:pPr>
-              <w:jc w:val="center"/>
-              <w:rPr>
-                <w:rFonts w:asciiTheme="majorHAnsi" w:hAnsiTheme="majorHAnsi" w:cstheme="majorHAnsi"/>
-                <w:color w:val="000000" w:themeColor="text1"/>
-              </w:rPr>
-            </w:pPr>
-          </w:p>
-        </w:tc>
-        <w:tc>
-          <w:tcPr>
-            <w:tcW w:w="262" w:type="pct"/>
-            <w:vAlign w:val="center"/>
-          </w:tcPr>
-          <w:p>
-            <w:pPr>
-              <w:jc w:val="center"/>
-              <w:rPr>
-                <w:rFonts w:asciiTheme="majorHAnsi" w:hAnsiTheme="majorHAnsi" w:cstheme="majorHAnsi"/>
-                <w:color w:val="000000" w:themeColor="text1"/>
-              </w:rPr>
-            </w:pPr>
-            <w:r>
-              <w:rPr>
-                <w:rFonts w:asciiTheme="majorHAnsi" w:hAnsiTheme="majorHAnsi" w:cstheme="majorHAnsi"/>
-                <w:color w:val="000000" w:themeColor="text1"/>
-              </w:rPr>
-              <w:t>1</w:t>
-            </w:r>
-          </w:p>
-        </w:tc>
-        <w:tc>
-          <w:tcPr>
-            <w:tcW w:w="257" w:type="pct"/>
-            <w:vAlign w:val="center"/>
-          </w:tcPr>
-          <w:p>
-            <w:pPr>
-              <w:jc w:val="center"/>
-              <w:rPr>
-                <w:rFonts w:asciiTheme="majorHAnsi" w:hAnsiTheme="majorHAnsi" w:cstheme="majorHAnsi"/>
-                <w:color w:val="C00000"/>
-              </w:rPr>
-            </w:pPr>
-            <w:r>
-              <w:rPr>
-                <w:rFonts w:asciiTheme="majorHAnsi" w:hAnsiTheme="majorHAnsi" w:cstheme="majorHAnsi"/>
-                <w:color w:val="C00000"/>
-              </w:rPr>
-              <w:t>10</w:t>
+            <w:tcW w:w="321" w:type="pct"/>
+            <w:vAlign w:val="center"/>
+          </w:tcPr>
+          <w:p>
+            <w:pPr>
+              <w:jc w:val="center"/>
+              <w:rPr>
+                <w:rFonts w:asciiTheme="majorHAnsi" w:hAnsiTheme="majorHAnsi" w:cstheme="majorHAnsi"/>
+                <w:color w:val="000000" w:themeColor="text1"/>
+              </w:rPr>
+            </w:pPr>
+            <w:r>
+              <w:rPr>
+                <w:rFonts w:asciiTheme="majorHAnsi" w:hAnsiTheme="majorHAnsi" w:cstheme="majorHAnsi"/>
+              </w:rPr>
+              <w:t>4</w:t>
             </w:r>
           </w:p>
         </w:tc>
@@ -4401,7 +3061,7 @@
         </w:trPr>
         <w:tc>
           <w:tcPr>
-            <w:tcW w:w="191" w:type="pct"/>
+            <w:tcW w:w="182" w:type="pct"/>
             <w:vMerge w:val="restart"/>
           </w:tcPr>
           <w:p>
@@ -4423,7 +3083,7 @@
         </w:tc>
         <w:tc>
           <w:tcPr>
-            <w:tcW w:w="428" w:type="pct"/>
+            <w:tcW w:w="420" w:type="pct"/>
             <w:vMerge w:val="restart"/>
           </w:tcPr>
           <w:p>
@@ -4434,57 +3094,31 @@
                 <w:color w:val="000000" w:themeColor="text1"/>
               </w:rPr>
             </w:pPr>
-            <w:proofErr w:type="spellStart"/>
-            <w:r>
-              <w:rPr>
-                <w:rFonts w:asciiTheme="majorHAnsi" w:hAnsiTheme="majorHAnsi" w:cstheme="majorHAnsi"/>
-                <w:color w:val="000000" w:themeColor="text1"/>
-              </w:rPr>
-              <w:t>Chủ</w:t>
-            </w:r>
-            <w:proofErr w:type="spellEnd"/>
-            <w:r>
-              <w:rPr>
-                <w:rFonts w:asciiTheme="majorHAnsi" w:hAnsiTheme="majorHAnsi" w:cstheme="majorHAnsi"/>
-                <w:color w:val="000000" w:themeColor="text1"/>
-              </w:rPr>
-              <w:t xml:space="preserve"> </w:t>
-            </w:r>
-            <w:proofErr w:type="spellStart"/>
-            <w:r>
-              <w:rPr>
-                <w:rFonts w:asciiTheme="majorHAnsi" w:hAnsiTheme="majorHAnsi" w:cstheme="majorHAnsi"/>
-                <w:color w:val="000000" w:themeColor="text1"/>
-              </w:rPr>
-              <w:t>đề</w:t>
-            </w:r>
-            <w:proofErr w:type="spellEnd"/>
-            <w:r>
-              <w:rPr>
-                <w:rFonts w:asciiTheme="majorHAnsi" w:hAnsiTheme="majorHAnsi" w:cstheme="majorHAnsi"/>
-                <w:color w:val="000000" w:themeColor="text1"/>
-              </w:rPr>
-              <w:t xml:space="preserve"> 2</w:t>
-            </w:r>
-          </w:p>
-          <w:p>
-            <w:pPr>
-              <w:jc w:val="center"/>
-              <w:rPr>
-                <w:rFonts w:asciiTheme="majorHAnsi" w:hAnsiTheme="majorHAnsi" w:cstheme="majorHAnsi"/>
-                <w:color w:val="000000" w:themeColor="text1"/>
-              </w:rPr>
-            </w:pPr>
-          </w:p>
-          <w:p>
-            <w:pPr>
-              <w:jc w:val="center"/>
-              <w:rPr>
-                <w:rFonts w:asciiTheme="majorHAnsi" w:hAnsiTheme="majorHAnsi" w:cstheme="majorHAnsi"/>
-                <w:color w:val="000000" w:themeColor="text1"/>
-              </w:rPr>
-            </w:pPr>
-            <w:proofErr w:type="spellStart"/>
+            <w:r>
+              <w:rPr>
+                <w:rFonts w:asciiTheme="majorHAnsi" w:hAnsiTheme="majorHAnsi" w:cstheme="majorHAnsi"/>
+                <w:color w:val="000000" w:themeColor="text1"/>
+              </w:rPr>
+              <w:t>Chủ đề 2</w:t>
+            </w:r>
+          </w:p>
+          <w:p>
+            <w:pPr>
+              <w:jc w:val="center"/>
+              <w:rPr>
+                <w:rFonts w:asciiTheme="majorHAnsi" w:hAnsiTheme="majorHAnsi" w:cstheme="majorHAnsi"/>
+                <w:color w:val="000000" w:themeColor="text1"/>
+              </w:rPr>
+            </w:pPr>
+          </w:p>
+          <w:p>
+            <w:pPr>
+              <w:jc w:val="center"/>
+              <w:rPr>
+                <w:rFonts w:asciiTheme="majorHAnsi" w:hAnsiTheme="majorHAnsi" w:cstheme="majorHAnsi"/>
+                <w:color w:val="000000" w:themeColor="text1"/>
+              </w:rPr>
+            </w:pPr>
             <w:r>
               <w:rPr>
                 <w:rFonts w:eastAsia="Calibri" w:cs="Times New Roman"/>
@@ -4493,9 +3127,8 @@
                 <w:lang w:eastAsia="vi-VN" w:bidi="vi-VN"/>
                 <w14:ligatures w14:val="standardContextual"/>
               </w:rPr>
-              <w:t>Khí</w:t>
-            </w:r>
-            <w:proofErr w:type="spellEnd"/>
+              <w:t xml:space="preserve">Khí lí </w:t>
+            </w:r>
             <w:r>
               <w:rPr>
                 <w:rFonts w:eastAsia="Calibri" w:cs="Times New Roman"/>
@@ -4504,56 +3137,23 @@
                 <w:lang w:eastAsia="vi-VN" w:bidi="vi-VN"/>
                 <w14:ligatures w14:val="standardContextual"/>
               </w:rPr>
-              <w:t xml:space="preserve"> </w:t>
-            </w:r>
-            <w:proofErr w:type="spellStart"/>
-            <w:r>
-              <w:rPr>
-                <w:rFonts w:eastAsia="Calibri" w:cs="Times New Roman"/>
-                <w:b/>
-                <w:kern w:val="2"/>
-                <w:lang w:eastAsia="vi-VN" w:bidi="vi-VN"/>
-                <w14:ligatures w14:val="standardContextual"/>
-              </w:rPr>
-              <w:t>lí</w:t>
-            </w:r>
-            <w:proofErr w:type="spellEnd"/>
-            <w:r>
-              <w:rPr>
-                <w:rFonts w:eastAsia="Calibri" w:cs="Times New Roman"/>
-                <w:b/>
-                <w:kern w:val="2"/>
-                <w:lang w:eastAsia="vi-VN" w:bidi="vi-VN"/>
-                <w14:ligatures w14:val="standardContextual"/>
-              </w:rPr>
-              <w:t xml:space="preserve"> </w:t>
-            </w:r>
-            <w:proofErr w:type="spellStart"/>
-            <w:r>
-              <w:rPr>
-                <w:rFonts w:eastAsia="Calibri" w:cs="Times New Roman"/>
-                <w:b/>
-                <w:kern w:val="2"/>
-                <w:lang w:eastAsia="vi-VN" w:bidi="vi-VN"/>
-                <w14:ligatures w14:val="standardContextual"/>
-              </w:rPr>
+              <w:lastRenderedPageBreak/>
               <w:t>tưởng</w:t>
             </w:r>
-            <w:proofErr w:type="spellEnd"/>
-          </w:p>
-          <w:p>
-            <w:pPr>
-              <w:jc w:val="center"/>
-              <w:rPr>
-                <w:rFonts w:asciiTheme="majorHAnsi" w:hAnsiTheme="majorHAnsi" w:cstheme="majorHAnsi"/>
-                <w:color w:val="000000" w:themeColor="text1"/>
-              </w:rPr>
-            </w:pPr>
-          </w:p>
-        </w:tc>
-        <w:tc>
-          <w:tcPr>
-            <w:tcW w:w="429" w:type="pct"/>
+          </w:p>
+          <w:p>
+            <w:pPr>
+              <w:jc w:val="center"/>
+              <w:rPr>
+                <w:rFonts w:asciiTheme="majorHAnsi" w:hAnsiTheme="majorHAnsi" w:cstheme="majorHAnsi"/>
+                <w:color w:val="000000" w:themeColor="text1"/>
+              </w:rPr>
+            </w:pPr>
+          </w:p>
+        </w:tc>
+        <w:tc>
+          <w:tcPr>
+            <w:tcW w:w="539" w:type="pct"/>
             <w:tcBorders>
               <w:top w:val="single" w:sz="4" w:space="0" w:color="auto"/>
               <w:left w:val="single" w:sz="4" w:space="0" w:color="auto"/>
@@ -4564,156 +3164,28 @@
           <w:p>
             <w:pPr>
               <w:jc w:val="both"/>
-              <w:rPr>
-                <w:rFonts w:eastAsia="Calibri" w:cs="Times New Roman"/>
-                <w:kern w:val="2"/>
-                <w:lang w:eastAsia="vi-VN" w:bidi="vi-VN"/>
-                <w14:ligatures w14:val="standardContextual"/>
-              </w:rPr>
-            </w:pPr>
-            <w:r>
               <w:rPr>
                 <w:rFonts w:eastAsia="Calibri" w:cs="Times New Roman"/>
                 <w:kern w:val="2"/>
                 <w:lang w:val="vi-VN" w:eastAsia="vi-VN" w:bidi="vi-VN"/>
                 <w14:ligatures w14:val="standardContextual"/>
               </w:rPr>
-              <w:t>Mô hình động học phân tử chất khí</w:t>
-            </w:r>
-          </w:p>
-          <w:p>
-            <w:pPr>
-              <w:jc w:val="center"/>
-              <w:rPr>
-                <w:rFonts w:asciiTheme="majorHAnsi" w:hAnsiTheme="majorHAnsi" w:cstheme="majorHAnsi"/>
-                <w:color w:val="000000" w:themeColor="text1"/>
-              </w:rPr>
             </w:pPr>
             <w:r>
               <w:rPr>
                 <w:rFonts w:eastAsia="Calibri" w:cs="Times New Roman"/>
                 <w:kern w:val="2"/>
-                <w:lang w:eastAsia="vi-VN" w:bidi="vi-VN"/>
+                <w:lang w:val="vi-VN" w:eastAsia="vi-VN" w:bidi="vi-VN"/>
                 <w14:ligatures w14:val="standardContextual"/>
               </w:rPr>
-              <w:t xml:space="preserve">Phương </w:t>
-            </w:r>
-            <w:proofErr w:type="spellStart"/>
-            <w:r>
-              <w:rPr>
-                <w:rFonts w:eastAsia="Calibri" w:cs="Times New Roman"/>
-                <w:kern w:val="2"/>
-                <w:lang w:eastAsia="vi-VN" w:bidi="vi-VN"/>
-                <w14:ligatures w14:val="standardContextual"/>
-              </w:rPr>
-              <w:t>trình</w:t>
-            </w:r>
-            <w:proofErr w:type="spellEnd"/>
-            <w:r>
-              <w:rPr>
-                <w:rFonts w:eastAsia="Calibri" w:cs="Times New Roman"/>
-                <w:kern w:val="2"/>
-                <w:lang w:eastAsia="vi-VN" w:bidi="vi-VN"/>
-                <w14:ligatures w14:val="standardContextual"/>
-              </w:rPr>
-              <w:t xml:space="preserve"> </w:t>
-            </w:r>
-            <w:proofErr w:type="spellStart"/>
-            <w:r>
-              <w:rPr>
-                <w:rFonts w:eastAsia="Calibri" w:cs="Times New Roman"/>
-                <w:kern w:val="2"/>
-                <w:lang w:eastAsia="vi-VN" w:bidi="vi-VN"/>
-                <w14:ligatures w14:val="standardContextual"/>
-              </w:rPr>
-              <w:t>trạng</w:t>
-            </w:r>
-            <w:proofErr w:type="spellEnd"/>
-            <w:r>
-              <w:rPr>
-                <w:rFonts w:eastAsia="Calibri" w:cs="Times New Roman"/>
-                <w:kern w:val="2"/>
-                <w:lang w:eastAsia="vi-VN" w:bidi="vi-VN"/>
-                <w14:ligatures w14:val="standardContextual"/>
-              </w:rPr>
-              <w:t xml:space="preserve"> </w:t>
-            </w:r>
-            <w:proofErr w:type="spellStart"/>
-            <w:r>
-              <w:rPr>
-                <w:rFonts w:eastAsia="Calibri" w:cs="Times New Roman"/>
-                <w:kern w:val="2"/>
-                <w:lang w:eastAsia="vi-VN" w:bidi="vi-VN"/>
-                <w14:ligatures w14:val="standardContextual"/>
-              </w:rPr>
-              <w:t>thái</w:t>
-            </w:r>
-            <w:proofErr w:type="spellEnd"/>
-            <w:r>
-              <w:rPr>
-                <w:rFonts w:eastAsia="Calibri" w:cs="Times New Roman"/>
-                <w:kern w:val="2"/>
-                <w:lang w:eastAsia="vi-VN" w:bidi="vi-VN"/>
-                <w14:ligatures w14:val="standardContextual"/>
-              </w:rPr>
-              <w:t xml:space="preserve"> </w:t>
-            </w:r>
-            <w:proofErr w:type="spellStart"/>
-            <w:r>
-              <w:rPr>
-                <w:rFonts w:eastAsia="Calibri" w:cs="Times New Roman"/>
-                <w:kern w:val="2"/>
-                <w:lang w:eastAsia="vi-VN" w:bidi="vi-VN"/>
-                <w14:ligatures w14:val="standardContextual"/>
-              </w:rPr>
-              <w:t>của</w:t>
-            </w:r>
-            <w:proofErr w:type="spellEnd"/>
-            <w:r>
-              <w:rPr>
-                <w:rFonts w:eastAsia="Calibri" w:cs="Times New Roman"/>
-                <w:kern w:val="2"/>
-                <w:lang w:eastAsia="vi-VN" w:bidi="vi-VN"/>
-                <w14:ligatures w14:val="standardContextual"/>
-              </w:rPr>
-              <w:t xml:space="preserve"> </w:t>
-            </w:r>
-            <w:proofErr w:type="spellStart"/>
-            <w:r>
-              <w:rPr>
-                <w:rFonts w:eastAsia="Calibri" w:cs="Times New Roman"/>
-                <w:kern w:val="2"/>
-                <w:lang w:eastAsia="vi-VN" w:bidi="vi-VN"/>
-                <w14:ligatures w14:val="standardContextual"/>
-              </w:rPr>
-              <w:t>khí</w:t>
-            </w:r>
-            <w:proofErr w:type="spellEnd"/>
-            <w:r>
-              <w:rPr>
-                <w:rFonts w:eastAsia="Calibri" w:cs="Times New Roman"/>
-                <w:kern w:val="2"/>
-                <w:lang w:eastAsia="vi-VN" w:bidi="vi-VN"/>
-                <w14:ligatures w14:val="standardContextual"/>
-              </w:rPr>
-              <w:t xml:space="preserve"> lý </w:t>
-            </w:r>
-            <w:proofErr w:type="spellStart"/>
-            <w:r>
-              <w:rPr>
-                <w:rFonts w:eastAsia="Calibri" w:cs="Times New Roman"/>
-                <w:kern w:val="2"/>
-                <w:lang w:eastAsia="vi-VN" w:bidi="vi-VN"/>
-                <w14:ligatures w14:val="standardContextual"/>
-              </w:rPr>
-              <w:t>tưởng</w:t>
-            </w:r>
-            <w:proofErr w:type="spellEnd"/>
-          </w:p>
-        </w:tc>
-        <w:tc>
-          <w:tcPr>
-            <w:tcW w:w="224" w:type="pct"/>
+              <w:lastRenderedPageBreak/>
+              <w:t>Mô hình động học phân tử chất khí</w:t>
+            </w:r>
+          </w:p>
+        </w:tc>
+        <w:tc>
+          <w:tcPr>
+            <w:tcW w:w="263" w:type="pct"/>
             <w:tcBorders>
               <w:top w:val="single" w:sz="4" w:space="0" w:color="auto"/>
               <w:left w:val="single" w:sz="4" w:space="0" w:color="auto"/>
@@ -4744,7 +3216,7 @@
         </w:tc>
         <w:tc>
           <w:tcPr>
-            <w:tcW w:w="253" w:type="pct"/>
+            <w:tcW w:w="183" w:type="pct"/>
             <w:tcBorders>
               <w:top w:val="nil"/>
               <w:left w:val="nil"/>
@@ -4775,7 +3247,7 @@
         </w:tc>
         <w:tc>
           <w:tcPr>
-            <w:tcW w:w="262" w:type="pct"/>
+            <w:tcW w:w="310" w:type="pct"/>
             <w:tcBorders>
               <w:top w:val="nil"/>
               <w:left w:val="nil"/>
@@ -4797,7 +3269,7 @@
         </w:tc>
         <w:tc>
           <w:tcPr>
-            <w:tcW w:w="224" w:type="pct"/>
+            <w:tcW w:w="290" w:type="pct"/>
             <w:tcBorders>
               <w:top w:val="nil"/>
               <w:left w:val="nil"/>
@@ -4829,7 +3301,7 @@
         </w:tc>
         <w:tc>
           <w:tcPr>
-            <w:tcW w:w="253" w:type="pct"/>
+            <w:tcW w:w="277" w:type="pct"/>
             <w:tcBorders>
               <w:top w:val="nil"/>
               <w:left w:val="nil"/>
@@ -4851,7 +3323,7 @@
         </w:tc>
         <w:tc>
           <w:tcPr>
-            <w:tcW w:w="262" w:type="pct"/>
+            <w:tcW w:w="323" w:type="pct"/>
             <w:tcBorders>
               <w:top w:val="nil"/>
               <w:left w:val="nil"/>
@@ -4882,7 +3354,7 @@
         </w:tc>
         <w:tc>
           <w:tcPr>
-            <w:tcW w:w="224" w:type="pct"/>
+            <w:tcW w:w="322" w:type="pct"/>
             <w:tcBorders>
               <w:top w:val="nil"/>
               <w:left w:val="nil"/>
@@ -4904,7 +3376,7 @@
         </w:tc>
         <w:tc>
           <w:tcPr>
-            <w:tcW w:w="253" w:type="pct"/>
+            <w:tcW w:w="323" w:type="pct"/>
             <w:tcBorders>
               <w:top w:val="nil"/>
               <w:left w:val="nil"/>
@@ -4933,7 +3405,7 @@
         </w:tc>
         <w:tc>
           <w:tcPr>
-            <w:tcW w:w="262" w:type="pct"/>
+            <w:tcW w:w="369" w:type="pct"/>
             <w:tcBorders>
               <w:top w:val="nil"/>
               <w:left w:val="nil"/>
@@ -4955,7 +3427,7 @@
         </w:tc>
         <w:tc>
           <w:tcPr>
-            <w:tcW w:w="224" w:type="pct"/>
+            <w:tcW w:w="277" w:type="pct"/>
             <w:tcBorders>
               <w:top w:val="nil"/>
               <w:left w:val="nil"/>
@@ -4976,7 +3448,7 @@
         </w:tc>
         <w:tc>
           <w:tcPr>
-            <w:tcW w:w="253" w:type="pct"/>
+            <w:tcW w:w="276" w:type="pct"/>
             <w:tcBorders>
               <w:top w:val="nil"/>
               <w:left w:val="single" w:sz="4" w:space="0" w:color="auto"/>
@@ -4998,7 +3470,7 @@
         </w:tc>
         <w:tc>
           <w:tcPr>
-            <w:tcW w:w="262" w:type="pct"/>
+            <w:tcW w:w="325" w:type="pct"/>
             <w:tcBorders>
               <w:top w:val="nil"/>
               <w:left w:val="nil"/>
@@ -5029,89 +3501,23 @@
         </w:tc>
         <w:tc>
           <w:tcPr>
-            <w:tcW w:w="224" w:type="pct"/>
-            <w:vAlign w:val="center"/>
-          </w:tcPr>
-          <w:p>
-            <w:pPr>
-              <w:jc w:val="center"/>
-              <w:rPr>
-                <w:rFonts w:asciiTheme="majorHAnsi" w:hAnsiTheme="majorHAnsi" w:cstheme="majorHAnsi"/>
-                <w:color w:val="000000" w:themeColor="text1"/>
-              </w:rPr>
-            </w:pPr>
-            <w:r>
-              <w:rPr>
-                <w:rFonts w:asciiTheme="majorHAnsi" w:hAnsiTheme="majorHAnsi" w:cstheme="majorHAnsi"/>
-                <w:color w:val="000000" w:themeColor="text1"/>
-              </w:rPr>
-              <w:t>5</w:t>
-            </w:r>
-          </w:p>
-        </w:tc>
-        <w:tc>
-          <w:tcPr>
-            <w:tcW w:w="253" w:type="pct"/>
-            <w:vAlign w:val="center"/>
-          </w:tcPr>
-          <w:p>
-            <w:pPr>
-              <w:jc w:val="center"/>
-              <w:rPr>
-                <w:rFonts w:asciiTheme="majorHAnsi" w:hAnsiTheme="majorHAnsi" w:cstheme="majorHAnsi"/>
-                <w:color w:val="000000" w:themeColor="text1"/>
-              </w:rPr>
-            </w:pPr>
-            <w:r>
-              <w:rPr>
-                <w:rFonts w:asciiTheme="majorHAnsi" w:hAnsiTheme="majorHAnsi" w:cstheme="majorHAnsi"/>
-                <w:color w:val="000000" w:themeColor="text1"/>
-              </w:rPr>
-              <w:t>2</w:t>
-            </w:r>
-          </w:p>
-        </w:tc>
-        <w:tc>
-          <w:tcPr>
-            <w:tcW w:w="262" w:type="pct"/>
-            <w:vAlign w:val="center"/>
-          </w:tcPr>
-          <w:p>
-            <w:pPr>
-              <w:jc w:val="center"/>
-              <w:rPr>
-                <w:rFonts w:asciiTheme="majorHAnsi" w:hAnsiTheme="majorHAnsi" w:cstheme="majorHAnsi"/>
-                <w:color w:val="000000" w:themeColor="text1"/>
-              </w:rPr>
-            </w:pPr>
-            <w:r>
-              <w:rPr>
-                <w:rFonts w:asciiTheme="majorHAnsi" w:hAnsiTheme="majorHAnsi" w:cstheme="majorHAnsi"/>
-                <w:color w:val="000000" w:themeColor="text1"/>
-              </w:rPr>
-              <w:t>2</w:t>
-            </w:r>
-          </w:p>
-        </w:tc>
-        <w:tc>
-          <w:tcPr>
-            <w:tcW w:w="257" w:type="pct"/>
-            <w:vAlign w:val="center"/>
-          </w:tcPr>
-          <w:p>
-            <w:pPr>
-              <w:jc w:val="center"/>
-              <w:rPr>
-                <w:rFonts w:asciiTheme="majorHAnsi" w:hAnsiTheme="majorHAnsi" w:cstheme="majorHAnsi"/>
-                <w:color w:val="0070C0"/>
-              </w:rPr>
-            </w:pPr>
-            <w:r>
-              <w:rPr>
-                <w:rFonts w:asciiTheme="majorHAnsi" w:hAnsiTheme="majorHAnsi" w:cstheme="majorHAnsi"/>
-                <w:color w:val="0070C0"/>
-              </w:rPr>
-              <w:t>32,5</w:t>
+            <w:tcW w:w="321" w:type="pct"/>
+            <w:vAlign w:val="center"/>
+          </w:tcPr>
+          <w:p>
+            <w:pPr>
+              <w:jc w:val="center"/>
+              <w:rPr>
+                <w:rFonts w:asciiTheme="majorHAnsi" w:hAnsiTheme="majorHAnsi" w:cstheme="majorHAnsi"/>
+                <w:color w:val="000000" w:themeColor="text1"/>
+              </w:rPr>
+            </w:pPr>
+            <w:r>
+              <w:rPr>
+                <w:rFonts w:asciiTheme="majorHAnsi" w:hAnsiTheme="majorHAnsi" w:cstheme="majorHAnsi"/>
+                <w:color w:val="000000" w:themeColor="text1"/>
+              </w:rPr>
+              <w:t>9</w:t>
             </w:r>
           </w:p>
         </w:tc>
@@ -5122,7 +3528,7 @@
         </w:trPr>
         <w:tc>
           <w:tcPr>
-            <w:tcW w:w="191" w:type="pct"/>
+            <w:tcW w:w="182" w:type="pct"/>
             <w:vMerge/>
           </w:tcPr>
           <w:p>
@@ -5137,7 +3543,7 @@
         </w:tc>
         <w:tc>
           <w:tcPr>
-            <w:tcW w:w="428" w:type="pct"/>
+            <w:tcW w:w="420" w:type="pct"/>
             <w:vMerge/>
           </w:tcPr>
           <w:p>
@@ -5152,7 +3558,7 @@
         </w:tc>
         <w:tc>
           <w:tcPr>
-            <w:tcW w:w="429" w:type="pct"/>
+            <w:tcW w:w="539" w:type="pct"/>
             <w:tcBorders>
               <w:top w:val="single" w:sz="4" w:space="0" w:color="auto"/>
               <w:left w:val="single" w:sz="4" w:space="0" w:color="auto"/>
@@ -5167,9 +3573,9 @@
               </w:tabs>
               <w:rPr>
                 <w:shd w:val="clear" w:color="auto" w:fill="FFFFFF"/>
-              </w:rPr>
-            </w:pPr>
-            <w:proofErr w:type="spellStart"/>
+                <w:lang w:val="vi-VN"/>
+              </w:rPr>
+            </w:pPr>
             <w:r>
               <w:rPr>
                 <w:rFonts w:eastAsia="Calibri" w:cs="Times New Roman"/>
@@ -5177,335 +3583,19 @@
                 <w:lang w:eastAsia="vi-VN" w:bidi="vi-VN"/>
                 <w14:ligatures w14:val="standardContextual"/>
               </w:rPr>
-              <w:t>Áp</w:t>
-            </w:r>
-            <w:proofErr w:type="spellEnd"/>
-            <w:r>
-              <w:rPr>
-                <w:rFonts w:eastAsia="Calibri" w:cs="Times New Roman"/>
-                <w:kern w:val="2"/>
-                <w:lang w:eastAsia="vi-VN" w:bidi="vi-VN"/>
-                <w14:ligatures w14:val="standardContextual"/>
+              <w:t>Áp suất khí theo mô hình động học phân tử</w:t>
+            </w:r>
+            <w:r>
+              <w:rPr>
+                <w:shd w:val="clear" w:color="auto" w:fill="FFFFFF"/>
               </w:rPr>
               <w:t xml:space="preserve"> </w:t>
             </w:r>
-            <w:proofErr w:type="spellStart"/>
-            <w:r>
-              <w:rPr>
-                <w:rFonts w:eastAsia="Calibri" w:cs="Times New Roman"/>
-                <w:kern w:val="2"/>
-                <w:lang w:eastAsia="vi-VN" w:bidi="vi-VN"/>
-                <w14:ligatures w14:val="standardContextual"/>
-              </w:rPr>
-              <w:t>suất</w:t>
-            </w:r>
-            <w:proofErr w:type="spellEnd"/>
-            <w:r>
-              <w:rPr>
-                <w:rFonts w:eastAsia="Calibri" w:cs="Times New Roman"/>
-                <w:kern w:val="2"/>
-                <w:lang w:eastAsia="vi-VN" w:bidi="vi-VN"/>
-                <w14:ligatures w14:val="standardContextual"/>
-              </w:rPr>
-              <w:t xml:space="preserve"> </w:t>
-            </w:r>
-            <w:proofErr w:type="spellStart"/>
-            <w:r>
-              <w:rPr>
-                <w:rFonts w:eastAsia="Calibri" w:cs="Times New Roman"/>
-                <w:kern w:val="2"/>
-                <w:lang w:eastAsia="vi-VN" w:bidi="vi-VN"/>
-                <w14:ligatures w14:val="standardContextual"/>
-              </w:rPr>
-              <w:t>khí</w:t>
-            </w:r>
-            <w:proofErr w:type="spellEnd"/>
-            <w:r>
-              <w:rPr>
-                <w:rFonts w:eastAsia="Calibri" w:cs="Times New Roman"/>
-                <w:kern w:val="2"/>
-                <w:lang w:eastAsia="vi-VN" w:bidi="vi-VN"/>
-                <w14:ligatures w14:val="standardContextual"/>
-              </w:rPr>
-              <w:t xml:space="preserve"> </w:t>
-            </w:r>
-            <w:proofErr w:type="spellStart"/>
-            <w:r>
-              <w:rPr>
-                <w:rFonts w:eastAsia="Calibri" w:cs="Times New Roman"/>
-                <w:kern w:val="2"/>
-                <w:lang w:eastAsia="vi-VN" w:bidi="vi-VN"/>
-                <w14:ligatures w14:val="standardContextual"/>
-              </w:rPr>
-              <w:t>theo</w:t>
-            </w:r>
-            <w:proofErr w:type="spellEnd"/>
-            <w:r>
-              <w:rPr>
-                <w:rFonts w:eastAsia="Calibri" w:cs="Times New Roman"/>
-                <w:kern w:val="2"/>
-                <w:lang w:eastAsia="vi-VN" w:bidi="vi-VN"/>
-                <w14:ligatures w14:val="standardContextual"/>
-              </w:rPr>
-              <w:t xml:space="preserve"> </w:t>
-            </w:r>
-            <w:proofErr w:type="spellStart"/>
-            <w:r>
-              <w:rPr>
-                <w:rFonts w:eastAsia="Calibri" w:cs="Times New Roman"/>
-                <w:kern w:val="2"/>
-                <w:lang w:eastAsia="vi-VN" w:bidi="vi-VN"/>
-                <w14:ligatures w14:val="standardContextual"/>
-              </w:rPr>
-              <w:t>mô</w:t>
-            </w:r>
-            <w:proofErr w:type="spellEnd"/>
-            <w:r>
-              <w:rPr>
-                <w:rFonts w:eastAsia="Calibri" w:cs="Times New Roman"/>
-                <w:kern w:val="2"/>
-                <w:lang w:eastAsia="vi-VN" w:bidi="vi-VN"/>
-                <w14:ligatures w14:val="standardContextual"/>
-              </w:rPr>
-              <w:t xml:space="preserve"> </w:t>
-            </w:r>
-            <w:proofErr w:type="spellStart"/>
-            <w:r>
-              <w:rPr>
-                <w:rFonts w:eastAsia="Calibri" w:cs="Times New Roman"/>
-                <w:kern w:val="2"/>
-                <w:lang w:eastAsia="vi-VN" w:bidi="vi-VN"/>
-                <w14:ligatures w14:val="standardContextual"/>
-              </w:rPr>
-              <w:t>hình</w:t>
-            </w:r>
-            <w:proofErr w:type="spellEnd"/>
-            <w:r>
-              <w:rPr>
-                <w:rFonts w:eastAsia="Calibri" w:cs="Times New Roman"/>
-                <w:kern w:val="2"/>
-                <w:lang w:eastAsia="vi-VN" w:bidi="vi-VN"/>
-                <w14:ligatures w14:val="standardContextual"/>
-              </w:rPr>
-              <w:t xml:space="preserve"> </w:t>
-            </w:r>
-            <w:proofErr w:type="spellStart"/>
-            <w:r>
-              <w:rPr>
-                <w:rFonts w:eastAsia="Calibri" w:cs="Times New Roman"/>
-                <w:kern w:val="2"/>
-                <w:lang w:eastAsia="vi-VN" w:bidi="vi-VN"/>
-                <w14:ligatures w14:val="standardContextual"/>
-              </w:rPr>
-              <w:t>động</w:t>
-            </w:r>
-            <w:proofErr w:type="spellEnd"/>
-            <w:r>
-              <w:rPr>
-                <w:rFonts w:eastAsia="Calibri" w:cs="Times New Roman"/>
-                <w:kern w:val="2"/>
-                <w:lang w:eastAsia="vi-VN" w:bidi="vi-VN"/>
-                <w14:ligatures w14:val="standardContextual"/>
-              </w:rPr>
-              <w:t xml:space="preserve"> </w:t>
-            </w:r>
-            <w:proofErr w:type="spellStart"/>
-            <w:r>
-              <w:rPr>
-                <w:rFonts w:eastAsia="Calibri" w:cs="Times New Roman"/>
-                <w:kern w:val="2"/>
-                <w:lang w:eastAsia="vi-VN" w:bidi="vi-VN"/>
-                <w14:ligatures w14:val="standardContextual"/>
-              </w:rPr>
-              <w:t>học</w:t>
-            </w:r>
-            <w:proofErr w:type="spellEnd"/>
-            <w:r>
-              <w:rPr>
-                <w:rFonts w:eastAsia="Calibri" w:cs="Times New Roman"/>
-                <w:kern w:val="2"/>
-                <w:lang w:eastAsia="vi-VN" w:bidi="vi-VN"/>
-                <w14:ligatures w14:val="standardContextual"/>
-              </w:rPr>
-              <w:t xml:space="preserve"> </w:t>
-            </w:r>
-            <w:proofErr w:type="spellStart"/>
-            <w:r>
-              <w:rPr>
-                <w:rFonts w:eastAsia="Calibri" w:cs="Times New Roman"/>
-                <w:kern w:val="2"/>
-                <w:lang w:eastAsia="vi-VN" w:bidi="vi-VN"/>
-                <w14:ligatures w14:val="standardContextual"/>
-              </w:rPr>
-              <w:t>phân</w:t>
-            </w:r>
-            <w:proofErr w:type="spellEnd"/>
-            <w:r>
-              <w:rPr>
-                <w:rFonts w:eastAsia="Calibri" w:cs="Times New Roman"/>
-                <w:kern w:val="2"/>
-                <w:lang w:eastAsia="vi-VN" w:bidi="vi-VN"/>
-                <w14:ligatures w14:val="standardContextual"/>
-              </w:rPr>
-              <w:t xml:space="preserve"> </w:t>
-            </w:r>
-            <w:proofErr w:type="spellStart"/>
-            <w:r>
-              <w:rPr>
-                <w:rFonts w:eastAsia="Calibri" w:cs="Times New Roman"/>
-                <w:kern w:val="2"/>
-                <w:lang w:eastAsia="vi-VN" w:bidi="vi-VN"/>
-                <w14:ligatures w14:val="standardContextual"/>
-              </w:rPr>
-              <w:t>tử</w:t>
-            </w:r>
-            <w:proofErr w:type="spellEnd"/>
-            <w:r>
-              <w:rPr>
-                <w:shd w:val="clear" w:color="auto" w:fill="FFFFFF"/>
-              </w:rPr>
-              <w:t xml:space="preserve"> </w:t>
-            </w:r>
-          </w:p>
-          <w:p>
-            <w:pPr>
-              <w:jc w:val="center"/>
-              <w:rPr>
-                <w:rFonts w:asciiTheme="majorHAnsi" w:hAnsiTheme="majorHAnsi" w:cstheme="majorHAnsi"/>
-                <w:color w:val="000000" w:themeColor="text1"/>
-              </w:rPr>
-            </w:pPr>
-            <w:r>
-              <w:rPr>
-                <w:shd w:val="clear" w:color="auto" w:fill="FFFFFF"/>
-              </w:rPr>
-              <w:t xml:space="preserve">Quan </w:t>
-            </w:r>
-            <w:proofErr w:type="spellStart"/>
-            <w:r>
-              <w:rPr>
-                <w:shd w:val="clear" w:color="auto" w:fill="FFFFFF"/>
-              </w:rPr>
-              <w:t>hệ</w:t>
-            </w:r>
-            <w:proofErr w:type="spellEnd"/>
-            <w:r>
-              <w:rPr>
-                <w:shd w:val="clear" w:color="auto" w:fill="FFFFFF"/>
-              </w:rPr>
-              <w:t xml:space="preserve"> </w:t>
-            </w:r>
-            <w:proofErr w:type="spellStart"/>
-            <w:r>
-              <w:rPr>
-                <w:shd w:val="clear" w:color="auto" w:fill="FFFFFF"/>
-              </w:rPr>
-              <w:t>giữa</w:t>
-            </w:r>
-            <w:proofErr w:type="spellEnd"/>
-            <w:r>
-              <w:rPr>
-                <w:shd w:val="clear" w:color="auto" w:fill="FFFFFF"/>
-              </w:rPr>
-              <w:t xml:space="preserve"> </w:t>
-            </w:r>
-            <w:proofErr w:type="spellStart"/>
-            <w:r>
-              <w:rPr>
-                <w:shd w:val="clear" w:color="auto" w:fill="FFFFFF"/>
-              </w:rPr>
-              <w:t>động</w:t>
-            </w:r>
-            <w:proofErr w:type="spellEnd"/>
-            <w:r>
-              <w:rPr>
-                <w:shd w:val="clear" w:color="auto" w:fill="FFFFFF"/>
-              </w:rPr>
-              <w:t xml:space="preserve"> </w:t>
-            </w:r>
-            <w:proofErr w:type="spellStart"/>
-            <w:r>
-              <w:rPr>
-                <w:shd w:val="clear" w:color="auto" w:fill="FFFFFF"/>
-              </w:rPr>
-              <w:t>năng</w:t>
-            </w:r>
-            <w:proofErr w:type="spellEnd"/>
-            <w:r>
-              <w:rPr>
-                <w:shd w:val="clear" w:color="auto" w:fill="FFFFFF"/>
-              </w:rPr>
-              <w:t xml:space="preserve"> </w:t>
-            </w:r>
-            <w:proofErr w:type="spellStart"/>
-            <w:r>
-              <w:rPr>
-                <w:shd w:val="clear" w:color="auto" w:fill="FFFFFF"/>
-              </w:rPr>
-              <w:t>phân</w:t>
-            </w:r>
-            <w:proofErr w:type="spellEnd"/>
-            <w:r>
-              <w:rPr>
-                <w:shd w:val="clear" w:color="auto" w:fill="FFFFFF"/>
-              </w:rPr>
-              <w:t xml:space="preserve"> </w:t>
-            </w:r>
-            <w:proofErr w:type="spellStart"/>
-            <w:r>
-              <w:rPr>
-                <w:shd w:val="clear" w:color="auto" w:fill="FFFFFF"/>
-              </w:rPr>
-              <w:t>tử</w:t>
-            </w:r>
-            <w:proofErr w:type="spellEnd"/>
-            <w:r>
-              <w:rPr>
-                <w:shd w:val="clear" w:color="auto" w:fill="FFFFFF"/>
-              </w:rPr>
-              <w:t xml:space="preserve"> </w:t>
-            </w:r>
-            <w:proofErr w:type="spellStart"/>
-            <w:r>
-              <w:rPr>
-                <w:shd w:val="clear" w:color="auto" w:fill="FFFFFF"/>
-              </w:rPr>
-              <w:t>và</w:t>
-            </w:r>
-            <w:proofErr w:type="spellEnd"/>
-            <w:r>
-              <w:rPr>
-                <w:shd w:val="clear" w:color="auto" w:fill="FFFFFF"/>
-              </w:rPr>
-              <w:t xml:space="preserve"> </w:t>
-            </w:r>
-            <w:proofErr w:type="spellStart"/>
-            <w:r>
-              <w:rPr>
-                <w:shd w:val="clear" w:color="auto" w:fill="FFFFFF"/>
-              </w:rPr>
-              <w:t>nhiệt</w:t>
-            </w:r>
-            <w:proofErr w:type="spellEnd"/>
-            <w:r>
-              <w:rPr>
-                <w:shd w:val="clear" w:color="auto" w:fill="FFFFFF"/>
-              </w:rPr>
-              <w:t xml:space="preserve"> </w:t>
-            </w:r>
-            <w:proofErr w:type="spellStart"/>
-            <w:r>
-              <w:rPr>
-                <w:shd w:val="clear" w:color="auto" w:fill="FFFFFF"/>
-              </w:rPr>
-              <w:t>độ</w:t>
-            </w:r>
-            <w:proofErr w:type="spellEnd"/>
-          </w:p>
-        </w:tc>
-        <w:tc>
-          <w:tcPr>
-            <w:tcW w:w="224" w:type="pct"/>
+          </w:p>
+        </w:tc>
+        <w:tc>
+          <w:tcPr>
+            <w:tcW w:w="263" w:type="pct"/>
             <w:tcBorders>
               <w:top w:val="single" w:sz="4" w:space="0" w:color="auto"/>
               <w:left w:val="single" w:sz="4" w:space="0" w:color="auto"/>
@@ -5536,7 +3626,7 @@
         </w:tc>
         <w:tc>
           <w:tcPr>
-            <w:tcW w:w="253" w:type="pct"/>
+            <w:tcW w:w="183" w:type="pct"/>
             <w:tcBorders>
               <w:top w:val="nil"/>
               <w:left w:val="nil"/>
@@ -5567,7 +3657,7 @@
         </w:tc>
         <w:tc>
           <w:tcPr>
-            <w:tcW w:w="262" w:type="pct"/>
+            <w:tcW w:w="310" w:type="pct"/>
             <w:tcBorders>
               <w:top w:val="nil"/>
               <w:left w:val="nil"/>
@@ -5589,7 +3679,7 @@
         </w:tc>
         <w:tc>
           <w:tcPr>
-            <w:tcW w:w="224" w:type="pct"/>
+            <w:tcW w:w="290" w:type="pct"/>
             <w:tcBorders>
               <w:top w:val="nil"/>
               <w:left w:val="nil"/>
@@ -5620,7 +3710,7 @@
         </w:tc>
         <w:tc>
           <w:tcPr>
-            <w:tcW w:w="253" w:type="pct"/>
+            <w:tcW w:w="277" w:type="pct"/>
             <w:tcBorders>
               <w:top w:val="nil"/>
               <w:left w:val="nil"/>
@@ -5651,7 +3741,7 @@
         </w:tc>
         <w:tc>
           <w:tcPr>
-            <w:tcW w:w="262" w:type="pct"/>
+            <w:tcW w:w="323" w:type="pct"/>
             <w:tcBorders>
               <w:top w:val="nil"/>
               <w:left w:val="nil"/>
@@ -5673,7 +3763,7 @@
         </w:tc>
         <w:tc>
           <w:tcPr>
-            <w:tcW w:w="224" w:type="pct"/>
+            <w:tcW w:w="322" w:type="pct"/>
             <w:tcBorders>
               <w:top w:val="nil"/>
               <w:left w:val="nil"/>
@@ -5695,7 +3785,7 @@
         </w:tc>
         <w:tc>
           <w:tcPr>
-            <w:tcW w:w="253" w:type="pct"/>
+            <w:tcW w:w="323" w:type="pct"/>
             <w:tcBorders>
               <w:top w:val="nil"/>
               <w:left w:val="nil"/>
@@ -5726,7 +3816,7 @@
         </w:tc>
         <w:tc>
           <w:tcPr>
-            <w:tcW w:w="262" w:type="pct"/>
+            <w:tcW w:w="369" w:type="pct"/>
             <w:tcBorders>
               <w:top w:val="nil"/>
               <w:left w:val="nil"/>
@@ -5748,7 +3838,7 @@
         </w:tc>
         <w:tc>
           <w:tcPr>
-            <w:tcW w:w="224" w:type="pct"/>
+            <w:tcW w:w="277" w:type="pct"/>
             <w:tcBorders>
               <w:top w:val="nil"/>
               <w:left w:val="nil"/>
@@ -5769,7 +3859,7 @@
         </w:tc>
         <w:tc>
           <w:tcPr>
-            <w:tcW w:w="253" w:type="pct"/>
+            <w:tcW w:w="276" w:type="pct"/>
             <w:tcBorders>
               <w:top w:val="nil"/>
               <w:left w:val="single" w:sz="4" w:space="0" w:color="auto"/>
@@ -5800,7 +3890,7 @@
         </w:tc>
         <w:tc>
           <w:tcPr>
-            <w:tcW w:w="262" w:type="pct"/>
+            <w:tcW w:w="325" w:type="pct"/>
             <w:tcBorders>
               <w:top w:val="nil"/>
               <w:left w:val="nil"/>
@@ -5822,89 +3912,23 @@
         </w:tc>
         <w:tc>
           <w:tcPr>
-            <w:tcW w:w="224" w:type="pct"/>
-            <w:vAlign w:val="center"/>
-          </w:tcPr>
-          <w:p>
-            <w:pPr>
-              <w:jc w:val="center"/>
-              <w:rPr>
-                <w:rFonts w:asciiTheme="majorHAnsi" w:hAnsiTheme="majorHAnsi" w:cstheme="majorHAnsi"/>
-                <w:color w:val="000000" w:themeColor="text1"/>
-              </w:rPr>
-            </w:pPr>
-            <w:r>
-              <w:rPr>
-                <w:rFonts w:asciiTheme="majorHAnsi" w:hAnsiTheme="majorHAnsi" w:cstheme="majorHAnsi"/>
-                <w:color w:val="000000" w:themeColor="text1"/>
-              </w:rPr>
-              <w:t>3</w:t>
-            </w:r>
-          </w:p>
-        </w:tc>
-        <w:tc>
-          <w:tcPr>
-            <w:tcW w:w="253" w:type="pct"/>
-            <w:vAlign w:val="center"/>
-          </w:tcPr>
-          <w:p>
-            <w:pPr>
-              <w:jc w:val="center"/>
-              <w:rPr>
-                <w:rFonts w:asciiTheme="majorHAnsi" w:hAnsiTheme="majorHAnsi" w:cstheme="majorHAnsi"/>
-                <w:color w:val="000000" w:themeColor="text1"/>
-              </w:rPr>
-            </w:pPr>
-            <w:r>
-              <w:rPr>
-                <w:rFonts w:asciiTheme="majorHAnsi" w:hAnsiTheme="majorHAnsi" w:cstheme="majorHAnsi"/>
-                <w:color w:val="000000" w:themeColor="text1"/>
-              </w:rPr>
-              <w:t>3</w:t>
-            </w:r>
-          </w:p>
-        </w:tc>
-        <w:tc>
-          <w:tcPr>
-            <w:tcW w:w="262" w:type="pct"/>
-            <w:vAlign w:val="center"/>
-          </w:tcPr>
-          <w:p>
-            <w:pPr>
-              <w:jc w:val="center"/>
-              <w:rPr>
-                <w:rFonts w:asciiTheme="majorHAnsi" w:hAnsiTheme="majorHAnsi" w:cstheme="majorHAnsi"/>
-                <w:color w:val="000000" w:themeColor="text1"/>
-              </w:rPr>
-            </w:pPr>
-            <w:r>
-              <w:rPr>
-                <w:rFonts w:asciiTheme="majorHAnsi" w:hAnsiTheme="majorHAnsi" w:cstheme="majorHAnsi"/>
-                <w:color w:val="000000" w:themeColor="text1"/>
-              </w:rPr>
-              <w:t>1</w:t>
-            </w:r>
-          </w:p>
-        </w:tc>
-        <w:tc>
-          <w:tcPr>
-            <w:tcW w:w="257" w:type="pct"/>
-            <w:vAlign w:val="center"/>
-          </w:tcPr>
-          <w:p>
-            <w:pPr>
-              <w:jc w:val="center"/>
-              <w:rPr>
-                <w:rFonts w:asciiTheme="majorHAnsi" w:hAnsiTheme="majorHAnsi" w:cstheme="majorHAnsi"/>
-                <w:color w:val="0070C0"/>
-              </w:rPr>
-            </w:pPr>
-            <w:r>
-              <w:rPr>
-                <w:rFonts w:asciiTheme="majorHAnsi" w:hAnsiTheme="majorHAnsi" w:cstheme="majorHAnsi"/>
-                <w:color w:val="0070C0"/>
-              </w:rPr>
-              <w:t>27,5</w:t>
+            <w:tcW w:w="321" w:type="pct"/>
+            <w:vAlign w:val="center"/>
+          </w:tcPr>
+          <w:p>
+            <w:pPr>
+              <w:jc w:val="center"/>
+              <w:rPr>
+                <w:rFonts w:asciiTheme="majorHAnsi" w:hAnsiTheme="majorHAnsi" w:cstheme="majorHAnsi"/>
+                <w:color w:val="000000" w:themeColor="text1"/>
+              </w:rPr>
+            </w:pPr>
+            <w:r>
+              <w:rPr>
+                <w:rFonts w:asciiTheme="majorHAnsi" w:hAnsiTheme="majorHAnsi" w:cstheme="majorHAnsi"/>
+                <w:color w:val="000000" w:themeColor="text1"/>
+              </w:rPr>
+              <w:t>7</w:t>
             </w:r>
           </w:p>
         </w:tc>
@@ -5915,7 +3939,7 @@
         </w:trPr>
         <w:tc>
           <w:tcPr>
-            <w:tcW w:w="1048" w:type="pct"/>
+            <w:tcW w:w="1141" w:type="pct"/>
             <w:gridSpan w:val="3"/>
           </w:tcPr>
           <w:p>
@@ -5943,7 +3967,7 @@
         </w:tc>
         <w:tc>
           <w:tcPr>
-            <w:tcW w:w="224" w:type="pct"/>
+            <w:tcW w:w="263" w:type="pct"/>
             <w:tcBorders>
               <w:top w:val="single" w:sz="4" w:space="0" w:color="auto"/>
               <w:left w:val="single" w:sz="4" w:space="0" w:color="auto"/>
@@ -5976,7 +4000,7 @@
         </w:tc>
         <w:tc>
           <w:tcPr>
-            <w:tcW w:w="253" w:type="pct"/>
+            <w:tcW w:w="183" w:type="pct"/>
             <w:tcBorders>
               <w:top w:val="single" w:sz="4" w:space="0" w:color="auto"/>
               <w:left w:val="nil"/>
@@ -6009,7 +4033,7 @@
         </w:tc>
         <w:tc>
           <w:tcPr>
-            <w:tcW w:w="262" w:type="pct"/>
+            <w:tcW w:w="310" w:type="pct"/>
             <w:tcBorders>
               <w:top w:val="single" w:sz="4" w:space="0" w:color="auto"/>
               <w:left w:val="nil"/>
@@ -6042,7 +4066,7 @@
         </w:tc>
         <w:tc>
           <w:tcPr>
-            <w:tcW w:w="224" w:type="pct"/>
+            <w:tcW w:w="290" w:type="pct"/>
             <w:tcBorders>
               <w:top w:val="single" w:sz="4" w:space="0" w:color="auto"/>
               <w:left w:val="nil"/>
@@ -6075,7 +4099,7 @@
         </w:tc>
         <w:tc>
           <w:tcPr>
-            <w:tcW w:w="253" w:type="pct"/>
+            <w:tcW w:w="277" w:type="pct"/>
             <w:tcBorders>
               <w:top w:val="single" w:sz="4" w:space="0" w:color="auto"/>
               <w:left w:val="nil"/>
@@ -6108,7 +4132,7 @@
         </w:tc>
         <w:tc>
           <w:tcPr>
-            <w:tcW w:w="262" w:type="pct"/>
+            <w:tcW w:w="323" w:type="pct"/>
             <w:tcBorders>
               <w:top w:val="single" w:sz="4" w:space="0" w:color="auto"/>
               <w:left w:val="nil"/>
@@ -6141,7 +4165,7 @@
         </w:tc>
         <w:tc>
           <w:tcPr>
-            <w:tcW w:w="224" w:type="pct"/>
+            <w:tcW w:w="322" w:type="pct"/>
             <w:tcBorders>
               <w:top w:val="single" w:sz="4" w:space="0" w:color="auto"/>
               <w:left w:val="nil"/>
@@ -6163,7 +4187,7 @@
         </w:tc>
         <w:tc>
           <w:tcPr>
-            <w:tcW w:w="253" w:type="pct"/>
+            <w:tcW w:w="323" w:type="pct"/>
             <w:tcBorders>
               <w:top w:val="single" w:sz="4" w:space="0" w:color="auto"/>
               <w:left w:val="nil"/>
@@ -6172,6 +4196,79 @@
             </w:tcBorders>
             <w:shd w:val="clear" w:color="auto" w:fill="FBE4D5" w:themeFill="accent2" w:themeFillTint="33"/>
             <w:vAlign w:val="center"/>
+          </w:tcPr>
+          <w:p>
+            <w:pPr>
+              <w:jc w:val="center"/>
+              <w:rPr>
+                <w:rFonts w:asciiTheme="majorHAnsi" w:hAnsiTheme="majorHAnsi" w:cstheme="majorHAnsi"/>
+                <w:color w:val="000000" w:themeColor="text1"/>
+                <w:lang w:val="vi-VN"/>
+              </w:rPr>
+            </w:pPr>
+            <w:r>
+              <w:rPr>
+                <w:rFonts w:cstheme="majorHAnsi"/>
+                <w:color w:val="000000" w:themeColor="text1"/>
+              </w:rPr>
+              <w:t>3</w:t>
+            </w:r>
+          </w:p>
+        </w:tc>
+        <w:tc>
+          <w:tcPr>
+            <w:tcW w:w="369" w:type="pct"/>
+            <w:tcBorders>
+              <w:top w:val="single" w:sz="4" w:space="0" w:color="auto"/>
+              <w:left w:val="nil"/>
+              <w:bottom w:val="single" w:sz="4" w:space="0" w:color="auto"/>
+              <w:right w:val="single" w:sz="4" w:space="0" w:color="auto"/>
+            </w:tcBorders>
+            <w:shd w:val="clear" w:color="auto" w:fill="FBE4D5" w:themeFill="accent2" w:themeFillTint="33"/>
+            <w:vAlign w:val="center"/>
+          </w:tcPr>
+          <w:p>
+            <w:pPr>
+              <w:jc w:val="center"/>
+              <w:rPr>
+                <w:rFonts w:asciiTheme="majorHAnsi" w:hAnsiTheme="majorHAnsi" w:cstheme="majorHAnsi"/>
+                <w:color w:val="000000" w:themeColor="text1"/>
+                <w:lang w:val="vi-VN"/>
+              </w:rPr>
+            </w:pPr>
+          </w:p>
+        </w:tc>
+        <w:tc>
+          <w:tcPr>
+            <w:tcW w:w="277" w:type="pct"/>
+            <w:tcBorders>
+              <w:top w:val="single" w:sz="4" w:space="0" w:color="auto"/>
+              <w:left w:val="nil"/>
+              <w:bottom w:val="single" w:sz="4" w:space="0" w:color="auto"/>
+              <w:right w:val="single" w:sz="4" w:space="0" w:color="auto"/>
+            </w:tcBorders>
+            <w:shd w:val="clear" w:color="auto" w:fill="FBE4D5" w:themeFill="accent2" w:themeFillTint="33"/>
+          </w:tcPr>
+          <w:p>
+            <w:pPr>
+              <w:jc w:val="center"/>
+              <w:rPr>
+                <w:rFonts w:asciiTheme="majorHAnsi" w:hAnsiTheme="majorHAnsi" w:cstheme="majorHAnsi"/>
+                <w:color w:val="000000" w:themeColor="text1"/>
+              </w:rPr>
+            </w:pPr>
+          </w:p>
+        </w:tc>
+        <w:tc>
+          <w:tcPr>
+            <w:tcW w:w="276" w:type="pct"/>
+            <w:tcBorders>
+              <w:top w:val="single" w:sz="4" w:space="0" w:color="auto"/>
+              <w:left w:val="single" w:sz="4" w:space="0" w:color="auto"/>
+              <w:bottom w:val="single" w:sz="4" w:space="0" w:color="auto"/>
+              <w:right w:val="single" w:sz="4" w:space="0" w:color="auto"/>
+            </w:tcBorders>
+            <w:shd w:val="clear" w:color="auto" w:fill="FBE4D5" w:themeFill="accent2" w:themeFillTint="33"/>
           </w:tcPr>
           <w:p>
             <w:pPr>
@@ -6190,13 +4287,13 @@
                 <w:lang w:eastAsia="vi-VN"/>
                 <w14:ligatures w14:val="standardContextual"/>
               </w:rPr>
-              <w:t>2</w:t>
-            </w:r>
-          </w:p>
-        </w:tc>
-        <w:tc>
-          <w:tcPr>
-            <w:tcW w:w="262" w:type="pct"/>
+              <w:t>1</w:t>
+            </w:r>
+          </w:p>
+        </w:tc>
+        <w:tc>
+          <w:tcPr>
+            <w:tcW w:w="325" w:type="pct"/>
             <w:tcBorders>
               <w:top w:val="single" w:sz="4" w:space="0" w:color="auto"/>
               <w:left w:val="nil"/>
@@ -6204,7 +4301,6 @@
               <w:right w:val="single" w:sz="4" w:space="0" w:color="auto"/>
             </w:tcBorders>
             <w:shd w:val="clear" w:color="auto" w:fill="FBE4D5" w:themeFill="accent2" w:themeFillTint="33"/>
-            <w:vAlign w:val="center"/>
           </w:tcPr>
           <w:p>
             <w:pPr>
@@ -6223,170 +4319,29 @@
                 <w:lang w:eastAsia="vi-VN"/>
                 <w14:ligatures w14:val="standardContextual"/>
               </w:rPr>
-              <w:t>1</w:t>
-            </w:r>
-          </w:p>
-        </w:tc>
-        <w:tc>
-          <w:tcPr>
-            <w:tcW w:w="224" w:type="pct"/>
-            <w:tcBorders>
-              <w:top w:val="single" w:sz="4" w:space="0" w:color="auto"/>
-              <w:left w:val="nil"/>
-              <w:bottom w:val="single" w:sz="4" w:space="0" w:color="auto"/>
-              <w:right w:val="single" w:sz="4" w:space="0" w:color="auto"/>
-            </w:tcBorders>
-            <w:shd w:val="clear" w:color="auto" w:fill="FBE4D5" w:themeFill="accent2" w:themeFillTint="33"/>
-          </w:tcPr>
-          <w:p>
-            <w:pPr>
-              <w:jc w:val="center"/>
-              <w:rPr>
-                <w:rFonts w:asciiTheme="majorHAnsi" w:hAnsiTheme="majorHAnsi" w:cstheme="majorHAnsi"/>
-                <w:color w:val="000000" w:themeColor="text1"/>
-              </w:rPr>
-            </w:pPr>
-          </w:p>
-        </w:tc>
-        <w:tc>
-          <w:tcPr>
-            <w:tcW w:w="253" w:type="pct"/>
-            <w:tcBorders>
-              <w:top w:val="single" w:sz="4" w:space="0" w:color="auto"/>
-              <w:left w:val="single" w:sz="4" w:space="0" w:color="auto"/>
-              <w:bottom w:val="single" w:sz="4" w:space="0" w:color="auto"/>
-              <w:right w:val="single" w:sz="4" w:space="0" w:color="auto"/>
-            </w:tcBorders>
-            <w:shd w:val="clear" w:color="auto" w:fill="FBE4D5" w:themeFill="accent2" w:themeFillTint="33"/>
-          </w:tcPr>
-          <w:p>
-            <w:pPr>
-              <w:jc w:val="center"/>
-              <w:rPr>
-                <w:rFonts w:asciiTheme="majorHAnsi" w:hAnsiTheme="majorHAnsi" w:cstheme="majorHAnsi"/>
-                <w:color w:val="000000" w:themeColor="text1"/>
-              </w:rPr>
-            </w:pPr>
-            <w:r>
-              <w:rPr>
-                <w:rFonts w:eastAsia="Times New Roman" w:cs="Times New Roman"/>
-                <w:b/>
-                <w:bCs/>
-                <w:kern w:val="2"/>
-                <w:lang w:eastAsia="vi-VN"/>
-                <w14:ligatures w14:val="standardContextual"/>
-              </w:rPr>
-              <w:t>1</w:t>
-            </w:r>
-          </w:p>
-        </w:tc>
-        <w:tc>
-          <w:tcPr>
-            <w:tcW w:w="262" w:type="pct"/>
-            <w:tcBorders>
-              <w:top w:val="single" w:sz="4" w:space="0" w:color="auto"/>
-              <w:left w:val="nil"/>
-              <w:bottom w:val="single" w:sz="4" w:space="0" w:color="auto"/>
-              <w:right w:val="single" w:sz="4" w:space="0" w:color="auto"/>
-            </w:tcBorders>
-            <w:shd w:val="clear" w:color="auto" w:fill="FBE4D5" w:themeFill="accent2" w:themeFillTint="33"/>
-          </w:tcPr>
-          <w:p>
-            <w:pPr>
-              <w:jc w:val="center"/>
-              <w:rPr>
-                <w:rFonts w:asciiTheme="majorHAnsi" w:hAnsiTheme="majorHAnsi" w:cstheme="majorHAnsi"/>
-                <w:color w:val="000000" w:themeColor="text1"/>
-              </w:rPr>
-            </w:pPr>
-            <w:r>
-              <w:rPr>
-                <w:rFonts w:eastAsia="Times New Roman" w:cs="Times New Roman"/>
-                <w:b/>
-                <w:bCs/>
-                <w:kern w:val="2"/>
-                <w:lang w:eastAsia="vi-VN"/>
-                <w14:ligatures w14:val="standardContextual"/>
-              </w:rPr>
               <w:t>2</w:t>
             </w:r>
           </w:p>
         </w:tc>
         <w:tc>
           <w:tcPr>
-            <w:tcW w:w="224" w:type="pct"/>
-          </w:tcPr>
-          <w:p>
-            <w:pPr>
-              <w:jc w:val="center"/>
-              <w:rPr>
-                <w:rFonts w:asciiTheme="majorHAnsi" w:hAnsiTheme="majorHAnsi" w:cstheme="majorHAnsi"/>
-                <w:color w:val="000000" w:themeColor="text1"/>
-              </w:rPr>
-            </w:pPr>
-            <w:r>
-              <w:rPr>
-                <w:rFonts w:asciiTheme="majorHAnsi" w:hAnsiTheme="majorHAnsi" w:cstheme="majorHAnsi"/>
-                <w:color w:val="000000" w:themeColor="text1"/>
-              </w:rPr>
-              <w:t>16</w:t>
-            </w:r>
-          </w:p>
-        </w:tc>
-        <w:tc>
-          <w:tcPr>
-            <w:tcW w:w="253" w:type="pct"/>
-          </w:tcPr>
-          <w:p>
-            <w:pPr>
-              <w:jc w:val="center"/>
-              <w:rPr>
-                <w:rFonts w:asciiTheme="majorHAnsi" w:hAnsiTheme="majorHAnsi" w:cstheme="majorHAnsi"/>
-                <w:color w:val="000000" w:themeColor="text1"/>
-              </w:rPr>
-            </w:pPr>
-            <w:r>
-              <w:rPr>
-                <w:rFonts w:asciiTheme="majorHAnsi" w:hAnsiTheme="majorHAnsi" w:cstheme="majorHAnsi"/>
-                <w:color w:val="000000" w:themeColor="text1"/>
-              </w:rPr>
-              <w:t>6</w:t>
-            </w:r>
-          </w:p>
-        </w:tc>
-        <w:tc>
-          <w:tcPr>
-            <w:tcW w:w="262" w:type="pct"/>
-          </w:tcPr>
-          <w:p>
-            <w:pPr>
-              <w:jc w:val="center"/>
-              <w:rPr>
-                <w:rFonts w:asciiTheme="majorHAnsi" w:hAnsiTheme="majorHAnsi" w:cstheme="majorHAnsi"/>
-                <w:color w:val="000000" w:themeColor="text1"/>
-              </w:rPr>
-            </w:pPr>
-            <w:r>
-              <w:rPr>
-                <w:rFonts w:asciiTheme="majorHAnsi" w:hAnsiTheme="majorHAnsi" w:cstheme="majorHAnsi"/>
-                <w:color w:val="000000" w:themeColor="text1"/>
-              </w:rPr>
-              <w:t>5</w:t>
-            </w:r>
-          </w:p>
-        </w:tc>
-        <w:tc>
-          <w:tcPr>
-            <w:tcW w:w="257" w:type="pct"/>
-          </w:tcPr>
-          <w:p>
-            <w:pPr>
-              <w:jc w:val="center"/>
-              <w:rPr>
-                <w:rFonts w:asciiTheme="majorHAnsi" w:hAnsiTheme="majorHAnsi" w:cstheme="majorHAnsi"/>
-                <w:color w:val="000000" w:themeColor="text1"/>
-              </w:rPr>
-            </w:pPr>
+            <w:tcW w:w="321" w:type="pct"/>
+          </w:tcPr>
+          <w:p>
+            <w:pPr>
+              <w:jc w:val="center"/>
+              <w:rPr>
+                <w:rFonts w:asciiTheme="majorHAnsi" w:hAnsiTheme="majorHAnsi" w:cstheme="majorHAnsi"/>
+                <w:color w:val="000000" w:themeColor="text1"/>
+              </w:rPr>
+            </w:pPr>
+            <w:r>
+              <w:rPr>
+                <w:rFonts w:asciiTheme="majorHAnsi" w:hAnsiTheme="majorHAnsi" w:cstheme="majorHAnsi"/>
+                <w:color w:val="000000" w:themeColor="text1"/>
+              </w:rPr>
+              <w:t>28</w:t>
+            </w:r>
           </w:p>
         </w:tc>
       </w:tr>
@@ -6396,7 +4351,7 @@
         </w:trPr>
         <w:tc>
           <w:tcPr>
-            <w:tcW w:w="1048" w:type="pct"/>
+            <w:tcW w:w="1141" w:type="pct"/>
             <w:gridSpan w:val="3"/>
           </w:tcPr>
           <w:p>
@@ -6409,62 +4364,20 @@
                 <w:color w:val="000000" w:themeColor="text1"/>
               </w:rPr>
             </w:pPr>
-            <w:proofErr w:type="spellStart"/>
-            <w:r>
-              <w:rPr>
-                <w:rFonts w:asciiTheme="majorHAnsi" w:hAnsiTheme="majorHAnsi" w:cstheme="majorHAnsi"/>
-                <w:b/>
-                <w:bCs/>
-                <w:color w:val="000000" w:themeColor="text1"/>
-              </w:rPr>
-              <w:t>Tổng</w:t>
-            </w:r>
-            <w:proofErr w:type="spellEnd"/>
-            <w:r>
-              <w:rPr>
-                <w:rFonts w:asciiTheme="majorHAnsi" w:hAnsiTheme="majorHAnsi" w:cstheme="majorHAnsi"/>
-                <w:b/>
-                <w:bCs/>
-                <w:color w:val="000000" w:themeColor="text1"/>
-              </w:rPr>
-              <w:t xml:space="preserve"> </w:t>
-            </w:r>
-            <w:proofErr w:type="spellStart"/>
-            <w:r>
-              <w:rPr>
-                <w:rFonts w:asciiTheme="majorHAnsi" w:hAnsiTheme="majorHAnsi" w:cstheme="majorHAnsi"/>
-                <w:b/>
-                <w:bCs/>
-                <w:color w:val="000000" w:themeColor="text1"/>
-              </w:rPr>
-              <w:t>số</w:t>
-            </w:r>
-            <w:proofErr w:type="spellEnd"/>
-            <w:r>
-              <w:rPr>
-                <w:rFonts w:asciiTheme="majorHAnsi" w:hAnsiTheme="majorHAnsi" w:cstheme="majorHAnsi"/>
-                <w:b/>
-                <w:bCs/>
-                <w:color w:val="000000" w:themeColor="text1"/>
-              </w:rPr>
-              <w:t xml:space="preserve"> </w:t>
-            </w:r>
-            <w:proofErr w:type="spellStart"/>
-            <w:r>
-              <w:rPr>
-                <w:rFonts w:asciiTheme="majorHAnsi" w:hAnsiTheme="majorHAnsi" w:cstheme="majorHAnsi"/>
-                <w:b/>
-                <w:bCs/>
-                <w:color w:val="000000" w:themeColor="text1"/>
-              </w:rPr>
-              <w:t>điểm</w:t>
-            </w:r>
-            <w:proofErr w:type="spellEnd"/>
-          </w:p>
-        </w:tc>
-        <w:tc>
-          <w:tcPr>
-            <w:tcW w:w="739" w:type="pct"/>
+            <w:r>
+              <w:rPr>
+                <w:rFonts w:asciiTheme="majorHAnsi" w:hAnsiTheme="majorHAnsi" w:cstheme="majorHAnsi"/>
+                <w:b/>
+                <w:bCs/>
+                <w:color w:val="000000" w:themeColor="text1"/>
+              </w:rPr>
+              <w:t>Tổng số điểm</w:t>
+            </w:r>
+          </w:p>
+        </w:tc>
+        <w:tc>
+          <w:tcPr>
+            <w:tcW w:w="756" w:type="pct"/>
             <w:gridSpan w:val="3"/>
           </w:tcPr>
           <w:p>
@@ -6486,7 +4399,7 @@
         </w:tc>
         <w:tc>
           <w:tcPr>
-            <w:tcW w:w="739" w:type="pct"/>
+            <w:tcW w:w="890" w:type="pct"/>
             <w:gridSpan w:val="3"/>
           </w:tcPr>
           <w:p>
@@ -6508,7 +4421,7 @@
         </w:tc>
         <w:tc>
           <w:tcPr>
-            <w:tcW w:w="739" w:type="pct"/>
+            <w:tcW w:w="1014" w:type="pct"/>
             <w:gridSpan w:val="3"/>
           </w:tcPr>
           <w:p>
@@ -6530,7 +4443,7 @@
         </w:tc>
         <w:tc>
           <w:tcPr>
-            <w:tcW w:w="739" w:type="pct"/>
+            <w:tcW w:w="878" w:type="pct"/>
             <w:gridSpan w:val="3"/>
           </w:tcPr>
           <w:p>
@@ -6552,70 +4465,7 @@
         </w:tc>
         <w:tc>
           <w:tcPr>
-            <w:tcW w:w="224" w:type="pct"/>
-          </w:tcPr>
-          <w:p>
-            <w:pPr>
-              <w:jc w:val="center"/>
-              <w:rPr>
-                <w:rFonts w:asciiTheme="majorHAnsi" w:hAnsiTheme="majorHAnsi" w:cstheme="majorHAnsi"/>
-                <w:color w:val="000000" w:themeColor="text1"/>
-              </w:rPr>
-            </w:pPr>
-            <w:r>
-              <w:rPr>
-                <w:rFonts w:asciiTheme="majorHAnsi" w:hAnsiTheme="majorHAnsi" w:cstheme="majorHAnsi"/>
-                <w:color w:val="000000" w:themeColor="text1"/>
-              </w:rPr>
-              <w:t>4</w:t>
-            </w:r>
-          </w:p>
-        </w:tc>
-        <w:tc>
-          <w:tcPr>
-            <w:tcW w:w="253" w:type="pct"/>
-          </w:tcPr>
-          <w:p>
-            <w:pPr>
-              <w:jc w:val="center"/>
-              <w:rPr>
-                <w:rFonts w:asciiTheme="majorHAnsi" w:hAnsiTheme="majorHAnsi" w:cstheme="majorHAnsi"/>
-                <w:color w:val="000000" w:themeColor="text1"/>
-              </w:rPr>
-            </w:pPr>
-            <w:r>
-              <w:rPr>
-                <w:rFonts w:asciiTheme="majorHAnsi" w:hAnsiTheme="majorHAnsi" w:cstheme="majorHAnsi"/>
-                <w:color w:val="000000" w:themeColor="text1"/>
-              </w:rPr>
-              <w:t>3</w:t>
-            </w:r>
-          </w:p>
-        </w:tc>
-        <w:tc>
-          <w:tcPr>
-            <w:tcW w:w="262" w:type="pct"/>
-          </w:tcPr>
-          <w:p>
-            <w:pPr>
-              <w:jc w:val="center"/>
-              <w:rPr>
-                <w:rFonts w:asciiTheme="majorHAnsi" w:hAnsiTheme="majorHAnsi" w:cstheme="majorHAnsi"/>
-                <w:color w:val="000000" w:themeColor="text1"/>
-              </w:rPr>
-            </w:pPr>
-            <w:r>
-              <w:rPr>
-                <w:rFonts w:asciiTheme="majorHAnsi" w:hAnsiTheme="majorHAnsi" w:cstheme="majorHAnsi"/>
-                <w:color w:val="000000" w:themeColor="text1"/>
-              </w:rPr>
-              <w:t>3</w:t>
-            </w:r>
-          </w:p>
-        </w:tc>
-        <w:tc>
-          <w:tcPr>
-            <w:tcW w:w="257" w:type="pct"/>
+            <w:tcW w:w="321" w:type="pct"/>
           </w:tcPr>
           <w:p>
             <w:pPr>
@@ -6638,7 +4488,7 @@
       <w:tr>
         <w:tc>
           <w:tcPr>
-            <w:tcW w:w="1048" w:type="pct"/>
+            <w:tcW w:w="1141" w:type="pct"/>
             <w:gridSpan w:val="3"/>
           </w:tcPr>
           <w:p>
@@ -6651,51 +4501,20 @@
                 <w:color w:val="000000" w:themeColor="text1"/>
               </w:rPr>
             </w:pPr>
-            <w:proofErr w:type="spellStart"/>
-            <w:r>
-              <w:rPr>
-                <w:rFonts w:asciiTheme="majorHAnsi" w:hAnsiTheme="majorHAnsi" w:cstheme="majorHAnsi"/>
-                <w:b/>
-                <w:bCs/>
-                <w:color w:val="000000" w:themeColor="text1"/>
-              </w:rPr>
-              <w:t>Tỷ</w:t>
-            </w:r>
-            <w:proofErr w:type="spellEnd"/>
-            <w:r>
-              <w:rPr>
-                <w:rFonts w:asciiTheme="majorHAnsi" w:hAnsiTheme="majorHAnsi" w:cstheme="majorHAnsi"/>
-                <w:b/>
-                <w:bCs/>
-                <w:color w:val="000000" w:themeColor="text1"/>
-              </w:rPr>
-              <w:t xml:space="preserve"> </w:t>
-            </w:r>
-            <w:proofErr w:type="spellStart"/>
-            <w:r>
-              <w:rPr>
-                <w:rFonts w:asciiTheme="majorHAnsi" w:hAnsiTheme="majorHAnsi" w:cstheme="majorHAnsi"/>
-                <w:b/>
-                <w:bCs/>
-                <w:color w:val="000000" w:themeColor="text1"/>
-              </w:rPr>
-              <w:t>lệ</w:t>
-            </w:r>
-            <w:proofErr w:type="spellEnd"/>
-            <w:r>
-              <w:rPr>
-                <w:rFonts w:asciiTheme="majorHAnsi" w:hAnsiTheme="majorHAnsi" w:cstheme="majorHAnsi"/>
-                <w:b/>
-                <w:bCs/>
-                <w:color w:val="000000" w:themeColor="text1"/>
-              </w:rPr>
-              <w:t xml:space="preserve"> %</w:t>
-            </w:r>
-          </w:p>
-        </w:tc>
-        <w:tc>
-          <w:tcPr>
-            <w:tcW w:w="739" w:type="pct"/>
+            <w:r>
+              <w:rPr>
+                <w:rFonts w:asciiTheme="majorHAnsi" w:hAnsiTheme="majorHAnsi" w:cstheme="majorHAnsi"/>
+                <w:b/>
+                <w:bCs/>
+                <w:color w:val="000000" w:themeColor="text1"/>
+              </w:rPr>
+              <w:t>Tỷ lệ %</w:t>
+            </w:r>
+          </w:p>
+        </w:tc>
+        <w:tc>
+          <w:tcPr>
+            <w:tcW w:w="756" w:type="pct"/>
             <w:gridSpan w:val="3"/>
           </w:tcPr>
           <w:p>
@@ -6717,7 +4536,7 @@
         </w:tc>
         <w:tc>
           <w:tcPr>
-            <w:tcW w:w="739" w:type="pct"/>
+            <w:tcW w:w="890" w:type="pct"/>
             <w:gridSpan w:val="3"/>
           </w:tcPr>
           <w:p>
@@ -6739,7 +4558,7 @@
         </w:tc>
         <w:tc>
           <w:tcPr>
-            <w:tcW w:w="739" w:type="pct"/>
+            <w:tcW w:w="1014" w:type="pct"/>
             <w:gridSpan w:val="3"/>
           </w:tcPr>
           <w:p>
@@ -6761,7 +4580,7 @@
         </w:tc>
         <w:tc>
           <w:tcPr>
-            <w:tcW w:w="739" w:type="pct"/>
+            <w:tcW w:w="878" w:type="pct"/>
             <w:gridSpan w:val="3"/>
           </w:tcPr>
           <w:p>
@@ -6783,70 +4602,7 @@
         </w:tc>
         <w:tc>
           <w:tcPr>
-            <w:tcW w:w="224" w:type="pct"/>
-          </w:tcPr>
-          <w:p>
-            <w:pPr>
-              <w:jc w:val="center"/>
-              <w:rPr>
-                <w:rFonts w:asciiTheme="majorHAnsi" w:hAnsiTheme="majorHAnsi" w:cstheme="majorHAnsi"/>
-                <w:color w:val="000000" w:themeColor="text1"/>
-              </w:rPr>
-            </w:pPr>
-            <w:r>
-              <w:rPr>
-                <w:rFonts w:asciiTheme="majorHAnsi" w:hAnsiTheme="majorHAnsi" w:cstheme="majorHAnsi"/>
-                <w:color w:val="000000" w:themeColor="text1"/>
-              </w:rPr>
-              <w:t>40</w:t>
-            </w:r>
-          </w:p>
-        </w:tc>
-        <w:tc>
-          <w:tcPr>
-            <w:tcW w:w="253" w:type="pct"/>
-          </w:tcPr>
-          <w:p>
-            <w:pPr>
-              <w:jc w:val="center"/>
-              <w:rPr>
-                <w:rFonts w:asciiTheme="majorHAnsi" w:hAnsiTheme="majorHAnsi" w:cstheme="majorHAnsi"/>
-                <w:color w:val="000000" w:themeColor="text1"/>
-              </w:rPr>
-            </w:pPr>
-            <w:r>
-              <w:rPr>
-                <w:rFonts w:asciiTheme="majorHAnsi" w:hAnsiTheme="majorHAnsi" w:cstheme="majorHAnsi"/>
-                <w:color w:val="000000" w:themeColor="text1"/>
-              </w:rPr>
-              <w:t>30</w:t>
-            </w:r>
-          </w:p>
-        </w:tc>
-        <w:tc>
-          <w:tcPr>
-            <w:tcW w:w="262" w:type="pct"/>
-          </w:tcPr>
-          <w:p>
-            <w:pPr>
-              <w:jc w:val="center"/>
-              <w:rPr>
-                <w:rFonts w:asciiTheme="majorHAnsi" w:hAnsiTheme="majorHAnsi" w:cstheme="majorHAnsi"/>
-                <w:color w:val="000000" w:themeColor="text1"/>
-              </w:rPr>
-            </w:pPr>
-            <w:r>
-              <w:rPr>
-                <w:rFonts w:asciiTheme="majorHAnsi" w:hAnsiTheme="majorHAnsi" w:cstheme="majorHAnsi"/>
-                <w:color w:val="000000" w:themeColor="text1"/>
-              </w:rPr>
-              <w:t>39</w:t>
-            </w:r>
-          </w:p>
-        </w:tc>
-        <w:tc>
-          <w:tcPr>
-            <w:tcW w:w="257" w:type="pct"/>
+            <w:tcW w:w="321" w:type="pct"/>
           </w:tcPr>
           <w:p>
             <w:pPr>

--- a/public/Ma trận mẫu.docx
+++ b/public/Ma trận mẫu.docx
@@ -146,14 +146,14 @@
       <w:r>
         <w:rPr>
           <w:rFonts w:asciiTheme="majorHAnsi" w:hAnsiTheme="majorHAnsi" w:cstheme="majorHAnsi"/>
-          <w:color w:val="FF0000"/>
+          <w:color w:val="000000" w:themeColor="text1"/>
         </w:rPr>
         <w:t>cuối</w:t>
       </w:r>
       <w:r>
         <w:rPr>
           <w:rFonts w:asciiTheme="majorHAnsi" w:hAnsiTheme="majorHAnsi" w:cstheme="majorHAnsi"/>
-          <w:color w:val="FF0000"/>
+          <w:color w:val="000000" w:themeColor="text1"/>
         </w:rPr>
         <w:t xml:space="preserve"> học kì 1</w:t>
       </w:r>
@@ -509,7 +509,6 @@
           <w:iCs/>
           <w:color w:val="000000" w:themeColor="text1"/>
           <w:bdr w:val="none" w:sz="0" w:space="0" w:color="auto" w:frame="1"/>
-          <w:lang w:val="nl-NL"/>
         </w:rPr>
       </w:pPr>
       <w:r>
@@ -578,6 +577,26 @@
           <w:lang w:val="nl-NL"/>
         </w:rPr>
         <w:t xml:space="preserve"> điểm</w:t>
+      </w:r>
+    </w:p>
+    <w:p>
+      <w:pPr>
+        <w:jc w:val="both"/>
+        <w:rPr>
+          <w:rFonts w:asciiTheme="majorHAnsi" w:hAnsiTheme="majorHAnsi" w:cstheme="majorHAnsi"/>
+          <w:i/>
+          <w:color w:val="EE0000"/>
+          <w:bdr w:val="none" w:sz="0" w:space="0" w:color="auto" w:frame="1"/>
+        </w:rPr>
+      </w:pPr>
+      <w:r>
+        <w:rPr>
+          <w:rFonts w:asciiTheme="majorHAnsi" w:hAnsiTheme="majorHAnsi" w:cstheme="majorHAnsi"/>
+          <w:i/>
+          <w:color w:val="EE0000"/>
+          <w:bdr w:val="none" w:sz="0" w:space="0" w:color="auto" w:frame="1"/>
+        </w:rPr>
+        <w:t>*Vui lòng không sửa các chữ được tô đỏ để có thể tải lên ma trận thành công.</w:t>
       </w:r>
     </w:p>
     <w:p>
@@ -675,7 +694,7 @@
                 <w:rFonts w:asciiTheme="majorHAnsi" w:hAnsiTheme="majorHAnsi" w:cstheme="majorHAnsi"/>
                 <w:b/>
                 <w:bCs/>
-                <w:color w:val="000000" w:themeColor="text1"/>
+                <w:color w:val="EE0000"/>
               </w:rPr>
             </w:pPr>
             <w:r>
@@ -683,7 +702,7 @@
                 <w:rFonts w:asciiTheme="majorHAnsi" w:hAnsiTheme="majorHAnsi" w:cstheme="majorHAnsi"/>
                 <w:b/>
                 <w:bCs/>
-                <w:color w:val="000000" w:themeColor="text1"/>
+                <w:color w:val="EE0000"/>
               </w:rPr>
               <w:t>Chủ đề/</w:t>
             </w:r>
@@ -695,7 +714,7 @@
                 <w:rFonts w:asciiTheme="majorHAnsi" w:hAnsiTheme="majorHAnsi" w:cstheme="majorHAnsi"/>
                 <w:b/>
                 <w:bCs/>
-                <w:color w:val="000000" w:themeColor="text1"/>
+                <w:color w:val="EE0000"/>
               </w:rPr>
             </w:pPr>
             <w:r>
@@ -703,7 +722,7 @@
                 <w:rFonts w:asciiTheme="majorHAnsi" w:hAnsiTheme="majorHAnsi" w:cstheme="majorHAnsi"/>
                 <w:b/>
                 <w:bCs/>
-                <w:color w:val="000000" w:themeColor="text1"/>
+                <w:color w:val="EE0000"/>
               </w:rPr>
               <w:t>Chương</w:t>
             </w:r>
@@ -721,7 +740,7 @@
                 <w:rFonts w:asciiTheme="majorHAnsi" w:hAnsiTheme="majorHAnsi" w:cstheme="majorHAnsi"/>
                 <w:b/>
                 <w:bCs/>
-                <w:color w:val="000000" w:themeColor="text1"/>
+                <w:color w:val="EE0000"/>
               </w:rPr>
             </w:pPr>
             <w:r>
@@ -729,7 +748,7 @@
                 <w:rFonts w:asciiTheme="majorHAnsi" w:hAnsiTheme="majorHAnsi" w:cstheme="majorHAnsi"/>
                 <w:b/>
                 <w:bCs/>
-                <w:color w:val="000000" w:themeColor="text1"/>
+                <w:color w:val="EE0000"/>
               </w:rPr>
               <w:t>Nội dung/đơn vị kiến thức</w:t>
             </w:r>
@@ -747,7 +766,7 @@
                 <w:rFonts w:asciiTheme="majorHAnsi" w:hAnsiTheme="majorHAnsi" w:cstheme="majorHAnsi"/>
                 <w:b/>
                 <w:bCs/>
-                <w:color w:val="000000" w:themeColor="text1"/>
+                <w:color w:val="EE0000"/>
               </w:rPr>
             </w:pPr>
             <w:r>
@@ -755,7 +774,7 @@
                 <w:rFonts w:asciiTheme="majorHAnsi" w:hAnsiTheme="majorHAnsi" w:cstheme="majorHAnsi"/>
                 <w:b/>
                 <w:bCs/>
-                <w:color w:val="000000" w:themeColor="text1"/>
+                <w:color w:val="EE0000"/>
               </w:rPr>
               <w:t>Mức độ đánh giá</w:t>
             </w:r>
@@ -806,7 +825,7 @@
                 <w:rFonts w:asciiTheme="majorHAnsi" w:hAnsiTheme="majorHAnsi" w:cstheme="majorHAnsi"/>
                 <w:b/>
                 <w:bCs/>
-                <w:color w:val="000000" w:themeColor="text1"/>
+                <w:color w:val="EE0000"/>
               </w:rPr>
               <w:t>Tổng</w:t>
             </w:r>
@@ -842,7 +861,7 @@
               <w:jc w:val="center"/>
               <w:rPr>
                 <w:rFonts w:asciiTheme="majorHAnsi" w:hAnsiTheme="majorHAnsi" w:cstheme="majorHAnsi"/>
-                <w:color w:val="000000" w:themeColor="text1"/>
+                <w:color w:val="EE0000"/>
               </w:rPr>
             </w:pPr>
           </w:p>
@@ -857,7 +876,7 @@
               <w:jc w:val="center"/>
               <w:rPr>
                 <w:rFonts w:asciiTheme="majorHAnsi" w:hAnsiTheme="majorHAnsi" w:cstheme="majorHAnsi"/>
-                <w:color w:val="000000" w:themeColor="text1"/>
+                <w:color w:val="EE0000"/>
               </w:rPr>
             </w:pPr>
           </w:p>
@@ -874,7 +893,7 @@
                 <w:rFonts w:asciiTheme="majorHAnsi" w:hAnsiTheme="majorHAnsi" w:cstheme="majorHAnsi"/>
                 <w:b/>
                 <w:bCs/>
-                <w:color w:val="000000" w:themeColor="text1"/>
+                <w:color w:val="EE0000"/>
               </w:rPr>
             </w:pPr>
             <w:r>
@@ -882,7 +901,7 @@
                 <w:rFonts w:asciiTheme="majorHAnsi" w:hAnsiTheme="majorHAnsi" w:cstheme="majorHAnsi"/>
                 <w:b/>
                 <w:bCs/>
-                <w:color w:val="000000" w:themeColor="text1"/>
+                <w:color w:val="EE0000"/>
               </w:rPr>
               <w:t>TNKQ</w:t>
             </w:r>
@@ -900,7 +919,7 @@
                 <w:rFonts w:asciiTheme="majorHAnsi" w:hAnsiTheme="majorHAnsi" w:cstheme="majorHAnsi"/>
                 <w:b/>
                 <w:bCs/>
-                <w:color w:val="000000" w:themeColor="text1"/>
+                <w:color w:val="EE0000"/>
               </w:rPr>
             </w:pPr>
             <w:r>
@@ -908,7 +927,7 @@
                 <w:rFonts w:asciiTheme="majorHAnsi" w:hAnsiTheme="majorHAnsi" w:cstheme="majorHAnsi"/>
                 <w:b/>
                 <w:bCs/>
-                <w:color w:val="000000" w:themeColor="text1"/>
+                <w:color w:val="EE0000"/>
               </w:rPr>
               <w:t>Tự luận</w:t>
             </w:r>
@@ -959,7 +978,7 @@
               <w:jc w:val="center"/>
               <w:rPr>
                 <w:rFonts w:asciiTheme="majorHAnsi" w:hAnsiTheme="majorHAnsi" w:cstheme="majorHAnsi"/>
-                <w:color w:val="000000" w:themeColor="text1"/>
+                <w:color w:val="EE0000"/>
               </w:rPr>
             </w:pPr>
           </w:p>
@@ -974,7 +993,7 @@
               <w:jc w:val="center"/>
               <w:rPr>
                 <w:rFonts w:asciiTheme="majorHAnsi" w:hAnsiTheme="majorHAnsi" w:cstheme="majorHAnsi"/>
-                <w:color w:val="000000" w:themeColor="text1"/>
+                <w:color w:val="EE0000"/>
               </w:rPr>
             </w:pPr>
           </w:p>
@@ -991,7 +1010,7 @@
                 <w:rFonts w:asciiTheme="majorHAnsi" w:hAnsiTheme="majorHAnsi" w:cstheme="majorHAnsi"/>
                 <w:i/>
                 <w:iCs/>
-                <w:color w:val="000000" w:themeColor="text1"/>
+                <w:color w:val="EE0000"/>
               </w:rPr>
             </w:pPr>
             <w:r>
@@ -999,7 +1018,7 @@
                 <w:rFonts w:asciiTheme="majorHAnsi" w:hAnsiTheme="majorHAnsi" w:cstheme="majorHAnsi"/>
                 <w:i/>
                 <w:iCs/>
-                <w:color w:val="000000" w:themeColor="text1"/>
+                <w:color w:val="EE0000"/>
               </w:rPr>
               <w:t>Nhiều lựa chọn</w:t>
             </w:r>
@@ -1017,7 +1036,7 @@
                 <w:rFonts w:asciiTheme="majorHAnsi" w:hAnsiTheme="majorHAnsi" w:cstheme="majorHAnsi"/>
                 <w:i/>
                 <w:iCs/>
-                <w:color w:val="000000" w:themeColor="text1"/>
+                <w:color w:val="EE0000"/>
               </w:rPr>
             </w:pPr>
             <w:proofErr w:type="gramStart"/>
@@ -1026,7 +1045,7 @@
                 <w:rFonts w:asciiTheme="majorHAnsi" w:hAnsiTheme="majorHAnsi" w:cstheme="majorHAnsi"/>
                 <w:i/>
                 <w:iCs/>
-                <w:color w:val="000000" w:themeColor="text1"/>
+                <w:color w:val="EE0000"/>
               </w:rPr>
               <w:t>“  Đúng</w:t>
             </w:r>
@@ -1036,7 +1055,7 @@
                 <w:rFonts w:asciiTheme="majorHAnsi" w:hAnsiTheme="majorHAnsi" w:cstheme="majorHAnsi"/>
                 <w:i/>
                 <w:iCs/>
-                <w:color w:val="000000" w:themeColor="text1"/>
+                <w:color w:val="EE0000"/>
               </w:rPr>
               <w:t xml:space="preserve"> – </w:t>
             </w:r>
@@ -1046,7 +1065,7 @@
                 <w:rFonts w:asciiTheme="majorHAnsi" w:hAnsiTheme="majorHAnsi" w:cstheme="majorHAnsi"/>
                 <w:i/>
                 <w:iCs/>
-                <w:color w:val="000000" w:themeColor="text1"/>
+                <w:color w:val="EE0000"/>
               </w:rPr>
               <w:t xml:space="preserve">Sai”  </w:t>
             </w:r>
@@ -1055,7 +1074,7 @@
                 <w:rFonts w:asciiTheme="majorHAnsi" w:hAnsiTheme="majorHAnsi" w:cstheme="majorHAnsi"/>
                 <w:i/>
                 <w:iCs/>
-                <w:color w:val="000000" w:themeColor="text1"/>
+                <w:color w:val="EE0000"/>
                 <w:vertAlign w:val="superscript"/>
               </w:rPr>
               <w:t>2</w:t>
@@ -1066,7 +1085,7 @@
                 <w:rFonts w:asciiTheme="majorHAnsi" w:hAnsiTheme="majorHAnsi" w:cstheme="majorHAnsi"/>
                 <w:i/>
                 <w:iCs/>
-                <w:color w:val="000000" w:themeColor="text1"/>
+                <w:color w:val="EE0000"/>
                 <w:vertAlign w:val="superscript"/>
               </w:rPr>
               <w:t xml:space="preserve">  </w:t>
@@ -1085,7 +1104,7 @@
                 <w:rFonts w:asciiTheme="majorHAnsi" w:hAnsiTheme="majorHAnsi" w:cstheme="majorHAnsi"/>
                 <w:i/>
                 <w:iCs/>
-                <w:color w:val="000000" w:themeColor="text1"/>
+                <w:color w:val="EE0000"/>
               </w:rPr>
             </w:pPr>
             <w:r>
@@ -1093,7 +1112,7 @@
                 <w:rFonts w:asciiTheme="majorHAnsi" w:hAnsiTheme="majorHAnsi" w:cstheme="majorHAnsi"/>
                 <w:i/>
                 <w:iCs/>
-                <w:color w:val="000000" w:themeColor="text1"/>
+                <w:color w:val="EE0000"/>
               </w:rPr>
               <w:t>Trả lời ngắn</w:t>
             </w:r>
@@ -1102,7 +1121,7 @@
                 <w:rFonts w:asciiTheme="majorHAnsi" w:hAnsiTheme="majorHAnsi" w:cstheme="majorHAnsi"/>
                 <w:i/>
                 <w:iCs/>
-                <w:color w:val="000000" w:themeColor="text1"/>
+                <w:color w:val="EE0000"/>
                 <w:vertAlign w:val="superscript"/>
               </w:rPr>
               <w:t>3</w:t>
@@ -1119,7 +1138,7 @@
               <w:jc w:val="center"/>
               <w:rPr>
                 <w:rFonts w:asciiTheme="majorHAnsi" w:hAnsiTheme="majorHAnsi" w:cstheme="majorHAnsi"/>
-                <w:color w:val="000000" w:themeColor="text1"/>
+                <w:color w:val="EE0000"/>
               </w:rPr>
             </w:pPr>
           </w:p>
@@ -1169,7 +1188,7 @@
               <w:jc w:val="center"/>
               <w:rPr>
                 <w:rFonts w:asciiTheme="majorHAnsi" w:hAnsiTheme="majorHAnsi" w:cstheme="majorHAnsi"/>
-                <w:color w:val="000000" w:themeColor="text1"/>
+                <w:color w:val="EE0000"/>
               </w:rPr>
             </w:pPr>
           </w:p>
@@ -1184,7 +1203,7 @@
               <w:jc w:val="center"/>
               <w:rPr>
                 <w:rFonts w:asciiTheme="majorHAnsi" w:hAnsiTheme="majorHAnsi" w:cstheme="majorHAnsi"/>
-                <w:color w:val="000000" w:themeColor="text1"/>
+                <w:color w:val="EE0000"/>
               </w:rPr>
             </w:pPr>
           </w:p>
@@ -1200,7 +1219,7 @@
                 <w:rFonts w:asciiTheme="majorHAnsi" w:hAnsiTheme="majorHAnsi" w:cstheme="majorHAnsi"/>
                 <w:b/>
                 <w:bCs/>
-                <w:color w:val="000000" w:themeColor="text1"/>
+                <w:color w:val="EE0000"/>
               </w:rPr>
             </w:pPr>
             <w:r>
@@ -1208,7 +1227,7 @@
                 <w:rFonts w:asciiTheme="majorHAnsi" w:hAnsiTheme="majorHAnsi" w:cstheme="majorHAnsi"/>
                 <w:b/>
                 <w:bCs/>
-                <w:color w:val="000000" w:themeColor="text1"/>
+                <w:color w:val="EE0000"/>
               </w:rPr>
               <w:t>Biết</w:t>
             </w:r>
@@ -1225,7 +1244,7 @@
                 <w:rFonts w:asciiTheme="majorHAnsi" w:hAnsiTheme="majorHAnsi" w:cstheme="majorHAnsi"/>
                 <w:b/>
                 <w:bCs/>
-                <w:color w:val="000000" w:themeColor="text1"/>
+                <w:color w:val="EE0000"/>
               </w:rPr>
             </w:pPr>
             <w:r>
@@ -1233,7 +1252,7 @@
                 <w:rFonts w:asciiTheme="majorHAnsi" w:hAnsiTheme="majorHAnsi" w:cstheme="majorHAnsi"/>
                 <w:b/>
                 <w:bCs/>
-                <w:color w:val="000000" w:themeColor="text1"/>
+                <w:color w:val="EE0000"/>
               </w:rPr>
               <w:t>Hiểu</w:t>
             </w:r>
@@ -1250,7 +1269,7 @@
                 <w:rFonts w:asciiTheme="majorHAnsi" w:hAnsiTheme="majorHAnsi" w:cstheme="majorHAnsi"/>
                 <w:b/>
                 <w:bCs/>
-                <w:color w:val="000000" w:themeColor="text1"/>
+                <w:color w:val="EE0000"/>
               </w:rPr>
             </w:pPr>
             <w:r>
@@ -1258,7 +1277,7 @@
                 <w:rFonts w:asciiTheme="majorHAnsi" w:hAnsiTheme="majorHAnsi" w:cstheme="majorHAnsi"/>
                 <w:b/>
                 <w:bCs/>
-                <w:color w:val="000000" w:themeColor="text1"/>
+                <w:color w:val="EE0000"/>
               </w:rPr>
               <w:t>Vận dụng</w:t>
             </w:r>
@@ -1275,7 +1294,7 @@
                 <w:rFonts w:asciiTheme="majorHAnsi" w:hAnsiTheme="majorHAnsi" w:cstheme="majorHAnsi"/>
                 <w:b/>
                 <w:bCs/>
-                <w:color w:val="000000" w:themeColor="text1"/>
+                <w:color w:val="EE0000"/>
               </w:rPr>
             </w:pPr>
             <w:r>
@@ -1283,7 +1302,7 @@
                 <w:rFonts w:asciiTheme="majorHAnsi" w:hAnsiTheme="majorHAnsi" w:cstheme="majorHAnsi"/>
                 <w:b/>
                 <w:bCs/>
-                <w:color w:val="000000" w:themeColor="text1"/>
+                <w:color w:val="EE0000"/>
               </w:rPr>
               <w:t>Biết</w:t>
             </w:r>
@@ -1300,7 +1319,7 @@
                 <w:rFonts w:asciiTheme="majorHAnsi" w:hAnsiTheme="majorHAnsi" w:cstheme="majorHAnsi"/>
                 <w:b/>
                 <w:bCs/>
-                <w:color w:val="000000" w:themeColor="text1"/>
+                <w:color w:val="EE0000"/>
               </w:rPr>
             </w:pPr>
             <w:r>
@@ -1308,7 +1327,7 @@
                 <w:rFonts w:asciiTheme="majorHAnsi" w:hAnsiTheme="majorHAnsi" w:cstheme="majorHAnsi"/>
                 <w:b/>
                 <w:bCs/>
-                <w:color w:val="000000" w:themeColor="text1"/>
+                <w:color w:val="EE0000"/>
               </w:rPr>
               <w:t>Hiểu</w:t>
             </w:r>
@@ -1325,7 +1344,7 @@
                 <w:rFonts w:asciiTheme="majorHAnsi" w:hAnsiTheme="majorHAnsi" w:cstheme="majorHAnsi"/>
                 <w:b/>
                 <w:bCs/>
-                <w:color w:val="000000" w:themeColor="text1"/>
+                <w:color w:val="EE0000"/>
               </w:rPr>
             </w:pPr>
             <w:r>
@@ -1333,7 +1352,7 @@
                 <w:rFonts w:asciiTheme="majorHAnsi" w:hAnsiTheme="majorHAnsi" w:cstheme="majorHAnsi"/>
                 <w:b/>
                 <w:bCs/>
-                <w:color w:val="000000" w:themeColor="text1"/>
+                <w:color w:val="EE0000"/>
               </w:rPr>
               <w:t>Vận dụng</w:t>
             </w:r>
@@ -1350,7 +1369,7 @@
                 <w:rFonts w:asciiTheme="majorHAnsi" w:hAnsiTheme="majorHAnsi" w:cstheme="majorHAnsi"/>
                 <w:b/>
                 <w:bCs/>
-                <w:color w:val="000000" w:themeColor="text1"/>
+                <w:color w:val="EE0000"/>
               </w:rPr>
             </w:pPr>
             <w:r>
@@ -1358,7 +1377,7 @@
                 <w:rFonts w:asciiTheme="majorHAnsi" w:hAnsiTheme="majorHAnsi" w:cstheme="majorHAnsi"/>
                 <w:b/>
                 <w:bCs/>
-                <w:color w:val="000000" w:themeColor="text1"/>
+                <w:color w:val="EE0000"/>
               </w:rPr>
               <w:t>Biết</w:t>
             </w:r>
@@ -1375,7 +1394,7 @@
                 <w:rFonts w:asciiTheme="majorHAnsi" w:hAnsiTheme="majorHAnsi" w:cstheme="majorHAnsi"/>
                 <w:b/>
                 <w:bCs/>
-                <w:color w:val="000000" w:themeColor="text1"/>
+                <w:color w:val="EE0000"/>
               </w:rPr>
             </w:pPr>
             <w:r>
@@ -1383,7 +1402,7 @@
                 <w:rFonts w:asciiTheme="majorHAnsi" w:hAnsiTheme="majorHAnsi" w:cstheme="majorHAnsi"/>
                 <w:b/>
                 <w:bCs/>
-                <w:color w:val="000000" w:themeColor="text1"/>
+                <w:color w:val="EE0000"/>
               </w:rPr>
               <w:t>Hiểu</w:t>
             </w:r>
@@ -1400,7 +1419,7 @@
                 <w:rFonts w:asciiTheme="majorHAnsi" w:hAnsiTheme="majorHAnsi" w:cstheme="majorHAnsi"/>
                 <w:b/>
                 <w:bCs/>
-                <w:color w:val="000000" w:themeColor="text1"/>
+                <w:color w:val="EE0000"/>
               </w:rPr>
             </w:pPr>
             <w:r>
@@ -1408,7 +1427,7 @@
                 <w:rFonts w:asciiTheme="majorHAnsi" w:hAnsiTheme="majorHAnsi" w:cstheme="majorHAnsi"/>
                 <w:b/>
                 <w:bCs/>
-                <w:color w:val="000000" w:themeColor="text1"/>
+                <w:color w:val="EE0000"/>
               </w:rPr>
               <w:t>Vận dụng</w:t>
             </w:r>
@@ -1425,7 +1444,7 @@
                 <w:rFonts w:asciiTheme="majorHAnsi" w:hAnsiTheme="majorHAnsi" w:cstheme="majorHAnsi"/>
                 <w:b/>
                 <w:bCs/>
-                <w:color w:val="000000" w:themeColor="text1"/>
+                <w:color w:val="EE0000"/>
               </w:rPr>
             </w:pPr>
             <w:r>
@@ -1433,7 +1452,7 @@
                 <w:rFonts w:asciiTheme="majorHAnsi" w:hAnsiTheme="majorHAnsi" w:cstheme="majorHAnsi"/>
                 <w:b/>
                 <w:bCs/>
-                <w:color w:val="000000" w:themeColor="text1"/>
+                <w:color w:val="EE0000"/>
               </w:rPr>
               <w:t>Biết</w:t>
             </w:r>
@@ -1450,7 +1469,7 @@
                 <w:rFonts w:asciiTheme="majorHAnsi" w:hAnsiTheme="majorHAnsi" w:cstheme="majorHAnsi"/>
                 <w:b/>
                 <w:bCs/>
-                <w:color w:val="000000" w:themeColor="text1"/>
+                <w:color w:val="EE0000"/>
               </w:rPr>
             </w:pPr>
             <w:r>
@@ -1458,7 +1477,7 @@
                 <w:rFonts w:asciiTheme="majorHAnsi" w:hAnsiTheme="majorHAnsi" w:cstheme="majorHAnsi"/>
                 <w:b/>
                 <w:bCs/>
-                <w:color w:val="000000" w:themeColor="text1"/>
+                <w:color w:val="EE0000"/>
               </w:rPr>
               <w:t>Hiểu</w:t>
             </w:r>
@@ -1475,7 +1494,7 @@
                 <w:rFonts w:asciiTheme="majorHAnsi" w:hAnsiTheme="majorHAnsi" w:cstheme="majorHAnsi"/>
                 <w:b/>
                 <w:bCs/>
-                <w:color w:val="000000" w:themeColor="text1"/>
+                <w:color w:val="EE0000"/>
               </w:rPr>
             </w:pPr>
             <w:r>
@@ -1483,7 +1502,7 @@
                 <w:rFonts w:asciiTheme="majorHAnsi" w:hAnsiTheme="majorHAnsi" w:cstheme="majorHAnsi"/>
                 <w:b/>
                 <w:bCs/>
-                <w:color w:val="000000" w:themeColor="text1"/>
+                <w:color w:val="EE0000"/>
               </w:rPr>
               <w:t>Vận dụng</w:t>
             </w:r>
@@ -1543,15 +1562,31 @@
               <w:jc w:val="center"/>
               <w:rPr>
                 <w:rFonts w:asciiTheme="majorHAnsi" w:hAnsiTheme="majorHAnsi" w:cstheme="majorHAnsi"/>
-                <w:color w:val="000000" w:themeColor="text1"/>
-              </w:rPr>
-            </w:pPr>
-            <w:r>
-              <w:rPr>
-                <w:rFonts w:asciiTheme="majorHAnsi" w:hAnsiTheme="majorHAnsi" w:cstheme="majorHAnsi"/>
-                <w:color w:val="000000" w:themeColor="text1"/>
-              </w:rPr>
-              <w:t>Chủ đề 1</w:t>
+                <w:color w:val="EE0000"/>
+                <w:lang w:val="vi-VN"/>
+              </w:rPr>
+            </w:pPr>
+            <w:r>
+              <w:rPr>
+                <w:rFonts w:asciiTheme="majorHAnsi" w:hAnsiTheme="majorHAnsi" w:cstheme="majorHAnsi"/>
+                <w:color w:val="EE0000"/>
+              </w:rPr>
+              <w:t xml:space="preserve">Chủ </w:t>
+            </w:r>
+            <w:r>
+              <w:rPr>
+                <w:rFonts w:asciiTheme="majorHAnsi" w:hAnsiTheme="majorHAnsi" w:cstheme="majorHAnsi"/>
+                <w:color w:val="EE0000"/>
+              </w:rPr>
+              <w:t>đề</w:t>
+            </w:r>
+            <w:r>
+              <w:rPr>
+                <w:rFonts w:asciiTheme="majorHAnsi" w:hAnsiTheme="majorHAnsi" w:cstheme="majorHAnsi"/>
+                <w:color w:val="EE0000"/>
+                <w:lang w:val="vi-VN"/>
+              </w:rPr>
+              <w:t xml:space="preserve"> 1</w:t>
             </w:r>
           </w:p>
           <w:p>
@@ -1647,7 +1682,7 @@
             <w:r>
               <w:rPr>
                 <w:rFonts w:eastAsia="Calibri" w:cs="Times New Roman"/>
-                <w:color w:val="C00000"/>
+                <w:color w:val="000000" w:themeColor="text1"/>
                 <w:kern w:val="2"/>
                 <w14:ligatures w14:val="standardContextual"/>
               </w:rPr>
@@ -1722,7 +1757,7 @@
             <w:r>
               <w:rPr>
                 <w:rFonts w:eastAsia="Calibri" w:cs="Times New Roman"/>
-                <w:color w:val="C00000"/>
+                <w:color w:val="000000" w:themeColor="text1"/>
                 <w:kern w:val="2"/>
                 <w14:ligatures w14:val="standardContextual"/>
               </w:rPr>
@@ -1752,7 +1787,7 @@
             <w:r>
               <w:rPr>
                 <w:rFonts w:eastAsia="Calibri" w:cs="Times New Roman"/>
-                <w:color w:val="C00000"/>
+                <w:color w:val="000000" w:themeColor="text1"/>
                 <w:kern w:val="2"/>
                 <w:lang w:val="vi-VN"/>
                 <w14:ligatures w14:val="standardContextual"/>
@@ -1908,7 +1943,7 @@
               <w:jc w:val="center"/>
               <w:rPr>
                 <w:rFonts w:asciiTheme="majorHAnsi" w:hAnsiTheme="majorHAnsi" w:cstheme="majorHAnsi"/>
-                <w:color w:val="FF0000"/>
+                <w:color w:val="000000" w:themeColor="text1"/>
               </w:rPr>
             </w:pPr>
           </w:p>
@@ -2023,7 +2058,7 @@
             <w:r>
               <w:rPr>
                 <w:rFonts w:eastAsia="Calibri" w:cs="Times New Roman"/>
-                <w:color w:val="C00000"/>
+                <w:color w:val="000000" w:themeColor="text1"/>
                 <w:kern w:val="2"/>
                 <w14:ligatures w14:val="standardContextual"/>
               </w:rPr>
@@ -2186,7 +2221,7 @@
             <w:r>
               <w:rPr>
                 <w:rFonts w:eastAsia="Calibri" w:cs="Times New Roman"/>
-                <w:color w:val="C00000"/>
+                <w:color w:val="000000" w:themeColor="text1"/>
                 <w:kern w:val="2"/>
                 <w14:ligatures w14:val="standardContextual"/>
               </w:rPr>
@@ -2275,13 +2310,13 @@
               <w:jc w:val="center"/>
               <w:rPr>
                 <w:rFonts w:asciiTheme="majorHAnsi" w:hAnsiTheme="majorHAnsi" w:cstheme="majorHAnsi"/>
-                <w:color w:val="FF0000"/>
+                <w:color w:val="000000" w:themeColor="text1"/>
               </w:rPr>
             </w:pPr>
             <w:r>
               <w:rPr>
                 <w:rFonts w:eastAsia="Calibri" w:cs="Times New Roman"/>
-                <w:color w:val="FF0000"/>
+                <w:color w:val="000000" w:themeColor="text1"/>
                 <w:kern w:val="2"/>
                 <w14:ligatures w14:val="standardContextual"/>
               </w:rPr>
@@ -2398,7 +2433,7 @@
             <w:r>
               <w:rPr>
                 <w:rFonts w:eastAsia="Calibri" w:cs="Times New Roman"/>
-                <w:color w:val="C00000"/>
+                <w:color w:val="000000" w:themeColor="text1"/>
                 <w:kern w:val="2"/>
                 <w14:ligatures w14:val="standardContextual"/>
               </w:rPr>
@@ -2642,7 +2677,7 @@
               <w:jc w:val="center"/>
               <w:rPr>
                 <w:rFonts w:asciiTheme="majorHAnsi" w:hAnsiTheme="majorHAnsi" w:cstheme="majorHAnsi"/>
-                <w:color w:val="FF0000"/>
+                <w:color w:val="000000" w:themeColor="text1"/>
               </w:rPr>
             </w:pPr>
           </w:p>
@@ -2756,7 +2791,7 @@
             <w:r>
               <w:rPr>
                 <w:rFonts w:eastAsia="Calibri" w:cs="Times New Roman"/>
-                <w:color w:val="C00000"/>
+                <w:color w:val="000000" w:themeColor="text1"/>
                 <w:kern w:val="2"/>
                 <w14:ligatures w14:val="standardContextual"/>
               </w:rPr>
@@ -2831,7 +2866,7 @@
             <w:r>
               <w:rPr>
                 <w:rFonts w:eastAsia="Calibri" w:cs="Times New Roman"/>
-                <w:color w:val="C00000"/>
+                <w:color w:val="000000" w:themeColor="text1"/>
                 <w:kern w:val="2"/>
                 <w14:ligatures w14:val="standardContextual"/>
               </w:rPr>
@@ -2878,13 +2913,13 @@
               <w:jc w:val="center"/>
               <w:rPr>
                 <w:rFonts w:asciiTheme="majorHAnsi" w:hAnsiTheme="majorHAnsi" w:cstheme="majorHAnsi"/>
-                <w:color w:val="FF0000"/>
+                <w:color w:val="000000" w:themeColor="text1"/>
               </w:rPr>
             </w:pPr>
             <w:r>
               <w:rPr>
                 <w:rFonts w:eastAsia="Calibri" w:cs="Times New Roman"/>
-                <w:color w:val="FF0000"/>
+                <w:color w:val="000000" w:themeColor="text1"/>
                 <w:kern w:val="2"/>
                 <w:lang w:val="vi-VN"/>
                 <w14:ligatures w14:val="standardContextual"/>
@@ -2910,7 +2945,7 @@
               <w:jc w:val="center"/>
               <w:rPr>
                 <w:rFonts w:asciiTheme="majorHAnsi" w:hAnsiTheme="majorHAnsi" w:cstheme="majorHAnsi"/>
-                <w:color w:val="FF0000"/>
+                <w:color w:val="000000" w:themeColor="text1"/>
               </w:rPr>
             </w:pPr>
           </w:p>
@@ -2932,7 +2967,7 @@
               <w:jc w:val="center"/>
               <w:rPr>
                 <w:rFonts w:asciiTheme="majorHAnsi" w:hAnsiTheme="majorHAnsi" w:cstheme="majorHAnsi"/>
-                <w:color w:val="FF0000"/>
+                <w:color w:val="000000" w:themeColor="text1"/>
               </w:rPr>
             </w:pPr>
           </w:p>
@@ -2954,7 +2989,7 @@
               <w:jc w:val="center"/>
               <w:rPr>
                 <w:rFonts w:asciiTheme="majorHAnsi" w:hAnsiTheme="majorHAnsi" w:cstheme="majorHAnsi"/>
-                <w:color w:val="FF0000"/>
+                <w:color w:val="000000" w:themeColor="text1"/>
               </w:rPr>
             </w:pPr>
           </w:p>
@@ -2975,7 +3010,7 @@
               <w:jc w:val="center"/>
               <w:rPr>
                 <w:rFonts w:asciiTheme="majorHAnsi" w:hAnsiTheme="majorHAnsi" w:cstheme="majorHAnsi"/>
-                <w:color w:val="FF0000"/>
+                <w:color w:val="000000" w:themeColor="text1"/>
               </w:rPr>
             </w:pPr>
           </w:p>
@@ -2996,13 +3031,13 @@
               <w:jc w:val="center"/>
               <w:rPr>
                 <w:rFonts w:asciiTheme="majorHAnsi" w:hAnsiTheme="majorHAnsi" w:cstheme="majorHAnsi"/>
-                <w:color w:val="FF0000"/>
+                <w:color w:val="000000" w:themeColor="text1"/>
               </w:rPr>
             </w:pPr>
             <w:r>
               <w:rPr>
                 <w:rFonts w:eastAsia="Calibri" w:cs="Times New Roman"/>
-                <w:color w:val="FF0000"/>
+                <w:color w:val="000000" w:themeColor="text1"/>
                 <w:kern w:val="2"/>
                 <w:lang w:val="vi-VN"/>
                 <w14:ligatures w14:val="standardContextual"/>
@@ -3028,7 +3063,7 @@
               <w:jc w:val="center"/>
               <w:rPr>
                 <w:rFonts w:asciiTheme="majorHAnsi" w:hAnsiTheme="majorHAnsi" w:cstheme="majorHAnsi"/>
-                <w:color w:val="FF0000"/>
+                <w:color w:val="000000" w:themeColor="text1"/>
               </w:rPr>
             </w:pPr>
           </w:p>
@@ -3091,15 +3126,31 @@
               <w:jc w:val="center"/>
               <w:rPr>
                 <w:rFonts w:asciiTheme="majorHAnsi" w:hAnsiTheme="majorHAnsi" w:cstheme="majorHAnsi"/>
-                <w:color w:val="000000" w:themeColor="text1"/>
-              </w:rPr>
-            </w:pPr>
-            <w:r>
-              <w:rPr>
-                <w:rFonts w:asciiTheme="majorHAnsi" w:hAnsiTheme="majorHAnsi" w:cstheme="majorHAnsi"/>
-                <w:color w:val="000000" w:themeColor="text1"/>
-              </w:rPr>
-              <w:t>Chủ đề 2</w:t>
+                <w:color w:val="EE0000"/>
+                <w:lang w:val="vi-VN"/>
+              </w:rPr>
+            </w:pPr>
+            <w:r>
+              <w:rPr>
+                <w:rFonts w:asciiTheme="majorHAnsi" w:hAnsiTheme="majorHAnsi" w:cstheme="majorHAnsi"/>
+                <w:color w:val="EE0000"/>
+              </w:rPr>
+              <w:t xml:space="preserve">Chủ </w:t>
+            </w:r>
+            <w:r>
+              <w:rPr>
+                <w:rFonts w:asciiTheme="majorHAnsi" w:hAnsiTheme="majorHAnsi" w:cstheme="majorHAnsi"/>
+                <w:color w:val="EE0000"/>
+              </w:rPr>
+              <w:t>đề</w:t>
+            </w:r>
+            <w:r>
+              <w:rPr>
+                <w:rFonts w:asciiTheme="majorHAnsi" w:hAnsiTheme="majorHAnsi" w:cstheme="majorHAnsi"/>
+                <w:color w:val="EE0000"/>
+                <w:lang w:val="vi-VN"/>
+              </w:rPr>
+              <w:t xml:space="preserve"> 2</w:t>
             </w:r>
           </w:p>
           <w:p>
@@ -3206,7 +3257,7 @@
             <w:r>
               <w:rPr>
                 <w:rFonts w:eastAsia="Calibri" w:cs="Times New Roman"/>
-                <w:color w:val="0000FF"/>
+                <w:color w:val="000000" w:themeColor="text1"/>
                 <w:kern w:val="2"/>
                 <w14:ligatures w14:val="standardContextual"/>
               </w:rPr>
@@ -3237,7 +3288,7 @@
             <w:r>
               <w:rPr>
                 <w:rFonts w:eastAsia="Calibri" w:cs="Times New Roman"/>
-                <w:color w:val="0000FF"/>
+                <w:color w:val="000000" w:themeColor="text1"/>
                 <w:kern w:val="2"/>
                 <w14:ligatures w14:val="standardContextual"/>
               </w:rPr>
@@ -3290,7 +3341,7 @@
             <w:r>
               <w:rPr>
                 <w:rFonts w:eastAsia="Calibri" w:cs="Times New Roman"/>
-                <w:color w:val="0000FF"/>
+                <w:color w:val="000000" w:themeColor="text1"/>
                 <w:kern w:val="2"/>
                 <w:lang w:val="vi-VN"/>
                 <w14:ligatures w14:val="standardContextual"/>
@@ -3344,7 +3395,7 @@
             <w:r>
               <w:rPr>
                 <w:rFonts w:eastAsia="Calibri" w:cs="Times New Roman"/>
-                <w:color w:val="0000FF"/>
+                <w:color w:val="000000" w:themeColor="text1"/>
                 <w:kern w:val="2"/>
                 <w14:ligatures w14:val="standardContextual"/>
               </w:rPr>
@@ -3463,7 +3514,7 @@
               <w:jc w:val="center"/>
               <w:rPr>
                 <w:rFonts w:asciiTheme="majorHAnsi" w:hAnsiTheme="majorHAnsi" w:cstheme="majorHAnsi"/>
-                <w:color w:val="0070C0"/>
+                <w:color w:val="000000" w:themeColor="text1"/>
               </w:rPr>
             </w:pPr>
           </w:p>
@@ -3485,13 +3536,13 @@
               <w:jc w:val="center"/>
               <w:rPr>
                 <w:rFonts w:asciiTheme="majorHAnsi" w:hAnsiTheme="majorHAnsi" w:cstheme="majorHAnsi"/>
-                <w:color w:val="0070C0"/>
+                <w:color w:val="000000" w:themeColor="text1"/>
               </w:rPr>
             </w:pPr>
             <w:r>
               <w:rPr>
                 <w:rFonts w:eastAsia="Calibri" w:cs="Times New Roman"/>
-                <w:color w:val="0070C0"/>
+                <w:color w:val="000000" w:themeColor="text1"/>
                 <w:kern w:val="2"/>
                 <w14:ligatures w14:val="standardContextual"/>
               </w:rPr>
@@ -3616,7 +3667,7 @@
             <w:r>
               <w:rPr>
                 <w:rFonts w:eastAsia="Calibri" w:cs="Times New Roman"/>
-                <w:color w:val="0000FF"/>
+                <w:color w:val="000000" w:themeColor="text1"/>
                 <w:kern w:val="2"/>
                 <w14:ligatures w14:val="standardContextual"/>
               </w:rPr>
@@ -3647,7 +3698,7 @@
             <w:r>
               <w:rPr>
                 <w:rFonts w:eastAsia="Calibri" w:cs="Times New Roman"/>
-                <w:color w:val="0000FF"/>
+                <w:color w:val="000000" w:themeColor="text1"/>
                 <w:kern w:val="2"/>
                 <w14:ligatures w14:val="standardContextual"/>
               </w:rPr>
@@ -3700,7 +3751,7 @@
             <w:r>
               <w:rPr>
                 <w:rFonts w:eastAsia="Calibri" w:cs="Times New Roman"/>
-                <w:color w:val="0000FF"/>
+                <w:color w:val="000000" w:themeColor="text1"/>
                 <w:kern w:val="2"/>
                 <w14:ligatures w14:val="standardContextual"/>
               </w:rPr>
@@ -3731,7 +3782,7 @@
             <w:r>
               <w:rPr>
                 <w:rFonts w:eastAsia="Calibri" w:cs="Times New Roman"/>
-                <w:color w:val="0000FF"/>
+                <w:color w:val="000000" w:themeColor="text1"/>
                 <w:kern w:val="2"/>
                 <w14:ligatures w14:val="standardContextual"/>
               </w:rPr>
@@ -3806,7 +3857,7 @@
             <w:r>
               <w:rPr>
                 <w:rFonts w:eastAsia="Calibri" w:cs="Times New Roman"/>
-                <w:color w:val="0000FF"/>
+                <w:color w:val="000000" w:themeColor="text1"/>
                 <w:kern w:val="2"/>
                 <w14:ligatures w14:val="standardContextual"/>
               </w:rPr>
@@ -3874,13 +3925,13 @@
               <w:jc w:val="center"/>
               <w:rPr>
                 <w:rFonts w:asciiTheme="majorHAnsi" w:hAnsiTheme="majorHAnsi" w:cstheme="majorHAnsi"/>
-                <w:color w:val="0070C0"/>
+                <w:color w:val="000000" w:themeColor="text1"/>
               </w:rPr>
             </w:pPr>
             <w:r>
               <w:rPr>
                 <w:rFonts w:eastAsia="Calibri" w:cs="Times New Roman"/>
-                <w:color w:val="0070C0"/>
+                <w:color w:val="000000" w:themeColor="text1"/>
                 <w:kern w:val="2"/>
                 <w14:ligatures w14:val="standardContextual"/>
               </w:rPr>
@@ -3905,7 +3956,7 @@
               <w:jc w:val="center"/>
               <w:rPr>
                 <w:rFonts w:asciiTheme="majorHAnsi" w:hAnsiTheme="majorHAnsi" w:cstheme="majorHAnsi"/>
-                <w:color w:val="0070C0"/>
+                <w:color w:val="000000" w:themeColor="text1"/>
               </w:rPr>
             </w:pPr>
           </w:p>
@@ -3949,7 +4000,7 @@
                 <w:rFonts w:asciiTheme="majorHAnsi" w:hAnsiTheme="majorHAnsi" w:cstheme="majorHAnsi"/>
                 <w:b/>
                 <w:bCs/>
-                <w:color w:val="000000" w:themeColor="text1"/>
+                <w:color w:val="EE0000"/>
                 <w:lang w:val="vi-VN"/>
               </w:rPr>
             </w:pPr>
@@ -3958,7 +4009,7 @@
                 <w:rFonts w:asciiTheme="majorHAnsi" w:hAnsiTheme="majorHAnsi" w:cstheme="majorHAnsi"/>
                 <w:b/>
                 <w:bCs/>
-                <w:color w:val="000000" w:themeColor="text1"/>
+                <w:color w:val="EE0000"/>
                 <w:lang w:val="vi-VN"/>
               </w:rPr>
               <w:t>Tổng số câu/lệnh hỏi</w:t>
@@ -4361,7 +4412,7 @@
                 <w:rFonts w:asciiTheme="majorHAnsi" w:hAnsiTheme="majorHAnsi" w:cstheme="majorHAnsi"/>
                 <w:b/>
                 <w:bCs/>
-                <w:color w:val="000000" w:themeColor="text1"/>
+                <w:color w:val="EE0000"/>
               </w:rPr>
             </w:pPr>
             <w:r>
@@ -4369,7 +4420,7 @@
                 <w:rFonts w:asciiTheme="majorHAnsi" w:hAnsiTheme="majorHAnsi" w:cstheme="majorHAnsi"/>
                 <w:b/>
                 <w:bCs/>
-                <w:color w:val="000000" w:themeColor="text1"/>
+                <w:color w:val="EE0000"/>
               </w:rPr>
               <w:t>Tổng số điểm</w:t>
             </w:r>
@@ -4498,7 +4549,7 @@
                 <w:rFonts w:asciiTheme="majorHAnsi" w:hAnsiTheme="majorHAnsi" w:cstheme="majorHAnsi"/>
                 <w:b/>
                 <w:bCs/>
-                <w:color w:val="000000" w:themeColor="text1"/>
+                <w:color w:val="EE0000"/>
               </w:rPr>
             </w:pPr>
             <w:r>
@@ -4506,7 +4557,7 @@
                 <w:rFonts w:asciiTheme="majorHAnsi" w:hAnsiTheme="majorHAnsi" w:cstheme="majorHAnsi"/>
                 <w:b/>
                 <w:bCs/>
-                <w:color w:val="000000" w:themeColor="text1"/>
+                <w:color w:val="EE0000"/>
               </w:rPr>
               <w:t>Tỷ lệ %</w:t>
             </w:r>
@@ -4874,11 +4925,126 @@
       </w:pPr>
     </w:lvl>
   </w:abstractNum>
+  <w:abstractNum w:abstractNumId="2" w15:restartNumberingAfterBreak="0">
+    <w:nsid w:val="71EB035E"/>
+    <w:multiLevelType w:val="hybridMultilevel"/>
+    <w:tmpl w:val="E0281A74"/>
+    <w:lvl w:ilvl="0" w:tplc="BD3888CE">
+      <w:numFmt w:val="bullet"/>
+      <w:lvlText w:val=""/>
+      <w:lvlJc w:val="left"/>
+      <w:pPr>
+        <w:ind w:left="644" w:hanging="360"/>
+      </w:pPr>
+      <w:rPr>
+        <w:rFonts w:ascii="Symbol" w:eastAsiaTheme="minorHAnsi" w:hAnsi="Symbol" w:cstheme="majorHAnsi" w:hint="default"/>
+      </w:rPr>
+    </w:lvl>
+    <w:lvl w:ilvl="1" w:tplc="042A0003" w:tentative="1">
+      <w:start w:val="1"/>
+      <w:numFmt w:val="bullet"/>
+      <w:lvlText w:val="o"/>
+      <w:lvlJc w:val="left"/>
+      <w:pPr>
+        <w:ind w:left="1364" w:hanging="360"/>
+      </w:pPr>
+      <w:rPr>
+        <w:rFonts w:ascii="Courier New" w:hAnsi="Courier New" w:cs="Courier New" w:hint="default"/>
+      </w:rPr>
+    </w:lvl>
+    <w:lvl w:ilvl="2" w:tplc="042A0005" w:tentative="1">
+      <w:start w:val="1"/>
+      <w:numFmt w:val="bullet"/>
+      <w:lvlText w:val=""/>
+      <w:lvlJc w:val="left"/>
+      <w:pPr>
+        <w:ind w:left="2084" w:hanging="360"/>
+      </w:pPr>
+      <w:rPr>
+        <w:rFonts w:ascii="Wingdings" w:hAnsi="Wingdings" w:hint="default"/>
+      </w:rPr>
+    </w:lvl>
+    <w:lvl w:ilvl="3" w:tplc="042A0001" w:tentative="1">
+      <w:start w:val="1"/>
+      <w:numFmt w:val="bullet"/>
+      <w:lvlText w:val=""/>
+      <w:lvlJc w:val="left"/>
+      <w:pPr>
+        <w:ind w:left="2804" w:hanging="360"/>
+      </w:pPr>
+      <w:rPr>
+        <w:rFonts w:ascii="Symbol" w:hAnsi="Symbol" w:hint="default"/>
+      </w:rPr>
+    </w:lvl>
+    <w:lvl w:ilvl="4" w:tplc="042A0003" w:tentative="1">
+      <w:start w:val="1"/>
+      <w:numFmt w:val="bullet"/>
+      <w:lvlText w:val="o"/>
+      <w:lvlJc w:val="left"/>
+      <w:pPr>
+        <w:ind w:left="3524" w:hanging="360"/>
+      </w:pPr>
+      <w:rPr>
+        <w:rFonts w:ascii="Courier New" w:hAnsi="Courier New" w:cs="Courier New" w:hint="default"/>
+      </w:rPr>
+    </w:lvl>
+    <w:lvl w:ilvl="5" w:tplc="042A0005" w:tentative="1">
+      <w:start w:val="1"/>
+      <w:numFmt w:val="bullet"/>
+      <w:lvlText w:val=""/>
+      <w:lvlJc w:val="left"/>
+      <w:pPr>
+        <w:ind w:left="4244" w:hanging="360"/>
+      </w:pPr>
+      <w:rPr>
+        <w:rFonts w:ascii="Wingdings" w:hAnsi="Wingdings" w:hint="default"/>
+      </w:rPr>
+    </w:lvl>
+    <w:lvl w:ilvl="6" w:tplc="042A0001" w:tentative="1">
+      <w:start w:val="1"/>
+      <w:numFmt w:val="bullet"/>
+      <w:lvlText w:val=""/>
+      <w:lvlJc w:val="left"/>
+      <w:pPr>
+        <w:ind w:left="4964" w:hanging="360"/>
+      </w:pPr>
+      <w:rPr>
+        <w:rFonts w:ascii="Symbol" w:hAnsi="Symbol" w:hint="default"/>
+      </w:rPr>
+    </w:lvl>
+    <w:lvl w:ilvl="7" w:tplc="042A0003" w:tentative="1">
+      <w:start w:val="1"/>
+      <w:numFmt w:val="bullet"/>
+      <w:lvlText w:val="o"/>
+      <w:lvlJc w:val="left"/>
+      <w:pPr>
+        <w:ind w:left="5684" w:hanging="360"/>
+      </w:pPr>
+      <w:rPr>
+        <w:rFonts w:ascii="Courier New" w:hAnsi="Courier New" w:cs="Courier New" w:hint="default"/>
+      </w:rPr>
+    </w:lvl>
+    <w:lvl w:ilvl="8" w:tplc="042A0005" w:tentative="1">
+      <w:start w:val="1"/>
+      <w:numFmt w:val="bullet"/>
+      <w:lvlText w:val=""/>
+      <w:lvlJc w:val="left"/>
+      <w:pPr>
+        <w:ind w:left="6404" w:hanging="360"/>
+      </w:pPr>
+      <w:rPr>
+        <w:rFonts w:ascii="Wingdings" w:hAnsi="Wingdings" w:hint="default"/>
+      </w:rPr>
+    </w:lvl>
+  </w:abstractNum>
   <w:num w:numId="1" w16cid:durableId="1136139012">
     <w:abstractNumId w:val="0"/>
   </w:num>
   <w:num w:numId="2" w16cid:durableId="1584410500">
     <w:abstractNumId w:val="1"/>
+  </w:num>
+  <w:num w:numId="3" w16cid:durableId="814640450">
+    <w:abstractNumId w:val="2"/>
   </w:num>
 </w:numbering>
 </file>
